--- a/Pharmacology I Exam 2/pharm-exam-2-indications.docx
+++ b/Pharmacology I Exam 2/pharm-exam-2-indications.docx
@@ -62,7 +62,7 @@
           <w:b w:val="0"/>
           <w:i w:val="0"/>
         </w:rPr>
-        <w:t>What each drug is FOR, and what you tell the patient. 205 entries across the Exam 2 lectures, each citing its slide. Indications and patient education are the two things students under-study most.</w:t>
+        <w:t>What each drug is FOR, and what you tell the patient. 244 entries across the Exam 2 lectures, each citing its slide. Indications and patient education are the two things students under-study most.</w:t>
       </w:r>
     </w:p>
     <w:p>
@@ -219,7 +219,7 @@
                 <w:b w:val="0"/>
                 <w:i w:val="0"/>
               </w:rPr>
-              <w:t xml:space="preserve"> or first-line for 8 indications here, and a stem that describes a patient is usually asking which drug the slide named for them.</w:t>
+              <w:t xml:space="preserve"> or first-line for 17 indications here, and a stem that describes a patient is usually asking which drug the slide named for them.</w:t>
             </w:r>
           </w:p>
         </w:tc>
@@ -35545,6 +35545,7009 @@
                 <w:sz w:val="18"/>
               </w:rPr>
               <w:t>slide 62</w:t>
+            </w:r>
+          </w:p>
+        </w:tc>
+      </w:tr>
+    </w:tbl>
+    <w:p>
+      <w:pPr>
+        <w:spacing w:after="80"/>
+      </w:pPr>
+    </w:p>
+    <w:p>
+      <w:pPr>
+        <w:pStyle w:val="Heading1"/>
+        <w:spacing w:before="280" w:after="100"/>
+      </w:pPr>
+      <w:r>
+        <w:rPr>
+          <w:rFonts w:ascii="Georgia" w:hAnsi="Georgia"/>
+          <w:color w:val="6B3524"/>
+        </w:rPr>
+        <w:t>Lecture 8 — Myocardial Ischemia Drug Therapy 39 entries</w:t>
+      </w:r>
+    </w:p>
+    <w:tbl>
+      <w:tblPr>
+        <w:tblStyle w:val="TableGrid"/>
+        <w:tblW w:type="auto" w:w="0"/>
+        <w:jc w:val="center"/>
+        <w:tblLook w:firstColumn="1" w:firstRow="1" w:lastColumn="0" w:lastRow="0" w:noHBand="0" w:noVBand="1" w:val="04A0"/>
+        <w:tblBorders>
+          <w:top w:val="single" w:sz="4" w:space="0" w:color="D8D2D4"/>
+          <w:left w:val="single" w:sz="4" w:space="0" w:color="D8D2D4"/>
+          <w:bottom w:val="single" w:sz="4" w:space="0" w:color="D8D2D4"/>
+          <w:right w:val="single" w:sz="4" w:space="0" w:color="D8D2D4"/>
+          <w:insideH w:val="single" w:sz="4" w:space="0" w:color="D8D2D4"/>
+          <w:insideV w:val="single" w:sz="4" w:space="0" w:color="D8D2D4"/>
+        </w:tblBorders>
+      </w:tblPr>
+      <w:tblGrid>
+        <w:gridCol w:w="2909"/>
+        <w:gridCol w:w="2909"/>
+        <w:gridCol w:w="2909"/>
+        <w:gridCol w:w="2909"/>
+        <w:gridCol w:w="2909"/>
+      </w:tblGrid>
+      <w:tr>
+        <w:tc>
+          <w:tcPr>
+            <w:tcW w:type="dxa" w:w="2909"/>
+            <w:shd w:val="clear" w:color="auto" w:fill="6B3524"/>
+          </w:tcPr>
+          <w:p>
+            <w:pPr>
+              <w:spacing w:after="40"/>
+            </w:pPr>
+            <w:r>
+              <w:rPr>
+                <w:b/>
+                <w:color w:val="FFFFFF"/>
+                <w:sz w:val="18"/>
+              </w:rPr>
+            </w:r>
+            <w:r>
+              <w:rPr>
+                <w:b/>
+                <w:i w:val="0"/>
+                <w:color w:val="FFFFFF"/>
+                <w:sz w:val="18"/>
+              </w:rPr>
+              <w:t>Drug or class</w:t>
+            </w:r>
+          </w:p>
+        </w:tc>
+        <w:tc>
+          <w:tcPr>
+            <w:tcW w:type="dxa" w:w="2909"/>
+            <w:shd w:val="clear" w:color="auto" w:fill="6B3524"/>
+          </w:tcPr>
+          <w:p>
+            <w:pPr>
+              <w:spacing w:after="40"/>
+            </w:pPr>
+            <w:r>
+              <w:rPr>
+                <w:b/>
+                <w:color w:val="FFFFFF"/>
+                <w:sz w:val="18"/>
+              </w:rPr>
+            </w:r>
+            <w:r>
+              <w:rPr>
+                <w:b/>
+                <w:i w:val="0"/>
+                <w:color w:val="FFFFFF"/>
+                <w:sz w:val="18"/>
+              </w:rPr>
+              <w:t>Tier</w:t>
+            </w:r>
+          </w:p>
+        </w:tc>
+        <w:tc>
+          <w:tcPr>
+            <w:tcW w:type="dxa" w:w="2909"/>
+            <w:shd w:val="clear" w:color="auto" w:fill="6B3524"/>
+          </w:tcPr>
+          <w:p>
+            <w:pPr>
+              <w:spacing w:after="40"/>
+            </w:pPr>
+            <w:r>
+              <w:rPr>
+                <w:b/>
+                <w:color w:val="FFFFFF"/>
+                <w:sz w:val="18"/>
+              </w:rPr>
+            </w:r>
+            <w:r>
+              <w:rPr>
+                <w:b/>
+                <w:i w:val="0"/>
+                <w:color w:val="FFFFFF"/>
+                <w:sz w:val="18"/>
+              </w:rPr>
+              <w:t>Indications</w:t>
+            </w:r>
+          </w:p>
+        </w:tc>
+        <w:tc>
+          <w:tcPr>
+            <w:tcW w:type="dxa" w:w="2909"/>
+            <w:shd w:val="clear" w:color="auto" w:fill="6B3524"/>
+          </w:tcPr>
+          <w:p>
+            <w:pPr>
+              <w:spacing w:after="40"/>
+            </w:pPr>
+            <w:r>
+              <w:rPr>
+                <w:b/>
+                <w:color w:val="FFFFFF"/>
+                <w:sz w:val="18"/>
+              </w:rPr>
+            </w:r>
+            <w:r>
+              <w:rPr>
+                <w:b/>
+                <w:i w:val="0"/>
+                <w:color w:val="FFFFFF"/>
+                <w:sz w:val="18"/>
+              </w:rPr>
+              <w:t>Patient education &amp; practical notes</w:t>
+            </w:r>
+          </w:p>
+        </w:tc>
+        <w:tc>
+          <w:tcPr>
+            <w:tcW w:type="dxa" w:w="2909"/>
+            <w:shd w:val="clear" w:color="auto" w:fill="6B3524"/>
+          </w:tcPr>
+          <w:p>
+            <w:pPr>
+              <w:spacing w:after="40"/>
+            </w:pPr>
+            <w:r>
+              <w:rPr>
+                <w:b/>
+                <w:color w:val="FFFFFF"/>
+                <w:sz w:val="18"/>
+              </w:rPr>
+            </w:r>
+            <w:r>
+              <w:rPr>
+                <w:b/>
+                <w:i w:val="0"/>
+                <w:color w:val="FFFFFF"/>
+                <w:sz w:val="18"/>
+              </w:rPr>
+              <w:t>Source</w:t>
+            </w:r>
+          </w:p>
+        </w:tc>
+      </w:tr>
+      <w:tr>
+        <w:tc>
+          <w:tcPr>
+            <w:tcW w:type="dxa" w:w="14545"/>
+            <w:gridSpan w:val="5"/>
+          </w:tcPr>
+          <w:p>
+            <w:pPr>
+              <w:spacing w:after="40"/>
+            </w:pPr>
+            <w:r/>
+          </w:p>
+        </w:tc>
+      </w:tr>
+      <w:tr>
+        <w:tc>
+          <w:tcPr>
+            <w:tcW w:type="dxa" w:w="2909"/>
+          </w:tcPr>
+          <w:p>
+            <w:pPr>
+              <w:spacing w:after="40"/>
+            </w:pPr>
+            <w:r>
+              <w:rPr>
+                <w:sz w:val="18"/>
+              </w:rPr>
+            </w:r>
+            <w:r>
+              <w:rPr>
+                <w:b w:val="0"/>
+                <w:i w:val="0"/>
+                <w:sz w:val="18"/>
+              </w:rPr>
+              <w:t>Ischemic heart disease and angina</w:t>
+            </w:r>
+            <w:r>
+              <w:rPr>
+                <w:sz w:val="18"/>
+              </w:rPr>
+              <w:br/>
+            </w:r>
+            <w:r>
+              <w:rPr>
+                <w:b w:val="0"/>
+                <w:i w:val="0"/>
+                <w:sz w:val="18"/>
+              </w:rPr>
+              <w:t>definitions</w:t>
+            </w:r>
+          </w:p>
+        </w:tc>
+        <w:tc>
+          <w:tcPr>
+            <w:tcW w:type="dxa" w:w="2909"/>
+          </w:tcPr>
+          <w:p>
+            <w:pPr>
+              <w:spacing w:after="40"/>
+            </w:pPr>
+            <w:r>
+              <w:rPr>
+                <w:sz w:val="18"/>
+              </w:rPr>
+            </w:r>
+            <w:r>
+              <w:rPr>
+                <w:b w:val="0"/>
+                <w:i w:val="0"/>
+                <w:sz w:val="18"/>
+              </w:rPr>
+              <w:t>Indication</w:t>
+            </w:r>
+          </w:p>
+        </w:tc>
+        <w:tc>
+          <w:tcPr>
+            <w:tcW w:type="dxa" w:w="2909"/>
+          </w:tcPr>
+          <w:p>
+            <w:pPr>
+              <w:spacing w:after="40"/>
+            </w:pPr>
+            <w:r>
+              <w:rPr>
+                <w:sz w:val="18"/>
+              </w:rPr>
+            </w:r>
+            <w:r>
+              <w:rPr>
+                <w:b/>
+                <w:i w:val="0"/>
+                <w:sz w:val="18"/>
+              </w:rPr>
+              <w:t>Ischemic heart disease</w:t>
+            </w:r>
+            <w:r>
+              <w:rPr>
+                <w:b w:val="0"/>
+                <w:i w:val="0"/>
+                <w:sz w:val="18"/>
+              </w:rPr>
+              <w:t xml:space="preserve"> is an imbalance between myocardial oxygen supply and demand (decreased blood flow to tissue, so too little oxygen). </w:t>
+            </w:r>
+            <w:r>
+              <w:rPr>
+                <w:b/>
+                <w:i w:val="0"/>
+                <w:sz w:val="18"/>
+              </w:rPr>
+              <w:t>Coronary heart disease</w:t>
+            </w:r>
+            <w:r>
+              <w:rPr>
+                <w:b w:val="0"/>
+                <w:i w:val="0"/>
+                <w:sz w:val="18"/>
+              </w:rPr>
+              <w:t xml:space="preserve"> is atherosclerotic narrowing of one or more coronary arteries. </w:t>
+            </w:r>
+            <w:r>
+              <w:rPr>
+                <w:b/>
+                <w:i w:val="0"/>
+                <w:sz w:val="18"/>
+              </w:rPr>
+              <w:t>Angina pectoris</w:t>
+            </w:r>
+            <w:r>
+              <w:rPr>
+                <w:b w:val="0"/>
+                <w:i w:val="0"/>
+                <w:sz w:val="18"/>
+              </w:rPr>
+              <w:t xml:space="preserve"> (chest pain) is the clinical manifestation of myocardial ischemia.</w:t>
+            </w:r>
+          </w:p>
+        </w:tc>
+        <w:tc>
+          <w:tcPr>
+            <w:tcW w:type="dxa" w:w="2909"/>
+          </w:tcPr>
+          <w:p>
+            <w:pPr>
+              <w:spacing w:after="40"/>
+            </w:pPr>
+            <w:r>
+              <w:rPr>
+                <w:sz w:val="18"/>
+              </w:rPr>
+            </w:r>
+            <w:r>
+              <w:rPr>
+                <w:b w:val="0"/>
+                <w:i w:val="0"/>
+                <w:sz w:val="18"/>
+              </w:rPr>
+              <w:t>Angina is the symptom; ischemia, supply falling short of demand, is the cause. Acute coronary syndrome (unstable angina, acute myocardial infarction, sudden cardiac death) is the dangerous end; chronic stable angina is the predictable one.</w:t>
+            </w:r>
+          </w:p>
+        </w:tc>
+        <w:tc>
+          <w:tcPr>
+            <w:tcW w:type="dxa" w:w="2909"/>
+          </w:tcPr>
+          <w:p>
+            <w:pPr>
+              <w:spacing w:after="40"/>
+            </w:pPr>
+            <w:r>
+              <w:rPr>
+                <w:sz w:val="18"/>
+              </w:rPr>
+            </w:r>
+            <w:r>
+              <w:rPr>
+                <w:b w:val="0"/>
+                <w:i w:val="0"/>
+                <w:sz w:val="18"/>
+              </w:rPr>
+              <w:t>L8</w:t>
+            </w:r>
+            <w:r>
+              <w:rPr>
+                <w:sz w:val="18"/>
+              </w:rPr>
+              <w:br/>
+            </w:r>
+            <w:r>
+              <w:rPr>
+                <w:b w:val="0"/>
+                <w:i w:val="0"/>
+                <w:sz w:val="18"/>
+              </w:rPr>
+              <w:t>slide 4</w:t>
+            </w:r>
+          </w:p>
+        </w:tc>
+      </w:tr>
+      <w:tr>
+        <w:tc>
+          <w:tcPr>
+            <w:tcW w:type="dxa" w:w="2909"/>
+          </w:tcPr>
+          <w:p>
+            <w:pPr>
+              <w:spacing w:after="40"/>
+            </w:pPr>
+            <w:r>
+              <w:rPr>
+                <w:sz w:val="18"/>
+              </w:rPr>
+            </w:r>
+            <w:r>
+              <w:rPr>
+                <w:b w:val="0"/>
+                <w:i w:val="0"/>
+                <w:sz w:val="18"/>
+              </w:rPr>
+              <w:t>Antianginal strategy</w:t>
+            </w:r>
+            <w:r>
+              <w:rPr>
+                <w:sz w:val="18"/>
+              </w:rPr>
+              <w:br/>
+            </w:r>
+            <w:r>
+              <w:rPr>
+                <w:b w:val="0"/>
+                <w:i w:val="0"/>
+                <w:sz w:val="18"/>
+              </w:rPr>
+              <w:t>what every drug is trying to do</w:t>
+            </w:r>
+          </w:p>
+        </w:tc>
+        <w:tc>
+          <w:tcPr>
+            <w:tcW w:type="dxa" w:w="2909"/>
+          </w:tcPr>
+          <w:p>
+            <w:pPr>
+              <w:spacing w:after="40"/>
+            </w:pPr>
+            <w:r>
+              <w:rPr>
+                <w:sz w:val="18"/>
+              </w:rPr>
+            </w:r>
+            <w:r>
+              <w:rPr>
+                <w:b w:val="0"/>
+                <w:i w:val="0"/>
+                <w:sz w:val="18"/>
+              </w:rPr>
+              <w:t>Indication</w:t>
+            </w:r>
+          </w:p>
+        </w:tc>
+        <w:tc>
+          <w:tcPr>
+            <w:tcW w:type="dxa" w:w="2909"/>
+          </w:tcPr>
+          <w:p>
+            <w:pPr>
+              <w:spacing w:after="40"/>
+            </w:pPr>
+            <w:r>
+              <w:rPr>
+                <w:sz w:val="18"/>
+              </w:rPr>
+            </w:r>
+            <w:r>
+              <w:rPr>
+                <w:b/>
+                <w:i w:val="0"/>
+                <w:sz w:val="18"/>
+              </w:rPr>
+              <w:t>Lower myocardial oxygen demand</w:t>
+            </w:r>
+            <w:r>
+              <w:rPr>
+                <w:b w:val="0"/>
+                <w:i w:val="0"/>
+                <w:sz w:val="18"/>
+              </w:rPr>
+              <w:t xml:space="preserve"> (lower heart rate, lower contractility, lower intramyocardial wall tension by reducing preload and afterload) and </w:t>
+            </w:r>
+            <w:r>
+              <w:rPr>
+                <w:b/>
+                <w:i w:val="0"/>
+                <w:sz w:val="18"/>
+              </w:rPr>
+              <w:t>raise oxygen supply</w:t>
+            </w:r>
+            <w:r>
+              <w:rPr>
+                <w:b w:val="0"/>
+                <w:i w:val="0"/>
+                <w:sz w:val="18"/>
+              </w:rPr>
+              <w:t xml:space="preserve"> (improve coronary blood flow). Also </w:t>
+            </w:r>
+            <w:r>
+              <w:rPr>
+                <w:b/>
+                <w:i w:val="0"/>
+                <w:sz w:val="18"/>
+              </w:rPr>
+              <w:t>stabilize atherosclerotic plaques</w:t>
+            </w:r>
+            <w:r>
+              <w:rPr>
+                <w:b w:val="0"/>
+                <w:i w:val="0"/>
+                <w:sz w:val="18"/>
+              </w:rPr>
+              <w:t xml:space="preserve"> to prevent acute coronary syndrome and modify reversible risk factors.</w:t>
+            </w:r>
+          </w:p>
+        </w:tc>
+        <w:tc>
+          <w:tcPr>
+            <w:tcW w:type="dxa" w:w="2909"/>
+          </w:tcPr>
+          <w:p>
+            <w:pPr>
+              <w:spacing w:after="40"/>
+            </w:pPr>
+            <w:r>
+              <w:rPr>
+                <w:sz w:val="18"/>
+              </w:rPr>
+            </w:r>
+            <w:r>
+              <w:rPr>
+                <w:b w:val="0"/>
+                <w:i w:val="0"/>
+                <w:sz w:val="18"/>
+              </w:rPr>
+              <w:t>Place every drug on this map: beta blockers lower demand only; calcium channel blockers and nitrates lower demand and help supply; statins, antiplatelets and angiotensin-converting enzyme inhibitors are the vasculoprotective group.</w:t>
+            </w:r>
+          </w:p>
+        </w:tc>
+        <w:tc>
+          <w:tcPr>
+            <w:tcW w:type="dxa" w:w="2909"/>
+          </w:tcPr>
+          <w:p>
+            <w:pPr>
+              <w:spacing w:after="40"/>
+            </w:pPr>
+            <w:r>
+              <w:rPr>
+                <w:sz w:val="18"/>
+              </w:rPr>
+            </w:r>
+            <w:r>
+              <w:rPr>
+                <w:b w:val="0"/>
+                <w:i w:val="0"/>
+                <w:sz w:val="18"/>
+              </w:rPr>
+              <w:t>L8</w:t>
+            </w:r>
+            <w:r>
+              <w:rPr>
+                <w:sz w:val="18"/>
+              </w:rPr>
+              <w:br/>
+            </w:r>
+            <w:r>
+              <w:rPr>
+                <w:b w:val="0"/>
+                <w:i w:val="0"/>
+                <w:sz w:val="18"/>
+              </w:rPr>
+              <w:t>slide 11</w:t>
+            </w:r>
+          </w:p>
+        </w:tc>
+      </w:tr>
+      <w:tr>
+        <w:tc>
+          <w:tcPr>
+            <w:tcW w:type="dxa" w:w="2909"/>
+          </w:tcPr>
+          <w:p>
+            <w:pPr>
+              <w:spacing w:after="40"/>
+            </w:pPr>
+            <w:r>
+              <w:rPr>
+                <w:sz w:val="18"/>
+              </w:rPr>
+            </w:r>
+            <w:r>
+              <w:rPr>
+                <w:b w:val="0"/>
+                <w:i w:val="0"/>
+                <w:sz w:val="18"/>
+              </w:rPr>
+              <w:t>Three treatment pillars</w:t>
+            </w:r>
+            <w:r>
+              <w:rPr>
+                <w:sz w:val="18"/>
+              </w:rPr>
+              <w:br/>
+            </w:r>
+            <w:r>
+              <w:rPr>
+                <w:b w:val="0"/>
+                <w:i w:val="0"/>
+                <w:sz w:val="18"/>
+              </w:rPr>
+              <w:t>revascularization, drugs, lifestyle</w:t>
+            </w:r>
+          </w:p>
+        </w:tc>
+        <w:tc>
+          <w:tcPr>
+            <w:tcW w:type="dxa" w:w="2909"/>
+          </w:tcPr>
+          <w:p>
+            <w:pPr>
+              <w:spacing w:after="40"/>
+            </w:pPr>
+            <w:r>
+              <w:rPr>
+                <w:sz w:val="18"/>
+              </w:rPr>
+            </w:r>
+            <w:r>
+              <w:rPr>
+                <w:b w:val="0"/>
+                <w:i w:val="0"/>
+                <w:sz w:val="18"/>
+              </w:rPr>
+              <w:t>Indication</w:t>
+            </w:r>
+          </w:p>
+        </w:tc>
+        <w:tc>
+          <w:tcPr>
+            <w:tcW w:type="dxa" w:w="2909"/>
+          </w:tcPr>
+          <w:p>
+            <w:pPr>
+              <w:spacing w:after="40"/>
+            </w:pPr>
+            <w:r>
+              <w:rPr>
+                <w:sz w:val="18"/>
+              </w:rPr>
+            </w:r>
+            <w:r>
+              <w:rPr>
+                <w:b/>
+                <w:i w:val="0"/>
+                <w:sz w:val="18"/>
+              </w:rPr>
+              <w:t>Revascularization</w:t>
+            </w:r>
+            <w:r>
+              <w:rPr>
+                <w:b w:val="0"/>
+                <w:i w:val="0"/>
+                <w:sz w:val="18"/>
+              </w:rPr>
+              <w:t xml:space="preserve"> (percutaneous coronary intervention, coronary artery bypass grafting); </w:t>
+            </w:r>
+            <w:r>
+              <w:rPr>
+                <w:b/>
+                <w:i w:val="0"/>
+                <w:sz w:val="18"/>
+              </w:rPr>
+              <w:t>pharmacotherapy</w:t>
+            </w:r>
+            <w:r>
+              <w:rPr>
+                <w:b w:val="0"/>
+                <w:i w:val="0"/>
+                <w:sz w:val="18"/>
+              </w:rPr>
+              <w:t xml:space="preserve">: antianginals (beta blockers, calcium channel blockers, nitrates) plus vasculoprotective drugs (antiplatelet, statins, angiotensin-converting enzyme inhibitors); </w:t>
+            </w:r>
+            <w:r>
+              <w:rPr>
+                <w:b/>
+                <w:i w:val="0"/>
+                <w:sz w:val="18"/>
+              </w:rPr>
+              <w:t>lifestyle</w:t>
+            </w:r>
+            <w:r>
+              <w:rPr>
+                <w:b w:val="0"/>
+                <w:i w:val="0"/>
+                <w:sz w:val="18"/>
+              </w:rPr>
+              <w:t xml:space="preserve"> change of modifiable risk factors.</w:t>
+            </w:r>
+          </w:p>
+        </w:tc>
+        <w:tc>
+          <w:tcPr>
+            <w:tcW w:type="dxa" w:w="2909"/>
+          </w:tcPr>
+          <w:p>
+            <w:pPr>
+              <w:spacing w:after="40"/>
+            </w:pPr>
+            <w:r>
+              <w:rPr>
+                <w:sz w:val="18"/>
+              </w:rPr>
+            </w:r>
+            <w:r>
+              <w:rPr>
+                <w:b w:val="0"/>
+                <w:i w:val="0"/>
+                <w:sz w:val="18"/>
+              </w:rPr>
+              <w:t>The antianginals are the symptom drugs; antiplatelets and lipid-lowering therapy are for every patient who can take them; angiotensin-converting enzyme inhibitors are for diabetes, left ventricular dysfunction or a prior infarction.</w:t>
+            </w:r>
+          </w:p>
+        </w:tc>
+        <w:tc>
+          <w:tcPr>
+            <w:tcW w:type="dxa" w:w="2909"/>
+          </w:tcPr>
+          <w:p>
+            <w:pPr>
+              <w:spacing w:after="40"/>
+            </w:pPr>
+            <w:r>
+              <w:rPr>
+                <w:sz w:val="18"/>
+              </w:rPr>
+            </w:r>
+            <w:r>
+              <w:rPr>
+                <w:b w:val="0"/>
+                <w:i w:val="0"/>
+                <w:sz w:val="18"/>
+              </w:rPr>
+              <w:t>L8</w:t>
+            </w:r>
+            <w:r>
+              <w:rPr>
+                <w:sz w:val="18"/>
+              </w:rPr>
+              <w:br/>
+            </w:r>
+            <w:r>
+              <w:rPr>
+                <w:b w:val="0"/>
+                <w:i w:val="0"/>
+                <w:sz w:val="18"/>
+              </w:rPr>
+              <w:t>slide 12</w:t>
+            </w:r>
+          </w:p>
+        </w:tc>
+      </w:tr>
+      <w:tr>
+        <w:tc>
+          <w:tcPr>
+            <w:tcW w:type="dxa" w:w="2909"/>
+          </w:tcPr>
+          <w:p>
+            <w:pPr>
+              <w:spacing w:after="40"/>
+            </w:pPr>
+            <w:r>
+              <w:rPr>
+                <w:sz w:val="18"/>
+              </w:rPr>
+            </w:r>
+            <w:r>
+              <w:rPr>
+                <w:b w:val="0"/>
+                <w:i w:val="0"/>
+                <w:sz w:val="18"/>
+              </w:rPr>
+              <w:t>Antianginal classes</w:t>
+            </w:r>
+            <w:r>
+              <w:rPr>
+                <w:sz w:val="18"/>
+              </w:rPr>
+              <w:br/>
+            </w:r>
+            <w:r>
+              <w:rPr>
+                <w:b w:val="0"/>
+                <w:i w:val="0"/>
+                <w:sz w:val="18"/>
+              </w:rPr>
+              <w:t>what they accomplish</w:t>
+            </w:r>
+          </w:p>
+        </w:tc>
+        <w:tc>
+          <w:tcPr>
+            <w:tcW w:type="dxa" w:w="2909"/>
+          </w:tcPr>
+          <w:p>
+            <w:pPr>
+              <w:spacing w:after="40"/>
+            </w:pPr>
+            <w:r>
+              <w:rPr>
+                <w:sz w:val="18"/>
+              </w:rPr>
+            </w:r>
+            <w:r>
+              <w:rPr>
+                <w:b w:val="0"/>
+                <w:i w:val="0"/>
+                <w:sz w:val="18"/>
+              </w:rPr>
+              <w:t>Indication</w:t>
+            </w:r>
+          </w:p>
+        </w:tc>
+        <w:tc>
+          <w:tcPr>
+            <w:tcW w:type="dxa" w:w="2909"/>
+          </w:tcPr>
+          <w:p>
+            <w:pPr>
+              <w:spacing w:after="40"/>
+            </w:pPr>
+            <w:r>
+              <w:rPr>
+                <w:sz w:val="18"/>
+              </w:rPr>
+            </w:r>
+            <w:r>
+              <w:rPr>
+                <w:b w:val="0"/>
+                <w:i w:val="0"/>
+                <w:sz w:val="18"/>
+              </w:rPr>
+              <w:t xml:space="preserve">Antianginals </w:t>
+            </w:r>
+            <w:r>
+              <w:rPr>
+                <w:b/>
+                <w:i w:val="0"/>
+                <w:sz w:val="18"/>
+              </w:rPr>
+              <w:t>improve exercise capacity, reduce exercise-induced ST-segment changes and decrease the frequency of symptoms</w:t>
+            </w:r>
+            <w:r>
+              <w:rPr>
+                <w:b w:val="0"/>
+                <w:i w:val="0"/>
+                <w:sz w:val="18"/>
+              </w:rPr>
+              <w:t>. The three classes are beta blockers, calcium channel blockers (dihydropyridine and non-dihydropyridine) and nitrates.</w:t>
+            </w:r>
+          </w:p>
+        </w:tc>
+        <w:tc>
+          <w:tcPr>
+            <w:tcW w:type="dxa" w:w="2909"/>
+          </w:tcPr>
+          <w:p>
+            <w:pPr>
+              <w:spacing w:after="40"/>
+            </w:pPr>
+            <w:r>
+              <w:rPr>
+                <w:sz w:val="18"/>
+              </w:rPr>
+            </w:r>
+            <w:r>
+              <w:rPr>
+                <w:b w:val="0"/>
+                <w:i w:val="0"/>
+                <w:sz w:val="18"/>
+              </w:rPr>
+              <w:t>Expect the patient to report longer time to chest pain with exertion and fewer attacks.</w:t>
+            </w:r>
+          </w:p>
+        </w:tc>
+        <w:tc>
+          <w:tcPr>
+            <w:tcW w:type="dxa" w:w="2909"/>
+          </w:tcPr>
+          <w:p>
+            <w:pPr>
+              <w:spacing w:after="40"/>
+            </w:pPr>
+            <w:r>
+              <w:rPr>
+                <w:sz w:val="18"/>
+              </w:rPr>
+            </w:r>
+            <w:r>
+              <w:rPr>
+                <w:b w:val="0"/>
+                <w:i w:val="0"/>
+                <w:sz w:val="18"/>
+              </w:rPr>
+              <w:t>L8</w:t>
+            </w:r>
+            <w:r>
+              <w:rPr>
+                <w:sz w:val="18"/>
+              </w:rPr>
+              <w:br/>
+            </w:r>
+            <w:r>
+              <w:rPr>
+                <w:b w:val="0"/>
+                <w:i w:val="0"/>
+                <w:sz w:val="18"/>
+              </w:rPr>
+              <w:t>slide 14</w:t>
+            </w:r>
+          </w:p>
+        </w:tc>
+      </w:tr>
+      <w:tr>
+        <w:tc>
+          <w:tcPr>
+            <w:tcW w:type="dxa" w:w="2909"/>
+          </w:tcPr>
+          <w:p>
+            <w:pPr>
+              <w:spacing w:after="40"/>
+            </w:pPr>
+            <w:r>
+              <w:rPr>
+                <w:sz w:val="18"/>
+              </w:rPr>
+            </w:r>
+            <w:r>
+              <w:rPr>
+                <w:b w:val="0"/>
+                <w:i w:val="0"/>
+                <w:sz w:val="18"/>
+              </w:rPr>
+              <w:t>Variant (Prinzmetal) angina</w:t>
+            </w:r>
+            <w:r>
+              <w:rPr>
+                <w:sz w:val="18"/>
+              </w:rPr>
+              <w:br/>
+            </w:r>
+            <w:r>
+              <w:rPr>
+                <w:b w:val="0"/>
+                <w:i w:val="0"/>
+                <w:sz w:val="18"/>
+              </w:rPr>
+              <w:t>vasospastic angina</w:t>
+            </w:r>
+          </w:p>
+        </w:tc>
+        <w:tc>
+          <w:tcPr>
+            <w:tcW w:type="dxa" w:w="2909"/>
+          </w:tcPr>
+          <w:p>
+            <w:pPr>
+              <w:spacing w:after="40"/>
+            </w:pPr>
+            <w:r>
+              <w:rPr>
+                <w:sz w:val="18"/>
+              </w:rPr>
+            </w:r>
+            <w:r>
+              <w:rPr>
+                <w:b w:val="0"/>
+                <w:i w:val="0"/>
+                <w:sz w:val="18"/>
+              </w:rPr>
+              <w:t>Indication</w:t>
+            </w:r>
+          </w:p>
+        </w:tc>
+        <w:tc>
+          <w:tcPr>
+            <w:tcW w:type="dxa" w:w="2909"/>
+          </w:tcPr>
+          <w:p>
+            <w:pPr>
+              <w:spacing w:after="40"/>
+            </w:pPr>
+            <w:r>
+              <w:rPr>
+                <w:sz w:val="18"/>
+              </w:rPr>
+            </w:r>
+            <w:r>
+              <w:rPr>
+                <w:b w:val="0"/>
+                <w:i w:val="0"/>
+                <w:sz w:val="18"/>
+              </w:rPr>
+              <w:t xml:space="preserve">Transient, abrupt narrowing of the vessel, which can occur at a partly occluded site and may be due to autonomic control. </w:t>
+            </w:r>
+            <w:r>
+              <w:rPr>
+                <w:b/>
+                <w:i w:val="0"/>
+                <w:sz w:val="18"/>
+              </w:rPr>
+              <w:t>Younger patients and those with fewer risk factors</w:t>
+            </w:r>
+            <w:r>
+              <w:rPr>
+                <w:b w:val="0"/>
+                <w:i w:val="0"/>
+                <w:sz w:val="18"/>
+              </w:rPr>
+              <w:t xml:space="preserve">; with or without ST-segment elevation; </w:t>
+            </w:r>
+            <w:r>
+              <w:rPr>
+                <w:b/>
+                <w:i w:val="0"/>
+                <w:sz w:val="18"/>
+              </w:rPr>
+              <w:t>often at night or in the early morning</w:t>
+            </w:r>
+            <w:r>
+              <w:rPr>
+                <w:b w:val="0"/>
+                <w:i w:val="0"/>
+                <w:sz w:val="18"/>
+              </w:rPr>
+              <w:t>.</w:t>
+            </w:r>
+          </w:p>
+        </w:tc>
+        <w:tc>
+          <w:tcPr>
+            <w:tcW w:type="dxa" w:w="2909"/>
+          </w:tcPr>
+          <w:p>
+            <w:pPr>
+              <w:spacing w:after="40"/>
+            </w:pPr>
+            <w:r>
+              <w:rPr>
+                <w:sz w:val="18"/>
+              </w:rPr>
+            </w:r>
+            <w:r>
+              <w:rPr>
+                <w:b w:val="0"/>
+                <w:i w:val="0"/>
+                <w:sz w:val="18"/>
+              </w:rPr>
+              <w:t>The pattern to recognize: younger patient, few risk factors, chest pain at night or early morning.</w:t>
+            </w:r>
+          </w:p>
+        </w:tc>
+        <w:tc>
+          <w:tcPr>
+            <w:tcW w:type="dxa" w:w="2909"/>
+          </w:tcPr>
+          <w:p>
+            <w:pPr>
+              <w:spacing w:after="40"/>
+            </w:pPr>
+            <w:r>
+              <w:rPr>
+                <w:sz w:val="18"/>
+              </w:rPr>
+            </w:r>
+            <w:r>
+              <w:rPr>
+                <w:b w:val="0"/>
+                <w:i w:val="0"/>
+                <w:sz w:val="18"/>
+              </w:rPr>
+              <w:t>L8</w:t>
+            </w:r>
+            <w:r>
+              <w:rPr>
+                <w:sz w:val="18"/>
+              </w:rPr>
+              <w:br/>
+            </w:r>
+            <w:r>
+              <w:rPr>
+                <w:b w:val="0"/>
+                <w:i w:val="0"/>
+                <w:sz w:val="18"/>
+              </w:rPr>
+              <w:t>slide 8</w:t>
+            </w:r>
+          </w:p>
+        </w:tc>
+      </w:tr>
+      <w:tr>
+        <w:tc>
+          <w:tcPr>
+            <w:tcW w:type="dxa" w:w="2909"/>
+          </w:tcPr>
+          <w:p>
+            <w:pPr>
+              <w:spacing w:after="40"/>
+            </w:pPr>
+            <w:r>
+              <w:rPr>
+                <w:sz w:val="18"/>
+              </w:rPr>
+            </w:r>
+            <w:r>
+              <w:rPr>
+                <w:b w:val="0"/>
+                <w:i w:val="0"/>
+                <w:sz w:val="18"/>
+              </w:rPr>
+              <w:t>Variant angina treatment</w:t>
+            </w:r>
+            <w:r>
+              <w:rPr>
+                <w:sz w:val="18"/>
+              </w:rPr>
+              <w:br/>
+            </w:r>
+            <w:r>
+              <w:rPr>
+                <w:b w:val="0"/>
+                <w:i w:val="0"/>
+                <w:sz w:val="18"/>
+              </w:rPr>
+              <w:t>calcium channel blockers and nitrates</w:t>
+            </w:r>
+          </w:p>
+        </w:tc>
+        <w:tc>
+          <w:tcPr>
+            <w:tcW w:type="dxa" w:w="2909"/>
+          </w:tcPr>
+          <w:p>
+            <w:pPr>
+              <w:spacing w:after="40"/>
+            </w:pPr>
+            <w:r>
+              <w:rPr>
+                <w:sz w:val="18"/>
+              </w:rPr>
+            </w:r>
+            <w:r>
+              <w:rPr>
+                <w:b w:val="0"/>
+                <w:i w:val="0"/>
+                <w:sz w:val="18"/>
+              </w:rPr>
+              <w:t>Drug of choice</w:t>
+            </w:r>
+          </w:p>
+        </w:tc>
+        <w:tc>
+          <w:tcPr>
+            <w:tcW w:type="dxa" w:w="2909"/>
+          </w:tcPr>
+          <w:p>
+            <w:pPr>
+              <w:spacing w:after="40"/>
+            </w:pPr>
+            <w:r>
+              <w:rPr>
+                <w:sz w:val="18"/>
+              </w:rPr>
+            </w:r>
+            <w:r>
+              <w:rPr>
+                <w:b/>
+                <w:i w:val="0"/>
+                <w:sz w:val="18"/>
+              </w:rPr>
+              <w:t>Calcium channel blockers and nitrates can reduce symptoms.</w:t>
+            </w:r>
+          </w:p>
+        </w:tc>
+        <w:tc>
+          <w:tcPr>
+            <w:tcW w:type="dxa" w:w="2909"/>
+          </w:tcPr>
+          <w:p>
+            <w:pPr>
+              <w:spacing w:after="40"/>
+            </w:pPr>
+            <w:r>
+              <w:rPr>
+                <w:sz w:val="18"/>
+              </w:rPr>
+            </w:r>
+            <w:r>
+              <w:rPr>
+                <w:b/>
+                <w:i w:val="0"/>
+                <w:sz w:val="18"/>
+              </w:rPr>
+              <w:t>Beta blockers are the exception: avoid them, because they may lead to worsened symptoms.</w:t>
+            </w:r>
+            <w:r>
+              <w:rPr>
+                <w:b w:val="0"/>
+                <w:i w:val="0"/>
+                <w:sz w:val="18"/>
+              </w:rPr>
+              <w:t xml:space="preserve"> The usual first-line antianginal is the wrong drug here.</w:t>
+            </w:r>
+          </w:p>
+        </w:tc>
+        <w:tc>
+          <w:tcPr>
+            <w:tcW w:type="dxa" w:w="2909"/>
+          </w:tcPr>
+          <w:p>
+            <w:pPr>
+              <w:spacing w:after="40"/>
+            </w:pPr>
+            <w:r>
+              <w:rPr>
+                <w:sz w:val="18"/>
+              </w:rPr>
+            </w:r>
+            <w:r>
+              <w:rPr>
+                <w:b w:val="0"/>
+                <w:i w:val="0"/>
+                <w:sz w:val="18"/>
+              </w:rPr>
+              <w:t>L8</w:t>
+            </w:r>
+            <w:r>
+              <w:rPr>
+                <w:sz w:val="18"/>
+              </w:rPr>
+              <w:br/>
+            </w:r>
+            <w:r>
+              <w:rPr>
+                <w:b w:val="0"/>
+                <w:i w:val="0"/>
+                <w:sz w:val="18"/>
+              </w:rPr>
+              <w:t>slide 39</w:t>
+            </w:r>
+          </w:p>
+        </w:tc>
+      </w:tr>
+      <w:tr>
+        <w:tc>
+          <w:tcPr>
+            <w:tcW w:type="dxa" w:w="14545"/>
+            <w:gridSpan w:val="5"/>
+          </w:tcPr>
+          <w:p>
+            <w:pPr>
+              <w:spacing w:after="40"/>
+            </w:pPr>
+            <w:r/>
+          </w:p>
+        </w:tc>
+      </w:tr>
+      <w:tr>
+        <w:tc>
+          <w:tcPr>
+            <w:tcW w:type="dxa" w:w="2909"/>
+          </w:tcPr>
+          <w:p>
+            <w:pPr>
+              <w:spacing w:after="40"/>
+            </w:pPr>
+            <w:r>
+              <w:rPr>
+                <w:sz w:val="18"/>
+              </w:rPr>
+            </w:r>
+            <w:r>
+              <w:rPr>
+                <w:b w:val="0"/>
+                <w:i w:val="0"/>
+                <w:sz w:val="18"/>
+              </w:rPr>
+              <w:t>Beta blockers</w:t>
+            </w:r>
+            <w:r>
+              <w:rPr>
+                <w:sz w:val="18"/>
+              </w:rPr>
+              <w:br/>
+            </w:r>
+            <w:r>
+              <w:rPr>
+                <w:b w:val="0"/>
+                <w:i w:val="0"/>
+                <w:sz w:val="18"/>
+              </w:rPr>
+              <w:t>metoprolol, atenolol (beta-1 selective); propranolol, nadolol (non-selective); carvedilol, labetalol (third generation)</w:t>
+            </w:r>
+          </w:p>
+        </w:tc>
+        <w:tc>
+          <w:tcPr>
+            <w:tcW w:type="dxa" w:w="2909"/>
+          </w:tcPr>
+          <w:p>
+            <w:pPr>
+              <w:spacing w:after="40"/>
+            </w:pPr>
+            <w:r>
+              <w:rPr>
+                <w:sz w:val="18"/>
+              </w:rPr>
+            </w:r>
+            <w:r>
+              <w:rPr>
+                <w:b w:val="0"/>
+                <w:i w:val="0"/>
+                <w:sz w:val="18"/>
+              </w:rPr>
+              <w:t>Drug of choice</w:t>
+            </w:r>
+          </w:p>
+        </w:tc>
+        <w:tc>
+          <w:tcPr>
+            <w:tcW w:type="dxa" w:w="2909"/>
+          </w:tcPr>
+          <w:p>
+            <w:pPr>
+              <w:spacing w:after="40"/>
+            </w:pPr>
+            <w:r>
+              <w:rPr>
+                <w:sz w:val="18"/>
+              </w:rPr>
+            </w:r>
+            <w:r>
+              <w:rPr>
+                <w:b/>
+                <w:i w:val="0"/>
+                <w:sz w:val="18"/>
+              </w:rPr>
+              <w:t>First-line therapy for angina in the absence of contraindications.</w:t>
+            </w:r>
+            <w:r>
+              <w:rPr>
+                <w:b w:val="0"/>
+                <w:i w:val="0"/>
+                <w:sz w:val="18"/>
+              </w:rPr>
+              <w:t xml:space="preserve"> Useful when the patient has limited exercise capacity due to angina and also has hypertension, anxiety, supraventricular arrhythmias, stable (compensated) heart failure or a prior myocardial infarction. Either </w:t>
+            </w:r>
+            <w:r>
+              <w:rPr>
+                <w:b/>
+                <w:i w:val="0"/>
+                <w:sz w:val="18"/>
+              </w:rPr>
+              <w:t>beta-1 selective</w:t>
+            </w:r>
+            <w:r>
+              <w:rPr>
+                <w:b w:val="0"/>
+                <w:i w:val="0"/>
+                <w:sz w:val="18"/>
+              </w:rPr>
+              <w:t xml:space="preserve"> (metoprolol, atenolol) or </w:t>
+            </w:r>
+            <w:r>
+              <w:rPr>
+                <w:b/>
+                <w:i w:val="0"/>
+                <w:sz w:val="18"/>
+              </w:rPr>
+              <w:t>non-selective</w:t>
+            </w:r>
+            <w:r>
+              <w:rPr>
+                <w:b w:val="0"/>
+                <w:i w:val="0"/>
+                <w:sz w:val="18"/>
+              </w:rPr>
+              <w:t xml:space="preserve"> (propranolol, nadolol) agents may be used; </w:t>
+            </w:r>
+            <w:r>
+              <w:rPr>
+                <w:b/>
+                <w:i w:val="0"/>
+                <w:sz w:val="18"/>
+              </w:rPr>
+              <w:t>third-generation</w:t>
+            </w:r>
+            <w:r>
+              <w:rPr>
+                <w:b w:val="0"/>
+                <w:i w:val="0"/>
+                <w:sz w:val="18"/>
+              </w:rPr>
+              <w:t xml:space="preserve"> agents are carvedilol and labetalol.</w:t>
+            </w:r>
+          </w:p>
+        </w:tc>
+        <w:tc>
+          <w:tcPr>
+            <w:tcW w:type="dxa" w:w="2909"/>
+          </w:tcPr>
+          <w:p>
+            <w:pPr>
+              <w:spacing w:after="40"/>
+            </w:pPr>
+            <w:r>
+              <w:rPr>
+                <w:sz w:val="18"/>
+              </w:rPr>
+            </w:r>
+            <w:r>
+              <w:rPr>
+                <w:b w:val="0"/>
+                <w:i w:val="0"/>
+                <w:sz w:val="18"/>
+              </w:rPr>
+              <w:t>The class is the default, and the coexisting conditions in the list are the clues that point to it. Acute decompensated heart failure is a contraindication.</w:t>
+            </w:r>
+          </w:p>
+        </w:tc>
+        <w:tc>
+          <w:tcPr>
+            <w:tcW w:type="dxa" w:w="2909"/>
+          </w:tcPr>
+          <w:p>
+            <w:pPr>
+              <w:spacing w:after="40"/>
+            </w:pPr>
+            <w:r>
+              <w:rPr>
+                <w:sz w:val="18"/>
+              </w:rPr>
+            </w:r>
+            <w:r>
+              <w:rPr>
+                <w:b w:val="0"/>
+                <w:i w:val="0"/>
+                <w:sz w:val="18"/>
+              </w:rPr>
+              <w:t>L8</w:t>
+            </w:r>
+            <w:r>
+              <w:rPr>
+                <w:sz w:val="18"/>
+              </w:rPr>
+              <w:br/>
+            </w:r>
+            <w:r>
+              <w:rPr>
+                <w:b w:val="0"/>
+                <w:i w:val="0"/>
+                <w:sz w:val="18"/>
+              </w:rPr>
+              <w:t>slide 17</w:t>
+            </w:r>
+          </w:p>
+        </w:tc>
+      </w:tr>
+      <w:tr>
+        <w:tc>
+          <w:tcPr>
+            <w:tcW w:type="dxa" w:w="2909"/>
+          </w:tcPr>
+          <w:p>
+            <w:pPr>
+              <w:spacing w:after="40"/>
+            </w:pPr>
+            <w:r>
+              <w:rPr>
+                <w:sz w:val="18"/>
+              </w:rPr>
+            </w:r>
+            <w:r>
+              <w:rPr>
+                <w:b w:val="0"/>
+                <w:i w:val="0"/>
+                <w:sz w:val="18"/>
+              </w:rPr>
+              <w:t>Beta blockers</w:t>
+            </w:r>
+            <w:r>
+              <w:rPr>
+                <w:sz w:val="18"/>
+              </w:rPr>
+              <w:br/>
+            </w:r>
+            <w:r>
+              <w:rPr>
+                <w:b w:val="0"/>
+                <w:i w:val="0"/>
+                <w:sz w:val="18"/>
+              </w:rPr>
+              <w:t>metoprolol, atenolol (beta-1 selective); propranolol, nadolol (non-selective); carvedilol, labetalol (third generation)</w:t>
+            </w:r>
+          </w:p>
+        </w:tc>
+        <w:tc>
+          <w:tcPr>
+            <w:tcW w:type="dxa" w:w="2909"/>
+          </w:tcPr>
+          <w:p>
+            <w:pPr>
+              <w:spacing w:after="40"/>
+            </w:pPr>
+            <w:r>
+              <w:rPr>
+                <w:sz w:val="18"/>
+              </w:rPr>
+            </w:r>
+            <w:r>
+              <w:rPr>
+                <w:b w:val="0"/>
+                <w:i w:val="0"/>
+                <w:sz w:val="18"/>
+              </w:rPr>
+              <w:t>Monitoring</w:t>
+            </w:r>
+          </w:p>
+        </w:tc>
+        <w:tc>
+          <w:tcPr>
+            <w:tcW w:type="dxa" w:w="2909"/>
+          </w:tcPr>
+          <w:p>
+            <w:pPr>
+              <w:spacing w:after="40"/>
+            </w:pPr>
+            <w:r>
+              <w:rPr>
+                <w:sz w:val="18"/>
+              </w:rPr>
+            </w:r>
+            <w:r>
+              <w:rPr>
+                <w:b/>
+                <w:i w:val="0"/>
+                <w:sz w:val="18"/>
+              </w:rPr>
+              <w:t>Monitoring: heart rate, blood sugar and lipids.</w:t>
+            </w:r>
+          </w:p>
+        </w:tc>
+        <w:tc>
+          <w:tcPr>
+            <w:tcW w:type="dxa" w:w="2909"/>
+          </w:tcPr>
+          <w:p>
+            <w:pPr>
+              <w:spacing w:after="40"/>
+            </w:pPr>
+            <w:r>
+              <w:rPr>
+                <w:sz w:val="18"/>
+              </w:rPr>
+            </w:r>
+            <w:r>
+              <w:rPr>
+                <w:b w:val="0"/>
+                <w:i w:val="0"/>
+                <w:sz w:val="18"/>
+              </w:rPr>
+              <w:t>These three follow from the adverse effects: slow pulse, raised glucose and altered lipids.</w:t>
+            </w:r>
+          </w:p>
+        </w:tc>
+        <w:tc>
+          <w:tcPr>
+            <w:tcW w:type="dxa" w:w="2909"/>
+          </w:tcPr>
+          <w:p>
+            <w:pPr>
+              <w:spacing w:after="40"/>
+            </w:pPr>
+            <w:r>
+              <w:rPr>
+                <w:sz w:val="18"/>
+              </w:rPr>
+            </w:r>
+            <w:r>
+              <w:rPr>
+                <w:b w:val="0"/>
+                <w:i w:val="0"/>
+                <w:sz w:val="18"/>
+              </w:rPr>
+              <w:t>L8</w:t>
+            </w:r>
+            <w:r>
+              <w:rPr>
+                <w:sz w:val="18"/>
+              </w:rPr>
+              <w:br/>
+            </w:r>
+            <w:r>
+              <w:rPr>
+                <w:b w:val="0"/>
+                <w:i w:val="0"/>
+                <w:sz w:val="18"/>
+              </w:rPr>
+              <w:t>slide 19</w:t>
+            </w:r>
+          </w:p>
+        </w:tc>
+      </w:tr>
+      <w:tr>
+        <w:tc>
+          <w:tcPr>
+            <w:tcW w:type="dxa" w:w="2909"/>
+          </w:tcPr>
+          <w:p>
+            <w:pPr>
+              <w:spacing w:after="40"/>
+            </w:pPr>
+            <w:r>
+              <w:rPr>
+                <w:sz w:val="18"/>
+              </w:rPr>
+            </w:r>
+            <w:r>
+              <w:rPr>
+                <w:b w:val="0"/>
+                <w:i w:val="0"/>
+                <w:sz w:val="18"/>
+              </w:rPr>
+              <w:t>Beta blockers</w:t>
+            </w:r>
+            <w:r>
+              <w:rPr>
+                <w:sz w:val="18"/>
+              </w:rPr>
+              <w:br/>
+            </w:r>
+            <w:r>
+              <w:rPr>
+                <w:b w:val="0"/>
+                <w:i w:val="0"/>
+                <w:sz w:val="18"/>
+              </w:rPr>
+              <w:t>metoprolol, atenolol (beta-1 selective); propranolol, nadolol (non-selective); carvedilol, labetalol (third generation)</w:t>
+            </w:r>
+          </w:p>
+        </w:tc>
+        <w:tc>
+          <w:tcPr>
+            <w:tcW w:type="dxa" w:w="2909"/>
+          </w:tcPr>
+          <w:p>
+            <w:pPr>
+              <w:spacing w:after="40"/>
+            </w:pPr>
+            <w:r>
+              <w:rPr>
+                <w:sz w:val="18"/>
+              </w:rPr>
+            </w:r>
+            <w:r>
+              <w:rPr>
+                <w:b w:val="0"/>
+                <w:i w:val="0"/>
+                <w:sz w:val="18"/>
+              </w:rPr>
+              <w:t>Education-heavy</w:t>
+            </w:r>
+          </w:p>
+        </w:tc>
+        <w:tc>
+          <w:tcPr>
+            <w:tcW w:type="dxa" w:w="2909"/>
+          </w:tcPr>
+          <w:p>
+            <w:pPr>
+              <w:spacing w:after="40"/>
+            </w:pPr>
+            <w:r>
+              <w:rPr>
+                <w:sz w:val="18"/>
+              </w:rPr>
+            </w:r>
+            <w:r>
+              <w:rPr>
+                <w:b/>
+                <w:i w:val="0"/>
+                <w:sz w:val="18"/>
+              </w:rPr>
+              <w:t>Patient education: avoid rapid discontinuation; expect dizziness and fatigue.</w:t>
+            </w:r>
+          </w:p>
+        </w:tc>
+        <w:tc>
+          <w:tcPr>
+            <w:tcW w:type="dxa" w:w="2909"/>
+          </w:tcPr>
+          <w:p>
+            <w:pPr>
+              <w:spacing w:after="40"/>
+            </w:pPr>
+            <w:r>
+              <w:rPr>
+                <w:sz w:val="18"/>
+              </w:rPr>
+            </w:r>
+            <w:r>
+              <w:rPr>
+                <w:b/>
+                <w:i w:val="0"/>
+                <w:sz w:val="18"/>
+              </w:rPr>
+              <w:t>Never stop a beta blocker suddenly</w:t>
+            </w:r>
+            <w:r>
+              <w:rPr>
+                <w:b w:val="0"/>
+                <w:i w:val="0"/>
+                <w:sz w:val="18"/>
+              </w:rPr>
+              <w:t>; stop gradually. (Added background: abrupt cessation can cause rebound angina and myocardial infarction.)</w:t>
+            </w:r>
+          </w:p>
+        </w:tc>
+        <w:tc>
+          <w:tcPr>
+            <w:tcW w:type="dxa" w:w="2909"/>
+          </w:tcPr>
+          <w:p>
+            <w:pPr>
+              <w:spacing w:after="40"/>
+            </w:pPr>
+            <w:r>
+              <w:rPr>
+                <w:sz w:val="18"/>
+              </w:rPr>
+            </w:r>
+            <w:r>
+              <w:rPr>
+                <w:b w:val="0"/>
+                <w:i w:val="0"/>
+                <w:sz w:val="18"/>
+              </w:rPr>
+              <w:t>L8</w:t>
+            </w:r>
+            <w:r>
+              <w:rPr>
+                <w:sz w:val="18"/>
+              </w:rPr>
+              <w:br/>
+            </w:r>
+            <w:r>
+              <w:rPr>
+                <w:b w:val="0"/>
+                <w:i w:val="0"/>
+                <w:sz w:val="18"/>
+              </w:rPr>
+              <w:t>slide 19</w:t>
+            </w:r>
+          </w:p>
+        </w:tc>
+      </w:tr>
+      <w:tr>
+        <w:tc>
+          <w:tcPr>
+            <w:tcW w:type="dxa" w:w="2909"/>
+          </w:tcPr>
+          <w:p>
+            <w:pPr>
+              <w:spacing w:after="40"/>
+            </w:pPr>
+            <w:r>
+              <w:rPr>
+                <w:sz w:val="18"/>
+              </w:rPr>
+            </w:r>
+            <w:r>
+              <w:rPr>
+                <w:b w:val="0"/>
+                <w:i w:val="0"/>
+                <w:sz w:val="18"/>
+              </w:rPr>
+              <w:t>Beta blockers</w:t>
+            </w:r>
+            <w:r>
+              <w:rPr>
+                <w:sz w:val="18"/>
+              </w:rPr>
+              <w:br/>
+            </w:r>
+            <w:r>
+              <w:rPr>
+                <w:b w:val="0"/>
+                <w:i w:val="0"/>
+                <w:sz w:val="18"/>
+              </w:rPr>
+              <w:t>metoprolol, atenolol (beta-1 selective); propranolol, nadolol (non-selective); carvedilol, labetalol (third generation)</w:t>
+            </w:r>
+          </w:p>
+        </w:tc>
+        <w:tc>
+          <w:tcPr>
+            <w:tcW w:type="dxa" w:w="2909"/>
+          </w:tcPr>
+          <w:p>
+            <w:pPr>
+              <w:spacing w:after="40"/>
+            </w:pPr>
+            <w:r>
+              <w:rPr>
+                <w:sz w:val="18"/>
+              </w:rPr>
+            </w:r>
+            <w:r>
+              <w:rPr>
+                <w:b w:val="0"/>
+                <w:i w:val="0"/>
+                <w:sz w:val="18"/>
+              </w:rPr>
+              <w:t>Drug of choice</w:t>
+            </w:r>
+          </w:p>
+        </w:tc>
+        <w:tc>
+          <w:tcPr>
+            <w:tcW w:type="dxa" w:w="2909"/>
+          </w:tcPr>
+          <w:p>
+            <w:pPr>
+              <w:spacing w:after="40"/>
+            </w:pPr>
+            <w:r>
+              <w:rPr>
+                <w:sz w:val="18"/>
+              </w:rPr>
+            </w:r>
+            <w:r>
+              <w:rPr>
+                <w:b/>
+                <w:i w:val="0"/>
+                <w:sz w:val="18"/>
+              </w:rPr>
+              <w:t>Comorbid conditions:</w:t>
+            </w:r>
+            <w:r>
+              <w:rPr>
+                <w:b w:val="0"/>
+                <w:i w:val="0"/>
+                <w:sz w:val="18"/>
+              </w:rPr>
+              <w:t xml:space="preserve"> the first-line antianginal is a </w:t>
+            </w:r>
+            <w:r>
+              <w:rPr>
+                <w:b/>
+                <w:i w:val="0"/>
+                <w:sz w:val="18"/>
+              </w:rPr>
+              <w:t>beta blocker</w:t>
+            </w:r>
+            <w:r>
+              <w:rPr>
+                <w:b w:val="0"/>
+                <w:i w:val="0"/>
+                <w:sz w:val="18"/>
+              </w:rPr>
+              <w:t xml:space="preserve"> when the patient has </w:t>
+            </w:r>
+            <w:r>
+              <w:rPr>
+                <w:b/>
+                <w:i w:val="0"/>
+                <w:sz w:val="18"/>
+              </w:rPr>
+              <w:t>hypertension</w:t>
+            </w:r>
+            <w:r>
+              <w:rPr>
+                <w:b w:val="0"/>
+                <w:i w:val="0"/>
+                <w:sz w:val="18"/>
+              </w:rPr>
+              <w:t xml:space="preserve">, a </w:t>
+            </w:r>
+            <w:r>
+              <w:rPr>
+                <w:b/>
+                <w:i w:val="0"/>
+                <w:sz w:val="18"/>
+              </w:rPr>
+              <w:t>prior myocardial infarction</w:t>
+            </w:r>
+            <w:r>
+              <w:rPr>
+                <w:b w:val="0"/>
+                <w:i w:val="0"/>
+                <w:sz w:val="18"/>
+              </w:rPr>
+              <w:t xml:space="preserve"> or </w:t>
+            </w:r>
+            <w:r>
+              <w:rPr>
+                <w:b/>
+                <w:i w:val="0"/>
+                <w:sz w:val="18"/>
+              </w:rPr>
+              <w:t>decreased left ventricular function</w:t>
+            </w:r>
+            <w:r>
+              <w:rPr>
+                <w:b w:val="0"/>
+                <w:i w:val="0"/>
+                <w:sz w:val="18"/>
+              </w:rPr>
+              <w:t>.</w:t>
+            </w:r>
+          </w:p>
+        </w:tc>
+        <w:tc>
+          <w:tcPr>
+            <w:tcW w:type="dxa" w:w="2909"/>
+          </w:tcPr>
+          <w:p>
+            <w:pPr>
+              <w:spacing w:after="40"/>
+            </w:pPr>
+            <w:r>
+              <w:rPr>
+                <w:sz w:val="18"/>
+              </w:rPr>
+            </w:r>
+            <w:r>
+              <w:rPr>
+                <w:b w:val="0"/>
+                <w:i w:val="0"/>
+                <w:sz w:val="18"/>
+              </w:rPr>
+              <w:t>Prior myocardial infarction is also the trigger in the treatment summary: beta blockers are given after an infarction unless contraindicated.</w:t>
+            </w:r>
+          </w:p>
+        </w:tc>
+        <w:tc>
+          <w:tcPr>
+            <w:tcW w:type="dxa" w:w="2909"/>
+          </w:tcPr>
+          <w:p>
+            <w:pPr>
+              <w:spacing w:after="40"/>
+            </w:pPr>
+            <w:r>
+              <w:rPr>
+                <w:sz w:val="18"/>
+              </w:rPr>
+            </w:r>
+            <w:r>
+              <w:rPr>
+                <w:b w:val="0"/>
+                <w:i w:val="0"/>
+                <w:sz w:val="18"/>
+              </w:rPr>
+              <w:t>L8</w:t>
+            </w:r>
+            <w:r>
+              <w:rPr>
+                <w:sz w:val="18"/>
+              </w:rPr>
+              <w:br/>
+            </w:r>
+            <w:r>
+              <w:rPr>
+                <w:b w:val="0"/>
+                <w:i w:val="0"/>
+                <w:sz w:val="18"/>
+              </w:rPr>
+              <w:t>slide 34</w:t>
+            </w:r>
+          </w:p>
+        </w:tc>
+      </w:tr>
+      <w:tr>
+        <w:tc>
+          <w:tcPr>
+            <w:tcW w:type="dxa" w:w="14545"/>
+            <w:gridSpan w:val="5"/>
+          </w:tcPr>
+          <w:p>
+            <w:pPr>
+              <w:spacing w:after="40"/>
+            </w:pPr>
+            <w:r/>
+          </w:p>
+        </w:tc>
+      </w:tr>
+      <w:tr>
+        <w:tc>
+          <w:tcPr>
+            <w:tcW w:type="dxa" w:w="2909"/>
+          </w:tcPr>
+          <w:p>
+            <w:pPr>
+              <w:spacing w:after="40"/>
+            </w:pPr>
+            <w:r>
+              <w:rPr>
+                <w:sz w:val="18"/>
+              </w:rPr>
+            </w:r>
+            <w:r>
+              <w:rPr>
+                <w:b w:val="0"/>
+                <w:i w:val="0"/>
+                <w:sz w:val="18"/>
+              </w:rPr>
+              <w:t>Calcium channel blockers</w:t>
+            </w:r>
+            <w:r>
+              <w:rPr>
+                <w:sz w:val="18"/>
+              </w:rPr>
+              <w:br/>
+            </w:r>
+            <w:r>
+              <w:rPr>
+                <w:b w:val="0"/>
+                <w:i w:val="0"/>
+                <w:sz w:val="18"/>
+              </w:rPr>
+              <w:t>dihydropyridine and non-dihydropyridine</w:t>
+            </w:r>
+          </w:p>
+        </w:tc>
+        <w:tc>
+          <w:tcPr>
+            <w:tcW w:type="dxa" w:w="2909"/>
+          </w:tcPr>
+          <w:p>
+            <w:pPr>
+              <w:spacing w:after="40"/>
+            </w:pPr>
+            <w:r>
+              <w:rPr>
+                <w:sz w:val="18"/>
+              </w:rPr>
+            </w:r>
+            <w:r>
+              <w:rPr>
+                <w:b w:val="0"/>
+                <w:i w:val="0"/>
+                <w:sz w:val="18"/>
+              </w:rPr>
+              <w:t>Drug of choice</w:t>
+            </w:r>
+          </w:p>
+        </w:tc>
+        <w:tc>
+          <w:tcPr>
+            <w:tcW w:type="dxa" w:w="2909"/>
+          </w:tcPr>
+          <w:p>
+            <w:pPr>
+              <w:spacing w:after="40"/>
+            </w:pPr>
+            <w:r>
+              <w:rPr>
+                <w:sz w:val="18"/>
+              </w:rPr>
+            </w:r>
+            <w:r>
+              <w:rPr>
+                <w:b/>
+                <w:i w:val="0"/>
+                <w:sz w:val="18"/>
+              </w:rPr>
+              <w:t>Place in therapy:</w:t>
+            </w:r>
+            <w:r>
+              <w:rPr>
+                <w:b w:val="0"/>
+                <w:i w:val="0"/>
+                <w:sz w:val="18"/>
+              </w:rPr>
+              <w:t xml:space="preserve"> </w:t>
+            </w:r>
+            <w:r>
+              <w:rPr>
+                <w:b/>
+                <w:i w:val="0"/>
+                <w:sz w:val="18"/>
+              </w:rPr>
+              <w:t>non-dihydropyridine</w:t>
+            </w:r>
+            <w:r>
+              <w:rPr>
+                <w:b w:val="0"/>
+                <w:i w:val="0"/>
+                <w:sz w:val="18"/>
+              </w:rPr>
+              <w:t xml:space="preserve"> agents are </w:t>
+            </w:r>
+            <w:r>
+              <w:rPr>
+                <w:b/>
+                <w:i w:val="0"/>
+                <w:sz w:val="18"/>
+              </w:rPr>
+              <w:t>initial therapy</w:t>
+            </w:r>
+            <w:r>
+              <w:rPr>
+                <w:b w:val="0"/>
+                <w:i w:val="0"/>
+                <w:sz w:val="18"/>
+              </w:rPr>
+              <w:t xml:space="preserve"> when beta blockers are contraindicated or not tolerated. </w:t>
+            </w:r>
+            <w:r>
+              <w:rPr>
+                <w:b/>
+                <w:i w:val="0"/>
+                <w:sz w:val="18"/>
+              </w:rPr>
+              <w:t>Dihydropyridine</w:t>
+            </w:r>
+            <w:r>
+              <w:rPr>
+                <w:b w:val="0"/>
+                <w:i w:val="0"/>
+                <w:sz w:val="18"/>
+              </w:rPr>
+              <w:t xml:space="preserve"> agents are added </w:t>
+            </w:r>
+            <w:r>
+              <w:rPr>
+                <w:b/>
+                <w:i w:val="0"/>
+                <w:sz w:val="18"/>
+              </w:rPr>
+              <w:t>in combination with a beta blocker</w:t>
+            </w:r>
+            <w:r>
+              <w:rPr>
+                <w:b w:val="0"/>
+                <w:i w:val="0"/>
+                <w:sz w:val="18"/>
+              </w:rPr>
+              <w:t xml:space="preserve"> when the beta blocker alone is not successful. Calcium channel blockers may also be combined with long-acting nitrates.</w:t>
+            </w:r>
+          </w:p>
+        </w:tc>
+        <w:tc>
+          <w:tcPr>
+            <w:tcW w:type="dxa" w:w="2909"/>
+          </w:tcPr>
+          <w:p>
+            <w:pPr>
+              <w:spacing w:after="40"/>
+            </w:pPr>
+            <w:r>
+              <w:rPr>
+                <w:sz w:val="18"/>
+              </w:rPr>
+            </w:r>
+            <w:r>
+              <w:rPr>
+                <w:b w:val="0"/>
+                <w:i w:val="0"/>
+                <w:sz w:val="18"/>
+              </w:rPr>
+              <w:t>Drug selection rule: non-dihydropyridine for initial therapy; dihydropyridine when combined with a beta blocker.</w:t>
+            </w:r>
+          </w:p>
+        </w:tc>
+        <w:tc>
+          <w:tcPr>
+            <w:tcW w:type="dxa" w:w="2909"/>
+          </w:tcPr>
+          <w:p>
+            <w:pPr>
+              <w:spacing w:after="40"/>
+            </w:pPr>
+            <w:r>
+              <w:rPr>
+                <w:sz w:val="18"/>
+              </w:rPr>
+            </w:r>
+            <w:r>
+              <w:rPr>
+                <w:b w:val="0"/>
+                <w:i w:val="0"/>
+                <w:sz w:val="18"/>
+              </w:rPr>
+              <w:t>L8</w:t>
+            </w:r>
+            <w:r>
+              <w:rPr>
+                <w:sz w:val="18"/>
+              </w:rPr>
+              <w:br/>
+            </w:r>
+            <w:r>
+              <w:rPr>
+                <w:b w:val="0"/>
+                <w:i w:val="0"/>
+                <w:sz w:val="18"/>
+              </w:rPr>
+              <w:t>slide 22</w:t>
+            </w:r>
+          </w:p>
+        </w:tc>
+      </w:tr>
+      <w:tr>
+        <w:tc>
+          <w:tcPr>
+            <w:tcW w:type="dxa" w:w="2909"/>
+          </w:tcPr>
+          <w:p>
+            <w:pPr>
+              <w:spacing w:after="40"/>
+            </w:pPr>
+            <w:r>
+              <w:rPr>
+                <w:sz w:val="18"/>
+              </w:rPr>
+            </w:r>
+            <w:r>
+              <w:rPr>
+                <w:b w:val="0"/>
+                <w:i w:val="0"/>
+                <w:sz w:val="18"/>
+              </w:rPr>
+              <w:t>Calcium channel blockers</w:t>
+            </w:r>
+            <w:r>
+              <w:rPr>
+                <w:sz w:val="18"/>
+              </w:rPr>
+              <w:br/>
+            </w:r>
+            <w:r>
+              <w:rPr>
+                <w:b w:val="0"/>
+                <w:i w:val="0"/>
+                <w:sz w:val="18"/>
+              </w:rPr>
+              <w:t>dihydropyridine and non-dihydropyridine</w:t>
+            </w:r>
+          </w:p>
+        </w:tc>
+        <w:tc>
+          <w:tcPr>
+            <w:tcW w:type="dxa" w:w="2909"/>
+          </w:tcPr>
+          <w:p>
+            <w:pPr>
+              <w:spacing w:after="40"/>
+            </w:pPr>
+            <w:r>
+              <w:rPr>
+                <w:sz w:val="18"/>
+              </w:rPr>
+            </w:r>
+            <w:r>
+              <w:rPr>
+                <w:b w:val="0"/>
+                <w:i w:val="0"/>
+                <w:sz w:val="18"/>
+              </w:rPr>
+              <w:t>Indication</w:t>
+            </w:r>
+          </w:p>
+        </w:tc>
+        <w:tc>
+          <w:tcPr>
+            <w:tcW w:type="dxa" w:w="2909"/>
+          </w:tcPr>
+          <w:p>
+            <w:pPr>
+              <w:spacing w:after="40"/>
+            </w:pPr>
+            <w:r>
+              <w:rPr>
+                <w:sz w:val="18"/>
+              </w:rPr>
+            </w:r>
+            <w:r>
+              <w:rPr>
+                <w:b/>
+                <w:i w:val="0"/>
+                <w:sz w:val="18"/>
+              </w:rPr>
+              <w:t>Calcium channel blockers (as a class) are chosen for:</w:t>
+            </w:r>
+            <w:r>
+              <w:rPr>
+                <w:b w:val="0"/>
+                <w:i w:val="0"/>
+                <w:sz w:val="18"/>
+              </w:rPr>
+              <w:t xml:space="preserve"> patients who cannot take or do not tolerate beta blockers, </w:t>
+            </w:r>
+            <w:r>
+              <w:rPr>
+                <w:b/>
+                <w:i w:val="0"/>
+                <w:sz w:val="18"/>
+              </w:rPr>
+              <w:t>vasospastic angina</w:t>
+            </w:r>
+            <w:r>
+              <w:rPr>
+                <w:b w:val="0"/>
+                <w:i w:val="0"/>
+                <w:sz w:val="18"/>
+              </w:rPr>
+              <w:t>, severe peripheral vascular disease, asthma and uncontrolled diabetes. Left ventricular dysfunction applies to dihydropyridines only (amlodipine).</w:t>
+            </w:r>
+          </w:p>
+        </w:tc>
+        <w:tc>
+          <w:tcPr>
+            <w:tcW w:type="dxa" w:w="2909"/>
+          </w:tcPr>
+          <w:p>
+            <w:pPr>
+              <w:spacing w:after="40"/>
+            </w:pPr>
+            <w:r>
+              <w:rPr>
+                <w:sz w:val="18"/>
+              </w:rPr>
+            </w:r>
+            <w:r>
+              <w:rPr>
+                <w:b w:val="0"/>
+                <w:i w:val="0"/>
+                <w:sz w:val="18"/>
+              </w:rPr>
+              <w:t>These are the patients for whom a calcium channel blocker takes the place of a beta blocker.</w:t>
+            </w:r>
+          </w:p>
+        </w:tc>
+        <w:tc>
+          <w:tcPr>
+            <w:tcW w:type="dxa" w:w="2909"/>
+          </w:tcPr>
+          <w:p>
+            <w:pPr>
+              <w:spacing w:after="40"/>
+            </w:pPr>
+            <w:r>
+              <w:rPr>
+                <w:sz w:val="18"/>
+              </w:rPr>
+            </w:r>
+            <w:r>
+              <w:rPr>
+                <w:b w:val="0"/>
+                <w:i w:val="0"/>
+                <w:sz w:val="18"/>
+              </w:rPr>
+              <w:t>L8</w:t>
+            </w:r>
+            <w:r>
+              <w:rPr>
+                <w:sz w:val="18"/>
+              </w:rPr>
+              <w:br/>
+            </w:r>
+            <w:r>
+              <w:rPr>
+                <w:b w:val="0"/>
+                <w:i w:val="0"/>
+                <w:sz w:val="18"/>
+              </w:rPr>
+              <w:t>slide 22</w:t>
+            </w:r>
+          </w:p>
+        </w:tc>
+      </w:tr>
+      <w:tr>
+        <w:tc>
+          <w:tcPr>
+            <w:tcW w:type="dxa" w:w="2909"/>
+          </w:tcPr>
+          <w:p>
+            <w:pPr>
+              <w:spacing w:after="40"/>
+            </w:pPr>
+            <w:r>
+              <w:rPr>
+                <w:sz w:val="18"/>
+              </w:rPr>
+            </w:r>
+            <w:r>
+              <w:rPr>
+                <w:b w:val="0"/>
+                <w:i w:val="0"/>
+                <w:sz w:val="18"/>
+              </w:rPr>
+              <w:t>Calcium channel blockers</w:t>
+            </w:r>
+            <w:r>
+              <w:rPr>
+                <w:sz w:val="18"/>
+              </w:rPr>
+              <w:br/>
+            </w:r>
+            <w:r>
+              <w:rPr>
+                <w:b w:val="0"/>
+                <w:i w:val="0"/>
+                <w:sz w:val="18"/>
+              </w:rPr>
+              <w:t>dihydropyridine and non-dihydropyridine</w:t>
+            </w:r>
+          </w:p>
+        </w:tc>
+        <w:tc>
+          <w:tcPr>
+            <w:tcW w:type="dxa" w:w="2909"/>
+          </w:tcPr>
+          <w:p>
+            <w:pPr>
+              <w:spacing w:after="40"/>
+            </w:pPr>
+            <w:r>
+              <w:rPr>
+                <w:sz w:val="18"/>
+              </w:rPr>
+            </w:r>
+            <w:r>
+              <w:rPr>
+                <w:b w:val="0"/>
+                <w:i w:val="0"/>
+                <w:sz w:val="18"/>
+              </w:rPr>
+              <w:t>Indication</w:t>
+            </w:r>
+          </w:p>
+        </w:tc>
+        <w:tc>
+          <w:tcPr>
+            <w:tcW w:type="dxa" w:w="2909"/>
+          </w:tcPr>
+          <w:p>
+            <w:pPr>
+              <w:spacing w:after="40"/>
+            </w:pPr>
+            <w:r>
+              <w:rPr>
+                <w:sz w:val="18"/>
+              </w:rPr>
+            </w:r>
+            <w:r>
+              <w:rPr>
+                <w:b/>
+                <w:i w:val="0"/>
+                <w:sz w:val="18"/>
+              </w:rPr>
+              <w:t>Choosing inside the class:</w:t>
+            </w:r>
+            <w:r>
+              <w:rPr>
+                <w:b w:val="0"/>
+                <w:i w:val="0"/>
+                <w:sz w:val="18"/>
+              </w:rPr>
+              <w:t xml:space="preserve"> diltiazem and verapamil (non-dihydropyridines) give moderate vasodilation and </w:t>
+            </w:r>
+            <w:r>
+              <w:rPr>
+                <w:b/>
+                <w:i w:val="0"/>
+                <w:sz w:val="18"/>
+              </w:rPr>
+              <w:t>slow the heart and atrioventricular conduction</w:t>
+            </w:r>
+            <w:r>
+              <w:rPr>
+                <w:b w:val="0"/>
+                <w:i w:val="0"/>
+                <w:sz w:val="18"/>
+              </w:rPr>
+              <w:t xml:space="preserve">; nifedipine, amlodipine and felodipine (dihydropyridines) give the </w:t>
+            </w:r>
+            <w:r>
+              <w:rPr>
+                <w:b/>
+                <w:i w:val="0"/>
+                <w:sz w:val="18"/>
+              </w:rPr>
+              <w:t>strongest vasodilation</w:t>
+            </w:r>
+            <w:r>
+              <w:rPr>
+                <w:b w:val="0"/>
+                <w:i w:val="0"/>
+                <w:sz w:val="18"/>
+              </w:rPr>
+              <w:t xml:space="preserve"> and leave atrioventricular conduction unchanged.</w:t>
+            </w:r>
+          </w:p>
+        </w:tc>
+        <w:tc>
+          <w:tcPr>
+            <w:tcW w:type="dxa" w:w="2909"/>
+          </w:tcPr>
+          <w:p>
+            <w:pPr>
+              <w:spacing w:after="40"/>
+            </w:pPr>
+            <w:r>
+              <w:rPr>
+                <w:sz w:val="18"/>
+              </w:rPr>
+            </w:r>
+            <w:r>
+              <w:rPr>
+                <w:b w:val="0"/>
+                <w:i w:val="0"/>
+                <w:sz w:val="18"/>
+              </w:rPr>
+              <w:t>The exact plus counts are not the point: non-dihydropyridines act on the heart and the vessels; dihydropyridines act mainly on the vessels.</w:t>
+            </w:r>
+          </w:p>
+        </w:tc>
+        <w:tc>
+          <w:tcPr>
+            <w:tcW w:type="dxa" w:w="2909"/>
+          </w:tcPr>
+          <w:p>
+            <w:pPr>
+              <w:spacing w:after="40"/>
+            </w:pPr>
+            <w:r>
+              <w:rPr>
+                <w:sz w:val="18"/>
+              </w:rPr>
+            </w:r>
+            <w:r>
+              <w:rPr>
+                <w:b w:val="0"/>
+                <w:i w:val="0"/>
+                <w:sz w:val="18"/>
+              </w:rPr>
+              <w:t>L8</w:t>
+            </w:r>
+            <w:r>
+              <w:rPr>
+                <w:sz w:val="18"/>
+              </w:rPr>
+              <w:br/>
+            </w:r>
+            <w:r>
+              <w:rPr>
+                <w:b w:val="0"/>
+                <w:i w:val="0"/>
+                <w:sz w:val="18"/>
+              </w:rPr>
+              <w:t>slide 21</w:t>
+            </w:r>
+          </w:p>
+        </w:tc>
+      </w:tr>
+      <w:tr>
+        <w:tc>
+          <w:tcPr>
+            <w:tcW w:type="dxa" w:w="2909"/>
+          </w:tcPr>
+          <w:p>
+            <w:pPr>
+              <w:spacing w:after="40"/>
+            </w:pPr>
+            <w:r>
+              <w:rPr>
+                <w:sz w:val="18"/>
+              </w:rPr>
+            </w:r>
+            <w:r>
+              <w:rPr>
+                <w:b w:val="0"/>
+                <w:i w:val="0"/>
+                <w:sz w:val="18"/>
+              </w:rPr>
+              <w:t>Calcium channel blockers</w:t>
+            </w:r>
+            <w:r>
+              <w:rPr>
+                <w:sz w:val="18"/>
+              </w:rPr>
+              <w:br/>
+            </w:r>
+            <w:r>
+              <w:rPr>
+                <w:b w:val="0"/>
+                <w:i w:val="0"/>
+                <w:sz w:val="18"/>
+              </w:rPr>
+              <w:t>dihydropyridine and non-dihydropyridine</w:t>
+            </w:r>
+          </w:p>
+        </w:tc>
+        <w:tc>
+          <w:tcPr>
+            <w:tcW w:type="dxa" w:w="2909"/>
+          </w:tcPr>
+          <w:p>
+            <w:pPr>
+              <w:spacing w:after="40"/>
+            </w:pPr>
+            <w:r>
+              <w:rPr>
+                <w:sz w:val="18"/>
+              </w:rPr>
+            </w:r>
+            <w:r>
+              <w:rPr>
+                <w:b w:val="0"/>
+                <w:i w:val="0"/>
+                <w:sz w:val="18"/>
+              </w:rPr>
+              <w:t>Education-heavy</w:t>
+            </w:r>
+          </w:p>
+        </w:tc>
+        <w:tc>
+          <w:tcPr>
+            <w:tcW w:type="dxa" w:w="2909"/>
+          </w:tcPr>
+          <w:p>
+            <w:pPr>
+              <w:spacing w:after="40"/>
+            </w:pPr>
+            <w:r>
+              <w:rPr>
+                <w:sz w:val="18"/>
+              </w:rPr>
+            </w:r>
+            <w:r>
+              <w:rPr>
+                <w:b/>
+                <w:i w:val="0"/>
+                <w:sz w:val="18"/>
+              </w:rPr>
+              <w:t>Monitoring:</w:t>
+            </w:r>
+            <w:r>
+              <w:rPr>
+                <w:b w:val="0"/>
+                <w:i w:val="0"/>
+                <w:sz w:val="18"/>
+              </w:rPr>
+              <w:t xml:space="preserve"> relief of symptoms, and heart rate for the non-dihydropyridines. </w:t>
+            </w:r>
+            <w:r>
+              <w:rPr>
+                <w:b/>
+                <w:i w:val="0"/>
+                <w:sz w:val="18"/>
+              </w:rPr>
+              <w:t>Education:</w:t>
+            </w:r>
+            <w:r>
+              <w:rPr>
+                <w:b w:val="0"/>
+                <w:i w:val="0"/>
+                <w:sz w:val="18"/>
+              </w:rPr>
+              <w:t xml:space="preserve"> dizziness and constipation (constipation mainly with verapamil).</w:t>
+            </w:r>
+          </w:p>
+        </w:tc>
+        <w:tc>
+          <w:tcPr>
+            <w:tcW w:type="dxa" w:w="2909"/>
+          </w:tcPr>
+          <w:p>
+            <w:pPr>
+              <w:spacing w:after="40"/>
+            </w:pPr>
+            <w:r>
+              <w:rPr>
+                <w:sz w:val="18"/>
+              </w:rPr>
+            </w:r>
+            <w:r>
+              <w:rPr>
+                <w:b/>
+                <w:i w:val="0"/>
+                <w:sz w:val="18"/>
+              </w:rPr>
+              <w:t>Avoid short-acting agents, nifedipine being the named example.</w:t>
+            </w:r>
+            <w:r>
+              <w:rPr>
+                <w:b w:val="0"/>
+                <w:i w:val="0"/>
+                <w:sz w:val="18"/>
+              </w:rPr>
+              <w:t xml:space="preserve"> Warn about dizziness and constipation.</w:t>
+            </w:r>
+          </w:p>
+        </w:tc>
+        <w:tc>
+          <w:tcPr>
+            <w:tcW w:type="dxa" w:w="2909"/>
+          </w:tcPr>
+          <w:p>
+            <w:pPr>
+              <w:spacing w:after="40"/>
+            </w:pPr>
+            <w:r>
+              <w:rPr>
+                <w:sz w:val="18"/>
+              </w:rPr>
+            </w:r>
+            <w:r>
+              <w:rPr>
+                <w:b w:val="0"/>
+                <w:i w:val="0"/>
+                <w:sz w:val="18"/>
+              </w:rPr>
+              <w:t>L8</w:t>
+            </w:r>
+            <w:r>
+              <w:rPr>
+                <w:sz w:val="18"/>
+              </w:rPr>
+              <w:br/>
+            </w:r>
+            <w:r>
+              <w:rPr>
+                <w:b w:val="0"/>
+                <w:i w:val="0"/>
+                <w:sz w:val="18"/>
+              </w:rPr>
+              <w:t>slide 24</w:t>
+            </w:r>
+          </w:p>
+        </w:tc>
+      </w:tr>
+      <w:tr>
+        <w:tc>
+          <w:tcPr>
+            <w:tcW w:type="dxa" w:w="14545"/>
+            <w:gridSpan w:val="5"/>
+          </w:tcPr>
+          <w:p>
+            <w:pPr>
+              <w:spacing w:after="40"/>
+            </w:pPr>
+            <w:r/>
+          </w:p>
+        </w:tc>
+      </w:tr>
+      <w:tr>
+        <w:tc>
+          <w:tcPr>
+            <w:tcW w:type="dxa" w:w="2909"/>
+          </w:tcPr>
+          <w:p>
+            <w:pPr>
+              <w:spacing w:after="40"/>
+            </w:pPr>
+            <w:r>
+              <w:rPr>
+                <w:sz w:val="18"/>
+              </w:rPr>
+            </w:r>
+            <w:r>
+              <w:rPr>
+                <w:b w:val="0"/>
+                <w:i w:val="0"/>
+                <w:sz w:val="18"/>
+              </w:rPr>
+              <w:t>Short-acting nitrates</w:t>
+            </w:r>
+            <w:r>
+              <w:rPr>
+                <w:sz w:val="18"/>
+              </w:rPr>
+              <w:br/>
+            </w:r>
+            <w:r>
+              <w:rPr>
+                <w:b w:val="0"/>
+                <w:i w:val="0"/>
+                <w:sz w:val="18"/>
+              </w:rPr>
+              <w:t>nitroglycerin: sublingual tablet (Nitrostat), lingual spray (Nitrolingual Pumpspray)</w:t>
+            </w:r>
+          </w:p>
+        </w:tc>
+        <w:tc>
+          <w:tcPr>
+            <w:tcW w:type="dxa" w:w="2909"/>
+          </w:tcPr>
+          <w:p>
+            <w:pPr>
+              <w:spacing w:after="40"/>
+            </w:pPr>
+            <w:r>
+              <w:rPr>
+                <w:sz w:val="18"/>
+              </w:rPr>
+            </w:r>
+            <w:r>
+              <w:rPr>
+                <w:b w:val="0"/>
+                <w:i w:val="0"/>
+                <w:sz w:val="18"/>
+              </w:rPr>
+              <w:t>Drug of choice</w:t>
+            </w:r>
+          </w:p>
+        </w:tc>
+        <w:tc>
+          <w:tcPr>
+            <w:tcW w:type="dxa" w:w="2909"/>
+          </w:tcPr>
+          <w:p>
+            <w:pPr>
+              <w:spacing w:after="40"/>
+            </w:pPr>
+            <w:r>
+              <w:rPr>
+                <w:sz w:val="18"/>
+              </w:rPr>
+            </w:r>
+            <w:r>
+              <w:rPr>
+                <w:b/>
+                <w:i w:val="0"/>
+                <w:sz w:val="18"/>
+              </w:rPr>
+              <w:t>Goals of therapy:</w:t>
+            </w:r>
+            <w:r>
+              <w:rPr>
+                <w:b w:val="0"/>
+                <w:i w:val="0"/>
+                <w:sz w:val="18"/>
+              </w:rPr>
+              <w:t xml:space="preserve"> relieve acute symptoms of myocardial ischemia and </w:t>
+            </w:r>
+            <w:r>
+              <w:rPr>
+                <w:b/>
+                <w:i w:val="0"/>
+                <w:sz w:val="18"/>
+              </w:rPr>
+              <w:t>prevent effort-induced angina</w:t>
+            </w:r>
+            <w:r>
+              <w:rPr>
+                <w:b w:val="0"/>
+                <w:i w:val="0"/>
+                <w:sz w:val="18"/>
+              </w:rPr>
+              <w:t xml:space="preserve">. The treatment summary gives </w:t>
+            </w:r>
+            <w:r>
+              <w:rPr>
+                <w:b/>
+                <w:i w:val="0"/>
+                <w:sz w:val="18"/>
+              </w:rPr>
+              <w:t>sublingual nitroglycerin for acute relief</w:t>
+            </w:r>
+            <w:r>
+              <w:rPr>
+                <w:b w:val="0"/>
+                <w:i w:val="0"/>
+                <w:sz w:val="18"/>
+              </w:rPr>
+              <w:t>.</w:t>
+            </w:r>
+          </w:p>
+        </w:tc>
+        <w:tc>
+          <w:tcPr>
+            <w:tcW w:type="dxa" w:w="2909"/>
+          </w:tcPr>
+          <w:p>
+            <w:pPr>
+              <w:spacing w:after="40"/>
+            </w:pPr>
+            <w:r>
+              <w:rPr>
+                <w:sz w:val="18"/>
+              </w:rPr>
+            </w:r>
+            <w:r>
+              <w:rPr>
+                <w:b w:val="0"/>
+                <w:i w:val="0"/>
+                <w:sz w:val="18"/>
+              </w:rPr>
+              <w:t>These are the rescue medicines, taken at the first sign of an attack or before a known trigger such as exertion.</w:t>
+            </w:r>
+          </w:p>
+        </w:tc>
+        <w:tc>
+          <w:tcPr>
+            <w:tcW w:type="dxa" w:w="2909"/>
+          </w:tcPr>
+          <w:p>
+            <w:pPr>
+              <w:spacing w:after="40"/>
+            </w:pPr>
+            <w:r>
+              <w:rPr>
+                <w:sz w:val="18"/>
+              </w:rPr>
+            </w:r>
+            <w:r>
+              <w:rPr>
+                <w:b w:val="0"/>
+                <w:i w:val="0"/>
+                <w:sz w:val="18"/>
+              </w:rPr>
+              <w:t>L8</w:t>
+            </w:r>
+            <w:r>
+              <w:rPr>
+                <w:sz w:val="18"/>
+              </w:rPr>
+              <w:br/>
+            </w:r>
+            <w:r>
+              <w:rPr>
+                <w:b w:val="0"/>
+                <w:i w:val="0"/>
+                <w:sz w:val="18"/>
+              </w:rPr>
+              <w:t>slide 27</w:t>
+            </w:r>
+          </w:p>
+        </w:tc>
+      </w:tr>
+      <w:tr>
+        <w:tc>
+          <w:tcPr>
+            <w:tcW w:type="dxa" w:w="2909"/>
+          </w:tcPr>
+          <w:p>
+            <w:pPr>
+              <w:spacing w:after="40"/>
+            </w:pPr>
+            <w:r>
+              <w:rPr>
+                <w:sz w:val="18"/>
+              </w:rPr>
+            </w:r>
+            <w:r>
+              <w:rPr>
+                <w:b w:val="0"/>
+                <w:i w:val="0"/>
+                <w:sz w:val="18"/>
+              </w:rPr>
+              <w:t>Short-acting nitrates</w:t>
+            </w:r>
+            <w:r>
+              <w:rPr>
+                <w:sz w:val="18"/>
+              </w:rPr>
+              <w:br/>
+            </w:r>
+            <w:r>
+              <w:rPr>
+                <w:b w:val="0"/>
+                <w:i w:val="0"/>
+                <w:sz w:val="18"/>
+              </w:rPr>
+              <w:t>nitroglycerin: sublingual tablet (Nitrostat), lingual spray (Nitrolingual Pumpspray)</w:t>
+            </w:r>
+          </w:p>
+        </w:tc>
+        <w:tc>
+          <w:tcPr>
+            <w:tcW w:type="dxa" w:w="2909"/>
+          </w:tcPr>
+          <w:p>
+            <w:pPr>
+              <w:spacing w:after="40"/>
+            </w:pPr>
+            <w:r>
+              <w:rPr>
+                <w:sz w:val="18"/>
+              </w:rPr>
+            </w:r>
+            <w:r>
+              <w:rPr>
+                <w:b w:val="0"/>
+                <w:i w:val="0"/>
+                <w:sz w:val="18"/>
+              </w:rPr>
+              <w:t>Education-heavy</w:t>
+            </w:r>
+          </w:p>
+        </w:tc>
+        <w:tc>
+          <w:tcPr>
+            <w:tcW w:type="dxa" w:w="2909"/>
+          </w:tcPr>
+          <w:p>
+            <w:pPr>
+              <w:spacing w:after="40"/>
+            </w:pPr>
+            <w:r>
+              <w:rPr>
+                <w:sz w:val="18"/>
+              </w:rPr>
+            </w:r>
+            <w:r>
+              <w:rPr>
+                <w:b/>
+                <w:i w:val="0"/>
+                <w:sz w:val="18"/>
+              </w:rPr>
+              <w:t>If the first dose gives no relief after 5 minutes, call emergency medical services.</w:t>
+            </w:r>
+            <w:r>
+              <w:rPr>
+                <w:b w:val="0"/>
+                <w:i w:val="0"/>
+                <w:sz w:val="18"/>
+              </w:rPr>
+              <w:t xml:space="preserve"> (Further doses may be taken at 5-minute intervals while waiting for help, usually up to three doses in total; this ceiling is standard practice.)</w:t>
+            </w:r>
+          </w:p>
+        </w:tc>
+        <w:tc>
+          <w:tcPr>
+            <w:tcW w:type="dxa" w:w="2909"/>
+          </w:tcPr>
+          <w:p>
+            <w:pPr>
+              <w:spacing w:after="40"/>
+            </w:pPr>
+            <w:r>
+              <w:rPr>
+                <w:sz w:val="18"/>
+              </w:rPr>
+            </w:r>
+            <w:r>
+              <w:rPr>
+                <w:b w:val="0"/>
+                <w:i w:val="0"/>
+                <w:sz w:val="18"/>
+              </w:rPr>
+              <w:t>A patient who still has chest pain 5 minutes after the first dose may be having a myocardial infarction: the action is to call for help, not to wait.</w:t>
+            </w:r>
+          </w:p>
+        </w:tc>
+        <w:tc>
+          <w:tcPr>
+            <w:tcW w:type="dxa" w:w="2909"/>
+          </w:tcPr>
+          <w:p>
+            <w:pPr>
+              <w:spacing w:after="40"/>
+            </w:pPr>
+            <w:r>
+              <w:rPr>
+                <w:sz w:val="18"/>
+              </w:rPr>
+            </w:r>
+            <w:r>
+              <w:rPr>
+                <w:b w:val="0"/>
+                <w:i w:val="0"/>
+                <w:sz w:val="18"/>
+              </w:rPr>
+              <w:t>L8</w:t>
+            </w:r>
+            <w:r>
+              <w:rPr>
+                <w:sz w:val="18"/>
+              </w:rPr>
+              <w:br/>
+            </w:r>
+            <w:r>
+              <w:rPr>
+                <w:b w:val="0"/>
+                <w:i w:val="0"/>
+                <w:sz w:val="18"/>
+              </w:rPr>
+              <w:t>slide 27</w:t>
+            </w:r>
+          </w:p>
+        </w:tc>
+      </w:tr>
+      <w:tr>
+        <w:tc>
+          <w:tcPr>
+            <w:tcW w:type="dxa" w:w="2909"/>
+          </w:tcPr>
+          <w:p>
+            <w:pPr>
+              <w:spacing w:after="40"/>
+            </w:pPr>
+            <w:r>
+              <w:rPr>
+                <w:sz w:val="18"/>
+              </w:rPr>
+            </w:r>
+            <w:r>
+              <w:rPr>
+                <w:b w:val="0"/>
+                <w:i w:val="0"/>
+                <w:sz w:val="18"/>
+              </w:rPr>
+              <w:t>Short-acting nitrates</w:t>
+            </w:r>
+            <w:r>
+              <w:rPr>
+                <w:sz w:val="18"/>
+              </w:rPr>
+              <w:br/>
+            </w:r>
+            <w:r>
+              <w:rPr>
+                <w:b w:val="0"/>
+                <w:i w:val="0"/>
+                <w:sz w:val="18"/>
+              </w:rPr>
+              <w:t>nitroglycerin: sublingual tablet (Nitrostat), lingual spray (Nitrolingual Pumpspray)</w:t>
+            </w:r>
+          </w:p>
+        </w:tc>
+        <w:tc>
+          <w:tcPr>
+            <w:tcW w:type="dxa" w:w="2909"/>
+          </w:tcPr>
+          <w:p>
+            <w:pPr>
+              <w:spacing w:after="40"/>
+            </w:pPr>
+            <w:r>
+              <w:rPr>
+                <w:sz w:val="18"/>
+              </w:rPr>
+            </w:r>
+            <w:r>
+              <w:rPr>
+                <w:b w:val="0"/>
+                <w:i w:val="0"/>
+                <w:sz w:val="18"/>
+              </w:rPr>
+              <w:t>Education-heavy</w:t>
+            </w:r>
+          </w:p>
+        </w:tc>
+        <w:tc>
+          <w:tcPr>
+            <w:tcW w:type="dxa" w:w="2909"/>
+          </w:tcPr>
+          <w:p>
+            <w:pPr>
+              <w:spacing w:after="40"/>
+            </w:pPr>
+            <w:r>
+              <w:rPr>
+                <w:sz w:val="18"/>
+              </w:rPr>
+            </w:r>
+            <w:r>
+              <w:rPr>
+                <w:b/>
+                <w:i w:val="0"/>
+                <w:sz w:val="18"/>
+              </w:rPr>
+              <w:t>Storage:</w:t>
+            </w:r>
+            <w:r>
+              <w:rPr>
+                <w:b w:val="0"/>
+                <w:i w:val="0"/>
+                <w:sz w:val="18"/>
+              </w:rPr>
+              <w:t xml:space="preserve"> keep in the original packaging in a cool, dry place; </w:t>
+            </w:r>
+            <w:r>
+              <w:rPr>
+                <w:b/>
+                <w:i w:val="0"/>
+                <w:sz w:val="18"/>
+              </w:rPr>
+              <w:t>traditional counseling is to replace the tablets 3–6 months after opening</w:t>
+            </w:r>
+            <w:r>
+              <w:rPr>
+                <w:b w:val="0"/>
+                <w:i w:val="0"/>
+                <w:sz w:val="18"/>
+              </w:rPr>
+              <w:t xml:space="preserve"> (current labeling gives the printed expiration date if the tablets stay in the tightly closed original glass container), and to replace them sooner if they no longer work. </w:t>
+            </w:r>
+            <w:r>
+              <w:rPr>
+                <w:b/>
+                <w:i w:val="0"/>
+                <w:sz w:val="18"/>
+              </w:rPr>
+              <w:t>Administration:</w:t>
+            </w:r>
+            <w:r>
+              <w:rPr>
+                <w:b w:val="0"/>
+                <w:i w:val="0"/>
+                <w:sz w:val="18"/>
+              </w:rPr>
+              <w:t xml:space="preserve"> the tablet or spray is applied under the tongue.</w:t>
+            </w:r>
+          </w:p>
+        </w:tc>
+        <w:tc>
+          <w:tcPr>
+            <w:tcW w:type="dxa" w:w="2909"/>
+          </w:tcPr>
+          <w:p>
+            <w:pPr>
+              <w:spacing w:after="40"/>
+            </w:pPr>
+            <w:r>
+              <w:rPr>
+                <w:sz w:val="18"/>
+              </w:rPr>
+            </w:r>
+            <w:r>
+              <w:rPr>
+                <w:b w:val="0"/>
+                <w:i w:val="0"/>
+                <w:sz w:val="18"/>
+              </w:rPr>
+              <w:t>A patient who says the tablets no longer work should be asked how old the bottle is and how it was stored.</w:t>
+            </w:r>
+          </w:p>
+        </w:tc>
+        <w:tc>
+          <w:tcPr>
+            <w:tcW w:type="dxa" w:w="2909"/>
+          </w:tcPr>
+          <w:p>
+            <w:pPr>
+              <w:spacing w:after="40"/>
+            </w:pPr>
+            <w:r>
+              <w:rPr>
+                <w:sz w:val="18"/>
+              </w:rPr>
+            </w:r>
+            <w:r>
+              <w:rPr>
+                <w:b w:val="0"/>
+                <w:i w:val="0"/>
+                <w:sz w:val="18"/>
+              </w:rPr>
+              <w:t>L8</w:t>
+            </w:r>
+            <w:r>
+              <w:rPr>
+                <w:sz w:val="18"/>
+              </w:rPr>
+              <w:br/>
+            </w:r>
+            <w:r>
+              <w:rPr>
+                <w:b w:val="0"/>
+                <w:i w:val="0"/>
+                <w:sz w:val="18"/>
+              </w:rPr>
+              <w:t>slide 28</w:t>
+            </w:r>
+          </w:p>
+        </w:tc>
+      </w:tr>
+      <w:tr>
+        <w:tc>
+          <w:tcPr>
+            <w:tcW w:type="dxa" w:w="2909"/>
+          </w:tcPr>
+          <w:p>
+            <w:pPr>
+              <w:spacing w:after="40"/>
+            </w:pPr>
+            <w:r>
+              <w:rPr>
+                <w:sz w:val="18"/>
+              </w:rPr>
+            </w:r>
+            <w:r>
+              <w:rPr>
+                <w:b w:val="0"/>
+                <w:i w:val="0"/>
+                <w:sz w:val="18"/>
+              </w:rPr>
+              <w:t>Short-acting nitrates</w:t>
+            </w:r>
+            <w:r>
+              <w:rPr>
+                <w:sz w:val="18"/>
+              </w:rPr>
+              <w:br/>
+            </w:r>
+            <w:r>
+              <w:rPr>
+                <w:b w:val="0"/>
+                <w:i w:val="0"/>
+                <w:sz w:val="18"/>
+              </w:rPr>
+              <w:t>nitroglycerin: sublingual tablet (Nitrostat), lingual spray (Nitrolingual Pumpspray)</w:t>
+            </w:r>
+          </w:p>
+        </w:tc>
+        <w:tc>
+          <w:tcPr>
+            <w:tcW w:type="dxa" w:w="2909"/>
+          </w:tcPr>
+          <w:p>
+            <w:pPr>
+              <w:spacing w:after="40"/>
+            </w:pPr>
+            <w:r>
+              <w:rPr>
+                <w:sz w:val="18"/>
+              </w:rPr>
+            </w:r>
+            <w:r>
+              <w:rPr>
+                <w:b w:val="0"/>
+                <w:i w:val="0"/>
+                <w:sz w:val="18"/>
+              </w:rPr>
+              <w:t>Education-heavy</w:t>
+            </w:r>
+          </w:p>
+        </w:tc>
+        <w:tc>
+          <w:tcPr>
+            <w:tcW w:type="dxa" w:w="2909"/>
+          </w:tcPr>
+          <w:p>
+            <w:pPr>
+              <w:spacing w:after="40"/>
+            </w:pPr>
+            <w:r>
+              <w:rPr>
+                <w:sz w:val="18"/>
+              </w:rPr>
+            </w:r>
+            <w:r>
+              <w:rPr>
+                <w:b/>
+                <w:i w:val="0"/>
+                <w:sz w:val="18"/>
+              </w:rPr>
+              <w:t>Warn about orthostatic hypotension</w:t>
+            </w:r>
+            <w:r>
+              <w:rPr>
+                <w:b w:val="0"/>
+                <w:i w:val="0"/>
+                <w:sz w:val="18"/>
+              </w:rPr>
+              <w:t xml:space="preserve"> (dizziness or fainting on standing).</w:t>
+            </w:r>
+          </w:p>
+        </w:tc>
+        <w:tc>
+          <w:tcPr>
+            <w:tcW w:type="dxa" w:w="2909"/>
+          </w:tcPr>
+          <w:p>
+            <w:pPr>
+              <w:spacing w:after="40"/>
+            </w:pPr>
+            <w:r>
+              <w:rPr>
+                <w:sz w:val="18"/>
+              </w:rPr>
+            </w:r>
+            <w:r>
+              <w:rPr>
+                <w:b w:val="0"/>
+                <w:i w:val="0"/>
+                <w:sz w:val="18"/>
+              </w:rPr>
+              <w:t>Warn the patient to expect possible dizziness on standing after a dose.</w:t>
+            </w:r>
+          </w:p>
+        </w:tc>
+        <w:tc>
+          <w:tcPr>
+            <w:tcW w:type="dxa" w:w="2909"/>
+          </w:tcPr>
+          <w:p>
+            <w:pPr>
+              <w:spacing w:after="40"/>
+            </w:pPr>
+            <w:r>
+              <w:rPr>
+                <w:sz w:val="18"/>
+              </w:rPr>
+            </w:r>
+            <w:r>
+              <w:rPr>
+                <w:b w:val="0"/>
+                <w:i w:val="0"/>
+                <w:sz w:val="18"/>
+              </w:rPr>
+              <w:t>L8</w:t>
+            </w:r>
+            <w:r>
+              <w:rPr>
+                <w:sz w:val="18"/>
+              </w:rPr>
+              <w:br/>
+            </w:r>
+            <w:r>
+              <w:rPr>
+                <w:b w:val="0"/>
+                <w:i w:val="0"/>
+                <w:sz w:val="18"/>
+              </w:rPr>
+              <w:t>slide 28</w:t>
+            </w:r>
+          </w:p>
+        </w:tc>
+      </w:tr>
+      <w:tr>
+        <w:tc>
+          <w:tcPr>
+            <w:tcW w:type="dxa" w:w="14545"/>
+            <w:gridSpan w:val="5"/>
+          </w:tcPr>
+          <w:p>
+            <w:pPr>
+              <w:spacing w:after="40"/>
+            </w:pPr>
+            <w:r/>
+          </w:p>
+        </w:tc>
+      </w:tr>
+      <w:tr>
+        <w:tc>
+          <w:tcPr>
+            <w:tcW w:type="dxa" w:w="2909"/>
+          </w:tcPr>
+          <w:p>
+            <w:pPr>
+              <w:spacing w:after="40"/>
+            </w:pPr>
+            <w:r>
+              <w:rPr>
+                <w:sz w:val="18"/>
+              </w:rPr>
+            </w:r>
+            <w:r>
+              <w:rPr>
+                <w:b w:val="0"/>
+                <w:i w:val="0"/>
+                <w:sz w:val="18"/>
+              </w:rPr>
+              <w:t>Long-acting nitrates</w:t>
+            </w:r>
+            <w:r>
+              <w:rPr>
+                <w:sz w:val="18"/>
+              </w:rPr>
+              <w:br/>
+            </w:r>
+            <w:r>
+              <w:rPr>
+                <w:b w:val="0"/>
+                <w:i w:val="0"/>
+                <w:sz w:val="18"/>
+              </w:rPr>
+              <w:t>isosorbide mononitrate (Imdur), isosorbide dinitrate; nitroglycerin ointment (Nitro-Bid) and transdermal patch</w:t>
+            </w:r>
+          </w:p>
+        </w:tc>
+        <w:tc>
+          <w:tcPr>
+            <w:tcW w:type="dxa" w:w="2909"/>
+          </w:tcPr>
+          <w:p>
+            <w:pPr>
+              <w:spacing w:after="40"/>
+            </w:pPr>
+            <w:r>
+              <w:rPr>
+                <w:sz w:val="18"/>
+              </w:rPr>
+            </w:r>
+            <w:r>
+              <w:rPr>
+                <w:b w:val="0"/>
+                <w:i w:val="0"/>
+                <w:sz w:val="18"/>
+              </w:rPr>
+              <w:t>Indication</w:t>
+            </w:r>
+          </w:p>
+        </w:tc>
+        <w:tc>
+          <w:tcPr>
+            <w:tcW w:type="dxa" w:w="2909"/>
+          </w:tcPr>
+          <w:p>
+            <w:pPr>
+              <w:spacing w:after="40"/>
+            </w:pPr>
+            <w:r>
+              <w:rPr>
+                <w:sz w:val="18"/>
+              </w:rPr>
+            </w:r>
+            <w:r>
+              <w:rPr>
+                <w:b/>
+                <w:i w:val="0"/>
+                <w:sz w:val="18"/>
+              </w:rPr>
+              <w:t>Place in therapy:</w:t>
+            </w:r>
+            <w:r>
+              <w:rPr>
+                <w:b w:val="0"/>
+                <w:i w:val="0"/>
+                <w:sz w:val="18"/>
+              </w:rPr>
+              <w:t xml:space="preserve"> initial therapy when beta blockers and calcium channel blockers are contraindicated or not tolerated, or in combination with them when they are not successful. </w:t>
+            </w:r>
+            <w:r>
+              <w:rPr>
+                <w:b/>
+                <w:i w:val="0"/>
+                <w:sz w:val="18"/>
+              </w:rPr>
+              <w:t>Usually an adjunct; not recommended as monotherapy.</w:t>
+            </w:r>
+            <w:r>
+              <w:rPr>
+                <w:b w:val="0"/>
+                <w:i w:val="0"/>
+                <w:sz w:val="18"/>
+              </w:rPr>
+              <w:t xml:space="preserve"> Monotherapy is discouraged when a beta blocker or calcium channel blocker can be used; a long-acting nitrate alone is accepted only when neither can be.</w:t>
+            </w:r>
+          </w:p>
+        </w:tc>
+        <w:tc>
+          <w:tcPr>
+            <w:tcW w:type="dxa" w:w="2909"/>
+          </w:tcPr>
+          <w:p>
+            <w:pPr>
+              <w:spacing w:after="40"/>
+            </w:pPr>
+            <w:r>
+              <w:rPr>
+                <w:sz w:val="18"/>
+              </w:rPr>
+            </w:r>
+            <w:r>
+              <w:rPr>
+                <w:b w:val="0"/>
+                <w:i w:val="0"/>
+                <w:sz w:val="18"/>
+              </w:rPr>
+              <w:t>A long-acting nitrate is almost never the only antianginal; look for the partner drug in the stem.</w:t>
+            </w:r>
+          </w:p>
+        </w:tc>
+        <w:tc>
+          <w:tcPr>
+            <w:tcW w:type="dxa" w:w="2909"/>
+          </w:tcPr>
+          <w:p>
+            <w:pPr>
+              <w:spacing w:after="40"/>
+            </w:pPr>
+            <w:r>
+              <w:rPr>
+                <w:sz w:val="18"/>
+              </w:rPr>
+            </w:r>
+            <w:r>
+              <w:rPr>
+                <w:b w:val="0"/>
+                <w:i w:val="0"/>
+                <w:sz w:val="18"/>
+              </w:rPr>
+              <w:t>L8</w:t>
+            </w:r>
+            <w:r>
+              <w:rPr>
+                <w:sz w:val="18"/>
+              </w:rPr>
+              <w:br/>
+            </w:r>
+            <w:r>
+              <w:rPr>
+                <w:b w:val="0"/>
+                <w:i w:val="0"/>
+                <w:sz w:val="18"/>
+              </w:rPr>
+              <w:t>slide 29</w:t>
+            </w:r>
+          </w:p>
+        </w:tc>
+      </w:tr>
+      <w:tr>
+        <w:tc>
+          <w:tcPr>
+            <w:tcW w:type="dxa" w:w="2909"/>
+          </w:tcPr>
+          <w:p>
+            <w:pPr>
+              <w:spacing w:after="40"/>
+            </w:pPr>
+            <w:r>
+              <w:rPr>
+                <w:sz w:val="18"/>
+              </w:rPr>
+            </w:r>
+            <w:r>
+              <w:rPr>
+                <w:b w:val="0"/>
+                <w:i w:val="0"/>
+                <w:sz w:val="18"/>
+              </w:rPr>
+              <w:t>Long-acting nitrates</w:t>
+            </w:r>
+            <w:r>
+              <w:rPr>
+                <w:sz w:val="18"/>
+              </w:rPr>
+              <w:br/>
+            </w:r>
+            <w:r>
+              <w:rPr>
+                <w:b w:val="0"/>
+                <w:i w:val="0"/>
+                <w:sz w:val="18"/>
+              </w:rPr>
+              <w:t>isosorbide mononitrate (Imdur), isosorbide dinitrate; nitroglycerin ointment (Nitro-Bid) and transdermal patch</w:t>
+            </w:r>
+          </w:p>
+        </w:tc>
+        <w:tc>
+          <w:tcPr>
+            <w:tcW w:type="dxa" w:w="2909"/>
+          </w:tcPr>
+          <w:p>
+            <w:pPr>
+              <w:spacing w:after="40"/>
+            </w:pPr>
+            <w:r>
+              <w:rPr>
+                <w:sz w:val="18"/>
+              </w:rPr>
+            </w:r>
+            <w:r>
+              <w:rPr>
+                <w:b w:val="0"/>
+                <w:i w:val="0"/>
+                <w:sz w:val="18"/>
+              </w:rPr>
+              <w:t>Indication</w:t>
+            </w:r>
+          </w:p>
+        </w:tc>
+        <w:tc>
+          <w:tcPr>
+            <w:tcW w:type="dxa" w:w="2909"/>
+          </w:tcPr>
+          <w:p>
+            <w:pPr>
+              <w:spacing w:after="40"/>
+            </w:pPr>
+            <w:r>
+              <w:rPr>
+                <w:sz w:val="18"/>
+              </w:rPr>
+            </w:r>
+            <w:r>
+              <w:rPr>
+                <w:b/>
+                <w:i w:val="0"/>
+                <w:sz w:val="18"/>
+              </w:rPr>
+              <w:t>Isosorbide mononitrate (Imdur)</w:t>
+            </w:r>
+            <w:r>
+              <w:rPr>
+                <w:b w:val="0"/>
+                <w:i w:val="0"/>
+                <w:sz w:val="18"/>
+              </w:rPr>
+              <w:t xml:space="preserve"> lasts 12 hours and is dosed once daily. </w:t>
+            </w:r>
+            <w:r>
+              <w:rPr>
+                <w:b/>
+                <w:i w:val="0"/>
+                <w:sz w:val="18"/>
+              </w:rPr>
+              <w:t>Isosorbide dinitrate</w:t>
+            </w:r>
+            <w:r>
+              <w:rPr>
+                <w:b w:val="0"/>
+                <w:i w:val="0"/>
+                <w:sz w:val="18"/>
+              </w:rPr>
+              <w:t xml:space="preserve"> lasts 3–6 hours and is dosed three times daily.</w:t>
+            </w:r>
+          </w:p>
+        </w:tc>
+        <w:tc>
+          <w:tcPr>
+            <w:tcW w:type="dxa" w:w="2909"/>
+          </w:tcPr>
+          <w:p>
+            <w:pPr>
+              <w:spacing w:after="40"/>
+            </w:pPr>
+            <w:r>
+              <w:rPr>
+                <w:sz w:val="18"/>
+              </w:rPr>
+            </w:r>
+            <w:r>
+              <w:rPr>
+                <w:b w:val="0"/>
+                <w:i w:val="0"/>
+                <w:sz w:val="18"/>
+              </w:rPr>
+              <w:t>The mononitrate is the once-daily agent; the dinitrate is the three-times-daily agent.</w:t>
+            </w:r>
+          </w:p>
+        </w:tc>
+        <w:tc>
+          <w:tcPr>
+            <w:tcW w:type="dxa" w:w="2909"/>
+          </w:tcPr>
+          <w:p>
+            <w:pPr>
+              <w:spacing w:after="40"/>
+            </w:pPr>
+            <w:r>
+              <w:rPr>
+                <w:sz w:val="18"/>
+              </w:rPr>
+            </w:r>
+            <w:r>
+              <w:rPr>
+                <w:b w:val="0"/>
+                <w:i w:val="0"/>
+                <w:sz w:val="18"/>
+              </w:rPr>
+              <w:t>L8</w:t>
+            </w:r>
+            <w:r>
+              <w:rPr>
+                <w:sz w:val="18"/>
+              </w:rPr>
+              <w:br/>
+            </w:r>
+            <w:r>
+              <w:rPr>
+                <w:b w:val="0"/>
+                <w:i w:val="0"/>
+                <w:sz w:val="18"/>
+              </w:rPr>
+              <w:t>slide 30</w:t>
+            </w:r>
+          </w:p>
+        </w:tc>
+      </w:tr>
+      <w:tr>
+        <w:tc>
+          <w:tcPr>
+            <w:tcW w:type="dxa" w:w="2909"/>
+          </w:tcPr>
+          <w:p>
+            <w:pPr>
+              <w:spacing w:after="40"/>
+            </w:pPr>
+            <w:r>
+              <w:rPr>
+                <w:sz w:val="18"/>
+              </w:rPr>
+            </w:r>
+            <w:r>
+              <w:rPr>
+                <w:b w:val="0"/>
+                <w:i w:val="0"/>
+                <w:sz w:val="18"/>
+              </w:rPr>
+              <w:t>Long-acting nitrates</w:t>
+            </w:r>
+            <w:r>
+              <w:rPr>
+                <w:sz w:val="18"/>
+              </w:rPr>
+              <w:br/>
+            </w:r>
+            <w:r>
+              <w:rPr>
+                <w:b w:val="0"/>
+                <w:i w:val="0"/>
+                <w:sz w:val="18"/>
+              </w:rPr>
+              <w:t>isosorbide mononitrate (Imdur), isosorbide dinitrate; nitroglycerin ointment (Nitro-Bid) and transdermal patch</w:t>
+            </w:r>
+          </w:p>
+        </w:tc>
+        <w:tc>
+          <w:tcPr>
+            <w:tcW w:type="dxa" w:w="2909"/>
+          </w:tcPr>
+          <w:p>
+            <w:pPr>
+              <w:spacing w:after="40"/>
+            </w:pPr>
+            <w:r>
+              <w:rPr>
+                <w:sz w:val="18"/>
+              </w:rPr>
+            </w:r>
+            <w:r>
+              <w:rPr>
+                <w:b w:val="0"/>
+                <w:i w:val="0"/>
+                <w:sz w:val="18"/>
+              </w:rPr>
+              <w:t>Education-heavy</w:t>
+            </w:r>
+          </w:p>
+        </w:tc>
+        <w:tc>
+          <w:tcPr>
+            <w:tcW w:type="dxa" w:w="2909"/>
+          </w:tcPr>
+          <w:p>
+            <w:pPr>
+              <w:spacing w:after="40"/>
+            </w:pPr>
+            <w:r>
+              <w:rPr>
+                <w:sz w:val="18"/>
+              </w:rPr>
+            </w:r>
+            <w:r>
+              <w:rPr>
+                <w:b/>
+                <w:i w:val="0"/>
+                <w:sz w:val="18"/>
+              </w:rPr>
+              <w:t>Ointment and patch: 12 hours on, 12 hours off.</w:t>
+            </w:r>
+            <w:r>
+              <w:rPr>
+                <w:b w:val="0"/>
+                <w:i w:val="0"/>
+                <w:sz w:val="18"/>
+              </w:rPr>
+              <w:t xml:space="preserve"> Ointment: squeeze onto the calibrated applicator paper, spread in a thin layer on the chest, keep covered with applicator paper, and wipe off the previous dose before adding a new one. Adverse reactions: headache, flushing, postural hypotension, reflex tachycardia.</w:t>
+            </w:r>
+          </w:p>
+        </w:tc>
+        <w:tc>
+          <w:tcPr>
+            <w:tcW w:type="dxa" w:w="2909"/>
+          </w:tcPr>
+          <w:p>
+            <w:pPr>
+              <w:spacing w:after="40"/>
+            </w:pPr>
+            <w:r>
+              <w:rPr>
+                <w:sz w:val="18"/>
+              </w:rPr>
+            </w:r>
+            <w:r>
+              <w:rPr>
+                <w:b w:val="0"/>
+                <w:i w:val="0"/>
+                <w:sz w:val="18"/>
+              </w:rPr>
+              <w:t>The 12-hour break is the nitrate-free interval that prevents tolerance.</w:t>
+            </w:r>
+          </w:p>
+        </w:tc>
+        <w:tc>
+          <w:tcPr>
+            <w:tcW w:type="dxa" w:w="2909"/>
+          </w:tcPr>
+          <w:p>
+            <w:pPr>
+              <w:spacing w:after="40"/>
+            </w:pPr>
+            <w:r>
+              <w:rPr>
+                <w:sz w:val="18"/>
+              </w:rPr>
+            </w:r>
+            <w:r>
+              <w:rPr>
+                <w:b w:val="0"/>
+                <w:i w:val="0"/>
+                <w:sz w:val="18"/>
+              </w:rPr>
+              <w:t>L8</w:t>
+            </w:r>
+            <w:r>
+              <w:rPr>
+                <w:sz w:val="18"/>
+              </w:rPr>
+              <w:br/>
+            </w:r>
+            <w:r>
+              <w:rPr>
+                <w:b w:val="0"/>
+                <w:i w:val="0"/>
+                <w:sz w:val="18"/>
+              </w:rPr>
+              <w:t>slide 31</w:t>
+            </w:r>
+          </w:p>
+        </w:tc>
+      </w:tr>
+      <w:tr>
+        <w:tc>
+          <w:tcPr>
+            <w:tcW w:type="dxa" w:w="2909"/>
+          </w:tcPr>
+          <w:p>
+            <w:pPr>
+              <w:spacing w:after="40"/>
+            </w:pPr>
+            <w:r>
+              <w:rPr>
+                <w:sz w:val="18"/>
+              </w:rPr>
+            </w:r>
+            <w:r>
+              <w:rPr>
+                <w:b w:val="0"/>
+                <w:i w:val="0"/>
+                <w:sz w:val="18"/>
+              </w:rPr>
+              <w:t>Nitrates</w:t>
+            </w:r>
+            <w:r>
+              <w:rPr>
+                <w:sz w:val="18"/>
+              </w:rPr>
+              <w:br/>
+            </w:r>
+            <w:r>
+              <w:rPr>
+                <w:b w:val="0"/>
+                <w:i w:val="0"/>
+                <w:sz w:val="18"/>
+              </w:rPr>
+              <w:t>nitroglycerin, isosorbide</w:t>
+            </w:r>
+          </w:p>
+        </w:tc>
+        <w:tc>
+          <w:tcPr>
+            <w:tcW w:type="dxa" w:w="2909"/>
+          </w:tcPr>
+          <w:p>
+            <w:pPr>
+              <w:spacing w:after="40"/>
+            </w:pPr>
+            <w:r>
+              <w:rPr>
+                <w:sz w:val="18"/>
+              </w:rPr>
+            </w:r>
+            <w:r>
+              <w:rPr>
+                <w:b w:val="0"/>
+                <w:i w:val="0"/>
+                <w:sz w:val="18"/>
+              </w:rPr>
+              <w:t>Education-heavy</w:t>
+            </w:r>
+          </w:p>
+        </w:tc>
+        <w:tc>
+          <w:tcPr>
+            <w:tcW w:type="dxa" w:w="2909"/>
+          </w:tcPr>
+          <w:p>
+            <w:pPr>
+              <w:spacing w:after="40"/>
+            </w:pPr>
+            <w:r>
+              <w:rPr>
+                <w:sz w:val="18"/>
+              </w:rPr>
+            </w:r>
+            <w:r>
+              <w:rPr>
+                <w:b/>
+                <w:i w:val="0"/>
+                <w:sz w:val="18"/>
+              </w:rPr>
+              <w:t>Tachyphylaxis (tolerance)</w:t>
+            </w:r>
+            <w:r>
+              <w:rPr>
+                <w:b w:val="0"/>
+                <w:i w:val="0"/>
+                <w:sz w:val="18"/>
+              </w:rPr>
+              <w:t xml:space="preserve"> develops with continuous nitrate exposure; the mechanism is not fully understood (depletion of cofactors, counter-regulatory responses, plasma volume expansion, decreased enzyme activity). </w:t>
+            </w:r>
+            <w:r>
+              <w:rPr>
+                <w:b/>
+                <w:i w:val="0"/>
+                <w:sz w:val="18"/>
+              </w:rPr>
+              <w:t>Management: a nitrate-free interval</w:t>
+            </w:r>
+            <w:r>
+              <w:rPr>
+                <w:b w:val="0"/>
+                <w:i w:val="0"/>
+                <w:sz w:val="18"/>
+              </w:rPr>
+              <w:t>, timed to when the patient has the lowest frequency of symptoms.</w:t>
+            </w:r>
+          </w:p>
+        </w:tc>
+        <w:tc>
+          <w:tcPr>
+            <w:tcW w:type="dxa" w:w="2909"/>
+          </w:tcPr>
+          <w:p>
+            <w:pPr>
+              <w:spacing w:after="40"/>
+            </w:pPr>
+            <w:r>
+              <w:rPr>
+                <w:sz w:val="18"/>
+              </w:rPr>
+            </w:r>
+            <w:r>
+              <w:rPr>
+                <w:b w:val="0"/>
+                <w:i w:val="0"/>
+                <w:sz w:val="18"/>
+              </w:rPr>
+              <w:t>Do not give around-the-clock nitrate exposure: build in a daily period without the drug.</w:t>
+            </w:r>
+          </w:p>
+        </w:tc>
+        <w:tc>
+          <w:tcPr>
+            <w:tcW w:type="dxa" w:w="2909"/>
+          </w:tcPr>
+          <w:p>
+            <w:pPr>
+              <w:spacing w:after="40"/>
+            </w:pPr>
+            <w:r>
+              <w:rPr>
+                <w:sz w:val="18"/>
+              </w:rPr>
+            </w:r>
+            <w:r>
+              <w:rPr>
+                <w:b w:val="0"/>
+                <w:i w:val="0"/>
+                <w:sz w:val="18"/>
+              </w:rPr>
+              <w:t>L8</w:t>
+            </w:r>
+            <w:r>
+              <w:rPr>
+                <w:sz w:val="18"/>
+              </w:rPr>
+              <w:br/>
+            </w:r>
+            <w:r>
+              <w:rPr>
+                <w:b w:val="0"/>
+                <w:i w:val="0"/>
+                <w:sz w:val="18"/>
+              </w:rPr>
+              <w:t>slide 32</w:t>
+            </w:r>
+          </w:p>
+        </w:tc>
+      </w:tr>
+      <w:tr>
+        <w:tc>
+          <w:tcPr>
+            <w:tcW w:type="dxa" w:w="2909"/>
+          </w:tcPr>
+          <w:p>
+            <w:pPr>
+              <w:spacing w:after="40"/>
+            </w:pPr>
+            <w:r>
+              <w:rPr>
+                <w:sz w:val="18"/>
+              </w:rPr>
+            </w:r>
+            <w:r>
+              <w:rPr>
+                <w:b w:val="0"/>
+                <w:i w:val="0"/>
+                <w:sz w:val="18"/>
+              </w:rPr>
+              <w:t>Nitrates</w:t>
+            </w:r>
+            <w:r>
+              <w:rPr>
+                <w:sz w:val="18"/>
+              </w:rPr>
+              <w:br/>
+            </w:r>
+            <w:r>
+              <w:rPr>
+                <w:b w:val="0"/>
+                <w:i w:val="0"/>
+                <w:sz w:val="18"/>
+              </w:rPr>
+              <w:t>nitroglycerin, isosorbide</w:t>
+            </w:r>
+          </w:p>
+        </w:tc>
+        <w:tc>
+          <w:tcPr>
+            <w:tcW w:type="dxa" w:w="2909"/>
+          </w:tcPr>
+          <w:p>
+            <w:pPr>
+              <w:spacing w:after="40"/>
+            </w:pPr>
+            <w:r>
+              <w:rPr>
+                <w:sz w:val="18"/>
+              </w:rPr>
+            </w:r>
+            <w:r>
+              <w:rPr>
+                <w:b w:val="0"/>
+                <w:i w:val="0"/>
+                <w:sz w:val="18"/>
+              </w:rPr>
+              <w:t>Education-heavy</w:t>
+            </w:r>
+          </w:p>
+        </w:tc>
+        <w:tc>
+          <w:tcPr>
+            <w:tcW w:type="dxa" w:w="2909"/>
+          </w:tcPr>
+          <w:p>
+            <w:pPr>
+              <w:spacing w:after="40"/>
+            </w:pPr>
+            <w:r>
+              <w:rPr>
+                <w:sz w:val="18"/>
+              </w:rPr>
+            </w:r>
+            <w:r>
+              <w:rPr>
+                <w:b/>
+                <w:i w:val="0"/>
+                <w:sz w:val="18"/>
+              </w:rPr>
+              <w:t>Never combine a nitrate with a phosphodiesterase type 5 inhibitor</w:t>
+            </w:r>
+            <w:r>
+              <w:rPr>
+                <w:b w:val="0"/>
+                <w:i w:val="0"/>
+                <w:sz w:val="18"/>
+              </w:rPr>
+              <w:t xml:space="preserve"> (sildenafil, tadalafil, vardenafil): concurrent use may lead to hypotension, myocardial infarction or stroke.</w:t>
+            </w:r>
+          </w:p>
+        </w:tc>
+        <w:tc>
+          <w:tcPr>
+            <w:tcW w:type="dxa" w:w="2909"/>
+          </w:tcPr>
+          <w:p>
+            <w:pPr>
+              <w:spacing w:after="40"/>
+            </w:pPr>
+            <w:r>
+              <w:rPr>
+                <w:sz w:val="18"/>
+              </w:rPr>
+            </w:r>
+            <w:r>
+              <w:rPr>
+                <w:b w:val="0"/>
+                <w:i w:val="0"/>
+                <w:sz w:val="18"/>
+              </w:rPr>
+              <w:t>Ask every patient on a nitrate about erectile dysfunction medicines; this is the classic dangerous nitrate interaction.</w:t>
+            </w:r>
+          </w:p>
+        </w:tc>
+        <w:tc>
+          <w:tcPr>
+            <w:tcW w:type="dxa" w:w="2909"/>
+          </w:tcPr>
+          <w:p>
+            <w:pPr>
+              <w:spacing w:after="40"/>
+            </w:pPr>
+            <w:r>
+              <w:rPr>
+                <w:sz w:val="18"/>
+              </w:rPr>
+            </w:r>
+            <w:r>
+              <w:rPr>
+                <w:b w:val="0"/>
+                <w:i w:val="0"/>
+                <w:sz w:val="18"/>
+              </w:rPr>
+              <w:t>L8</w:t>
+            </w:r>
+            <w:r>
+              <w:rPr>
+                <w:sz w:val="18"/>
+              </w:rPr>
+              <w:br/>
+            </w:r>
+            <w:r>
+              <w:rPr>
+                <w:b w:val="0"/>
+                <w:i w:val="0"/>
+                <w:sz w:val="18"/>
+              </w:rPr>
+              <w:t>slide 33</w:t>
+            </w:r>
+          </w:p>
+        </w:tc>
+      </w:tr>
+      <w:tr>
+        <w:tc>
+          <w:tcPr>
+            <w:tcW w:type="dxa" w:w="14545"/>
+            <w:gridSpan w:val="5"/>
+          </w:tcPr>
+          <w:p>
+            <w:pPr>
+              <w:spacing w:after="40"/>
+            </w:pPr>
+            <w:r/>
+          </w:p>
+        </w:tc>
+      </w:tr>
+      <w:tr>
+        <w:tc>
+          <w:tcPr>
+            <w:tcW w:type="dxa" w:w="2909"/>
+          </w:tcPr>
+          <w:p>
+            <w:pPr>
+              <w:spacing w:after="40"/>
+            </w:pPr>
+            <w:r>
+              <w:rPr>
+                <w:sz w:val="18"/>
+              </w:rPr>
+            </w:r>
+            <w:r>
+              <w:rPr>
+                <w:b w:val="0"/>
+                <w:i w:val="0"/>
+                <w:sz w:val="18"/>
+              </w:rPr>
+              <w:t>ACE (angiotensin-converting enzyme) inhibitors</w:t>
+            </w:r>
+            <w:r>
+              <w:rPr>
+                <w:sz w:val="18"/>
+              </w:rPr>
+              <w:br/>
+            </w:r>
+            <w:r>
+              <w:rPr>
+                <w:b w:val="0"/>
+                <w:i w:val="0"/>
+                <w:sz w:val="18"/>
+              </w:rPr>
+              <w:t>used in coronary artery disease</w:t>
+            </w:r>
+          </w:p>
+        </w:tc>
+        <w:tc>
+          <w:tcPr>
+            <w:tcW w:type="dxa" w:w="2909"/>
+          </w:tcPr>
+          <w:p>
+            <w:pPr>
+              <w:spacing w:after="40"/>
+            </w:pPr>
+            <w:r>
+              <w:rPr>
+                <w:sz w:val="18"/>
+              </w:rPr>
+            </w:r>
+            <w:r>
+              <w:rPr>
+                <w:b w:val="0"/>
+                <w:i w:val="0"/>
+                <w:sz w:val="18"/>
+              </w:rPr>
+              <w:t>Indication</w:t>
+            </w:r>
+          </w:p>
+        </w:tc>
+        <w:tc>
+          <w:tcPr>
+            <w:tcW w:type="dxa" w:w="2909"/>
+          </w:tcPr>
+          <w:p>
+            <w:pPr>
+              <w:spacing w:after="40"/>
+            </w:pPr>
+            <w:r>
+              <w:rPr>
+                <w:sz w:val="18"/>
+              </w:rPr>
+            </w:r>
+            <w:r>
+              <w:rPr>
+                <w:b w:val="0"/>
+                <w:i w:val="0"/>
+                <w:sz w:val="18"/>
+              </w:rPr>
+              <w:t xml:space="preserve">Used in coronary artery disease </w:t>
+            </w:r>
+            <w:r>
+              <w:rPr>
+                <w:b/>
+                <w:i w:val="0"/>
+                <w:sz w:val="18"/>
+              </w:rPr>
+              <w:t>with diabetes and/or left ventricular systolic dysfunction</w:t>
+            </w:r>
+            <w:r>
+              <w:rPr>
+                <w:b w:val="0"/>
+                <w:i w:val="0"/>
+                <w:sz w:val="18"/>
+              </w:rPr>
+              <w:t xml:space="preserve">; should be used indefinitely after a myocardial infarction, with left ventricular dysfunction or with diabetes; consider in all patients with coronary artery disease or other vascular disease. They </w:t>
+            </w:r>
+            <w:r>
+              <w:rPr>
+                <w:b/>
+                <w:i w:val="0"/>
+                <w:sz w:val="18"/>
+              </w:rPr>
+              <w:t>do not significantly affect myocardial oxygen consumption</w:t>
+            </w:r>
+            <w:r>
+              <w:rPr>
+                <w:b w:val="0"/>
+                <w:i w:val="0"/>
+                <w:sz w:val="18"/>
+              </w:rPr>
+              <w:t xml:space="preserve"> and </w:t>
+            </w:r>
+            <w:r>
+              <w:rPr>
+                <w:b/>
+                <w:i w:val="0"/>
+                <w:sz w:val="18"/>
+              </w:rPr>
+              <w:t>do not relieve angina</w:t>
+            </w:r>
+            <w:r>
+              <w:rPr>
+                <w:b w:val="0"/>
+                <w:i w:val="0"/>
+                <w:sz w:val="18"/>
+              </w:rPr>
+              <w:t>; they may help prevent progression of the disease.</w:t>
+            </w:r>
+          </w:p>
+        </w:tc>
+        <w:tc>
+          <w:tcPr>
+            <w:tcW w:type="dxa" w:w="2909"/>
+          </w:tcPr>
+          <w:p>
+            <w:pPr>
+              <w:spacing w:after="40"/>
+            </w:pPr>
+            <w:r>
+              <w:rPr>
+                <w:sz w:val="18"/>
+              </w:rPr>
+            </w:r>
+            <w:r>
+              <w:rPr>
+                <w:b w:val="0"/>
+                <w:i w:val="0"/>
+                <w:sz w:val="18"/>
+              </w:rPr>
+              <w:t>Not an antianginal: do not expect chest-pain relief; the benefit is long-term protection.</w:t>
+            </w:r>
+          </w:p>
+        </w:tc>
+        <w:tc>
+          <w:tcPr>
+            <w:tcW w:type="dxa" w:w="2909"/>
+          </w:tcPr>
+          <w:p>
+            <w:pPr>
+              <w:spacing w:after="40"/>
+            </w:pPr>
+            <w:r>
+              <w:rPr>
+                <w:sz w:val="18"/>
+              </w:rPr>
+            </w:r>
+            <w:r>
+              <w:rPr>
+                <w:b w:val="0"/>
+                <w:i w:val="0"/>
+                <w:sz w:val="18"/>
+              </w:rPr>
+              <w:t>L8</w:t>
+            </w:r>
+            <w:r>
+              <w:rPr>
+                <w:sz w:val="18"/>
+              </w:rPr>
+              <w:br/>
+            </w:r>
+            <w:r>
+              <w:rPr>
+                <w:b w:val="0"/>
+                <w:i w:val="0"/>
+                <w:sz w:val="18"/>
+              </w:rPr>
+              <w:t>slide 35</w:t>
+            </w:r>
+          </w:p>
+        </w:tc>
+      </w:tr>
+      <w:tr>
+        <w:tc>
+          <w:tcPr>
+            <w:tcW w:type="dxa" w:w="2909"/>
+          </w:tcPr>
+          <w:p>
+            <w:pPr>
+              <w:spacing w:after="40"/>
+            </w:pPr>
+            <w:r>
+              <w:rPr>
+                <w:sz w:val="18"/>
+              </w:rPr>
+            </w:r>
+            <w:r>
+              <w:rPr>
+                <w:b w:val="0"/>
+                <w:i w:val="0"/>
+                <w:sz w:val="18"/>
+              </w:rPr>
+              <w:t>Aspirin</w:t>
+            </w:r>
+            <w:r>
+              <w:rPr>
+                <w:sz w:val="18"/>
+              </w:rPr>
+              <w:br/>
+            </w:r>
+            <w:r>
+              <w:rPr>
+                <w:b w:val="0"/>
+                <w:i w:val="0"/>
+                <w:sz w:val="18"/>
+              </w:rPr>
+              <w:t>antiplatelet</w:t>
+            </w:r>
+          </w:p>
+        </w:tc>
+        <w:tc>
+          <w:tcPr>
+            <w:tcW w:type="dxa" w:w="2909"/>
+          </w:tcPr>
+          <w:p>
+            <w:pPr>
+              <w:spacing w:after="40"/>
+            </w:pPr>
+            <w:r>
+              <w:rPr>
+                <w:sz w:val="18"/>
+              </w:rPr>
+            </w:r>
+            <w:r>
+              <w:rPr>
+                <w:b w:val="0"/>
+                <w:i w:val="0"/>
+                <w:sz w:val="18"/>
+              </w:rPr>
+              <w:t>Drug of choice</w:t>
+            </w:r>
+          </w:p>
+        </w:tc>
+        <w:tc>
+          <w:tcPr>
+            <w:tcW w:type="dxa" w:w="2909"/>
+          </w:tcPr>
+          <w:p>
+            <w:pPr>
+              <w:spacing w:after="40"/>
+            </w:pPr>
+            <w:r>
+              <w:rPr>
+                <w:sz w:val="18"/>
+              </w:rPr>
+            </w:r>
+            <w:r>
+              <w:rPr>
+                <w:b/>
+                <w:i w:val="0"/>
+                <w:sz w:val="18"/>
+              </w:rPr>
+              <w:t>Aspirin in the absence of contraindications</w:t>
+            </w:r>
+            <w:r>
+              <w:rPr>
+                <w:b w:val="0"/>
+                <w:i w:val="0"/>
+                <w:sz w:val="18"/>
+              </w:rPr>
+              <w:t xml:space="preserve"> for </w:t>
+            </w:r>
+            <w:r>
+              <w:rPr>
+                <w:b/>
+                <w:i w:val="0"/>
+                <w:sz w:val="18"/>
+              </w:rPr>
+              <w:t>all patients with ischemic heart disease</w:t>
+            </w:r>
+            <w:r>
+              <w:rPr>
+                <w:b w:val="0"/>
+                <w:i w:val="0"/>
+                <w:sz w:val="18"/>
+              </w:rPr>
+              <w:t>, to prevent acute coronary syndrome.</w:t>
+            </w:r>
+          </w:p>
+        </w:tc>
+        <w:tc>
+          <w:tcPr>
+            <w:tcW w:type="dxa" w:w="2909"/>
+          </w:tcPr>
+          <w:p>
+            <w:pPr>
+              <w:spacing w:after="40"/>
+            </w:pPr>
+            <w:r>
+              <w:rPr>
+                <w:sz w:val="18"/>
+              </w:rPr>
+            </w:r>
+            <w:r>
+              <w:rPr>
+                <w:b w:val="0"/>
+                <w:i w:val="0"/>
+                <w:sz w:val="18"/>
+              </w:rPr>
+              <w:t>Aspirin is the default antiplatelet; the question becomes clopidogrel only when aspirin is not an option.</w:t>
+            </w:r>
+          </w:p>
+        </w:tc>
+        <w:tc>
+          <w:tcPr>
+            <w:tcW w:type="dxa" w:w="2909"/>
+          </w:tcPr>
+          <w:p>
+            <w:pPr>
+              <w:spacing w:after="40"/>
+            </w:pPr>
+            <w:r>
+              <w:rPr>
+                <w:sz w:val="18"/>
+              </w:rPr>
+            </w:r>
+            <w:r>
+              <w:rPr>
+                <w:b w:val="0"/>
+                <w:i w:val="0"/>
+                <w:sz w:val="18"/>
+              </w:rPr>
+              <w:t>L8</w:t>
+            </w:r>
+            <w:r>
+              <w:rPr>
+                <w:sz w:val="18"/>
+              </w:rPr>
+              <w:br/>
+            </w:r>
+            <w:r>
+              <w:rPr>
+                <w:b w:val="0"/>
+                <w:i w:val="0"/>
+                <w:sz w:val="18"/>
+              </w:rPr>
+              <w:t>slide 37</w:t>
+            </w:r>
+          </w:p>
+        </w:tc>
+      </w:tr>
+      <w:tr>
+        <w:tc>
+          <w:tcPr>
+            <w:tcW w:type="dxa" w:w="2909"/>
+          </w:tcPr>
+          <w:p>
+            <w:pPr>
+              <w:spacing w:after="40"/>
+            </w:pPr>
+            <w:r>
+              <w:rPr>
+                <w:sz w:val="18"/>
+              </w:rPr>
+            </w:r>
+            <w:r>
+              <w:rPr>
+                <w:b w:val="0"/>
+                <w:i w:val="0"/>
+                <w:sz w:val="18"/>
+              </w:rPr>
+              <w:t>Clopidogrel</w:t>
+            </w:r>
+            <w:r>
+              <w:rPr>
+                <w:sz w:val="18"/>
+              </w:rPr>
+              <w:br/>
+            </w:r>
+            <w:r>
+              <w:rPr>
+                <w:b w:val="0"/>
+                <w:i w:val="0"/>
+                <w:sz w:val="18"/>
+              </w:rPr>
+              <w:t>antiplatelet</w:t>
+            </w:r>
+          </w:p>
+        </w:tc>
+        <w:tc>
+          <w:tcPr>
+            <w:tcW w:type="dxa" w:w="2909"/>
+          </w:tcPr>
+          <w:p>
+            <w:pPr>
+              <w:spacing w:after="40"/>
+            </w:pPr>
+            <w:r>
+              <w:rPr>
+                <w:sz w:val="18"/>
+              </w:rPr>
+            </w:r>
+            <w:r>
+              <w:rPr>
+                <w:b w:val="0"/>
+                <w:i w:val="0"/>
+                <w:sz w:val="18"/>
+              </w:rPr>
+              <w:t>Indication</w:t>
+            </w:r>
+          </w:p>
+        </w:tc>
+        <w:tc>
+          <w:tcPr>
+            <w:tcW w:type="dxa" w:w="2909"/>
+          </w:tcPr>
+          <w:p>
+            <w:pPr>
+              <w:spacing w:after="40"/>
+            </w:pPr>
+            <w:r>
+              <w:rPr>
+                <w:sz w:val="18"/>
+              </w:rPr>
+            </w:r>
+            <w:r>
+              <w:rPr>
+                <w:b/>
+                <w:i w:val="0"/>
+                <w:sz w:val="18"/>
+              </w:rPr>
+              <w:t>Recommended for patients allergic to aspirin</w:t>
+            </w:r>
+            <w:r>
+              <w:rPr>
+                <w:b w:val="0"/>
+                <w:i w:val="0"/>
+                <w:sz w:val="18"/>
+              </w:rPr>
+              <w:t>; as efficacious as aspirin in secondary prevention.</w:t>
+            </w:r>
+          </w:p>
+        </w:tc>
+        <w:tc>
+          <w:tcPr>
+            <w:tcW w:type="dxa" w:w="2909"/>
+          </w:tcPr>
+          <w:p>
+            <w:pPr>
+              <w:spacing w:after="40"/>
+            </w:pPr>
+            <w:r>
+              <w:rPr>
+                <w:sz w:val="18"/>
+              </w:rPr>
+            </w:r>
+            <w:r>
+              <w:rPr>
+                <w:b w:val="0"/>
+                <w:i w:val="0"/>
+                <w:sz w:val="18"/>
+              </w:rPr>
+              <w:t>Aspirin allergy is the trigger for choosing clopidogrel in stable ischemic heart disease.</w:t>
+            </w:r>
+          </w:p>
+        </w:tc>
+        <w:tc>
+          <w:tcPr>
+            <w:tcW w:type="dxa" w:w="2909"/>
+          </w:tcPr>
+          <w:p>
+            <w:pPr>
+              <w:spacing w:after="40"/>
+            </w:pPr>
+            <w:r>
+              <w:rPr>
+                <w:sz w:val="18"/>
+              </w:rPr>
+            </w:r>
+            <w:r>
+              <w:rPr>
+                <w:b w:val="0"/>
+                <w:i w:val="0"/>
+                <w:sz w:val="18"/>
+              </w:rPr>
+              <w:t>L8</w:t>
+            </w:r>
+            <w:r>
+              <w:rPr>
+                <w:sz w:val="18"/>
+              </w:rPr>
+              <w:br/>
+            </w:r>
+            <w:r>
+              <w:rPr>
+                <w:b w:val="0"/>
+                <w:i w:val="0"/>
+                <w:sz w:val="18"/>
+              </w:rPr>
+              <w:t>slide 37</w:t>
+            </w:r>
+          </w:p>
+        </w:tc>
+      </w:tr>
+      <w:tr>
+        <w:tc>
+          <w:tcPr>
+            <w:tcW w:type="dxa" w:w="14545"/>
+            <w:gridSpan w:val="5"/>
+          </w:tcPr>
+          <w:p>
+            <w:pPr>
+              <w:spacing w:after="40"/>
+            </w:pPr>
+            <w:r/>
+          </w:p>
+        </w:tc>
+      </w:tr>
+      <w:tr>
+        <w:tc>
+          <w:tcPr>
+            <w:tcW w:type="dxa" w:w="2909"/>
+          </w:tcPr>
+          <w:p>
+            <w:pPr>
+              <w:spacing w:after="40"/>
+            </w:pPr>
+            <w:r>
+              <w:rPr>
+                <w:sz w:val="18"/>
+              </w:rPr>
+            </w:r>
+            <w:r>
+              <w:rPr>
+                <w:b w:val="0"/>
+                <w:i w:val="0"/>
+                <w:sz w:val="18"/>
+              </w:rPr>
+              <w:t>Give unless contraindicated</w:t>
+            </w:r>
+            <w:r>
+              <w:rPr>
+                <w:sz w:val="18"/>
+              </w:rPr>
+              <w:br/>
+            </w:r>
+            <w:r>
+              <w:rPr>
+                <w:b w:val="0"/>
+                <w:i w:val="0"/>
+                <w:sz w:val="18"/>
+              </w:rPr>
+              <w:t>the standard bundle</w:t>
+            </w:r>
+          </w:p>
+        </w:tc>
+        <w:tc>
+          <w:tcPr>
+            <w:tcW w:type="dxa" w:w="2909"/>
+          </w:tcPr>
+          <w:p>
+            <w:pPr>
+              <w:spacing w:after="40"/>
+            </w:pPr>
+            <w:r>
+              <w:rPr>
+                <w:sz w:val="18"/>
+              </w:rPr>
+            </w:r>
+            <w:r>
+              <w:rPr>
+                <w:b w:val="0"/>
+                <w:i w:val="0"/>
+                <w:sz w:val="18"/>
+              </w:rPr>
+              <w:t>Drug of choice</w:t>
+            </w:r>
+          </w:p>
+        </w:tc>
+        <w:tc>
+          <w:tcPr>
+            <w:tcW w:type="dxa" w:w="2909"/>
+          </w:tcPr>
+          <w:p>
+            <w:pPr>
+              <w:spacing w:after="40"/>
+            </w:pPr>
+            <w:r>
+              <w:rPr>
+                <w:sz w:val="18"/>
+              </w:rPr>
+            </w:r>
+            <w:r>
+              <w:rPr>
+                <w:b/>
+                <w:i w:val="0"/>
+                <w:sz w:val="18"/>
+              </w:rPr>
+              <w:t>Aspirin; a beta blocker if there was a prior myocardial infarction; an angiotensin-converting enzyme inhibitor in patients with diabetes or left ventricular dysfunction; lipid-lowering therapy; sublingual nitroglycerin for acute relief</w:t>
+            </w:r>
+            <w:r>
+              <w:rPr>
+                <w:b w:val="0"/>
+                <w:i w:val="0"/>
+                <w:sz w:val="18"/>
+              </w:rPr>
+              <w:t xml:space="preserve"> (symptom relief, not protection).</w:t>
+            </w:r>
+          </w:p>
+        </w:tc>
+        <w:tc>
+          <w:tcPr>
+            <w:tcW w:type="dxa" w:w="2909"/>
+          </w:tcPr>
+          <w:p>
+            <w:pPr>
+              <w:spacing w:after="40"/>
+            </w:pPr>
+            <w:r>
+              <w:rPr>
+                <w:sz w:val="18"/>
+              </w:rPr>
+            </w:r>
+            <w:r>
+              <w:rPr>
+                <w:b w:val="0"/>
+                <w:i w:val="0"/>
+                <w:sz w:val="18"/>
+              </w:rPr>
+              <w:t>Match the drug to the trigger: prior infarction points to the beta blocker, diabetes or weak left ventricle to the angiotensin-converting enzyme inhibitor.</w:t>
+            </w:r>
+          </w:p>
+        </w:tc>
+        <w:tc>
+          <w:tcPr>
+            <w:tcW w:type="dxa" w:w="2909"/>
+          </w:tcPr>
+          <w:p>
+            <w:pPr>
+              <w:spacing w:after="40"/>
+            </w:pPr>
+            <w:r>
+              <w:rPr>
+                <w:sz w:val="18"/>
+              </w:rPr>
+            </w:r>
+            <w:r>
+              <w:rPr>
+                <w:b w:val="0"/>
+                <w:i w:val="0"/>
+                <w:sz w:val="18"/>
+              </w:rPr>
+              <w:t>L8</w:t>
+            </w:r>
+            <w:r>
+              <w:rPr>
+                <w:sz w:val="18"/>
+              </w:rPr>
+              <w:br/>
+            </w:r>
+            <w:r>
+              <w:rPr>
+                <w:b w:val="0"/>
+                <w:i w:val="0"/>
+                <w:sz w:val="18"/>
+              </w:rPr>
+              <w:t>slide 38</w:t>
+            </w:r>
+          </w:p>
+        </w:tc>
+      </w:tr>
+      <w:tr>
+        <w:tc>
+          <w:tcPr>
+            <w:tcW w:type="dxa" w:w="2909"/>
+          </w:tcPr>
+          <w:p>
+            <w:pPr>
+              <w:spacing w:after="40"/>
+            </w:pPr>
+            <w:r>
+              <w:rPr>
+                <w:sz w:val="18"/>
+              </w:rPr>
+            </w:r>
+            <w:r>
+              <w:rPr>
+                <w:b w:val="0"/>
+                <w:i w:val="0"/>
+                <w:sz w:val="18"/>
+              </w:rPr>
+              <w:t>Prophylactic antianginals</w:t>
+            </w:r>
+            <w:r>
+              <w:rPr>
+                <w:sz w:val="18"/>
+              </w:rPr>
+              <w:br/>
+            </w:r>
+            <w:r>
+              <w:rPr>
+                <w:b w:val="0"/>
+                <w:i w:val="0"/>
+                <w:sz w:val="18"/>
+              </w:rPr>
+              <w:t>beta blockers, calcium channel blockers, long-acting nitrates</w:t>
+            </w:r>
+          </w:p>
+        </w:tc>
+        <w:tc>
+          <w:tcPr>
+            <w:tcW w:type="dxa" w:w="2909"/>
+          </w:tcPr>
+          <w:p>
+            <w:pPr>
+              <w:spacing w:after="40"/>
+            </w:pPr>
+            <w:r>
+              <w:rPr>
+                <w:sz w:val="18"/>
+              </w:rPr>
+            </w:r>
+            <w:r>
+              <w:rPr>
+                <w:b w:val="0"/>
+                <w:i w:val="0"/>
+                <w:sz w:val="18"/>
+              </w:rPr>
+              <w:t>Indication</w:t>
+            </w:r>
+          </w:p>
+        </w:tc>
+        <w:tc>
+          <w:tcPr>
+            <w:tcW w:type="dxa" w:w="2909"/>
+          </w:tcPr>
+          <w:p>
+            <w:pPr>
+              <w:spacing w:after="40"/>
+            </w:pPr>
+            <w:r>
+              <w:rPr>
+                <w:sz w:val="18"/>
+              </w:rPr>
+            </w:r>
+            <w:r>
+              <w:rPr>
+                <w:b w:val="0"/>
+                <w:i w:val="0"/>
+                <w:sz w:val="18"/>
+              </w:rPr>
+              <w:t xml:space="preserve">For </w:t>
+            </w:r>
+            <w:r>
+              <w:rPr>
+                <w:b/>
+                <w:i w:val="0"/>
+                <w:sz w:val="18"/>
+              </w:rPr>
+              <w:t>daily or more frequent symptoms</w:t>
+            </w:r>
+            <w:r>
+              <w:rPr>
+                <w:b w:val="0"/>
+                <w:i w:val="0"/>
+                <w:sz w:val="18"/>
+              </w:rPr>
+              <w:t>, add prophylactic therapy: beta blockers, calcium channel blockers or long-acting nitrates.</w:t>
+            </w:r>
+          </w:p>
+        </w:tc>
+        <w:tc>
+          <w:tcPr>
+            <w:tcW w:type="dxa" w:w="2909"/>
+          </w:tcPr>
+          <w:p>
+            <w:pPr>
+              <w:spacing w:after="40"/>
+            </w:pPr>
+            <w:r>
+              <w:rPr>
+                <w:sz w:val="18"/>
+              </w:rPr>
+            </w:r>
+            <w:r>
+              <w:rPr>
+                <w:b w:val="0"/>
+                <w:i w:val="0"/>
+                <w:sz w:val="18"/>
+              </w:rPr>
+              <w:t>Sublingual nitroglycerin alone is for occasional attacks; daily symptoms call for a preventive drug.</w:t>
+            </w:r>
+          </w:p>
+        </w:tc>
+        <w:tc>
+          <w:tcPr>
+            <w:tcW w:type="dxa" w:w="2909"/>
+          </w:tcPr>
+          <w:p>
+            <w:pPr>
+              <w:spacing w:after="40"/>
+            </w:pPr>
+            <w:r>
+              <w:rPr>
+                <w:sz w:val="18"/>
+              </w:rPr>
+            </w:r>
+            <w:r>
+              <w:rPr>
+                <w:b w:val="0"/>
+                <w:i w:val="0"/>
+                <w:sz w:val="18"/>
+              </w:rPr>
+              <w:t>L8</w:t>
+            </w:r>
+            <w:r>
+              <w:rPr>
+                <w:sz w:val="18"/>
+              </w:rPr>
+              <w:br/>
+            </w:r>
+            <w:r>
+              <w:rPr>
+                <w:b w:val="0"/>
+                <w:i w:val="0"/>
+                <w:sz w:val="18"/>
+              </w:rPr>
+              <w:t>slide 38</w:t>
+            </w:r>
+          </w:p>
+        </w:tc>
+      </w:tr>
+      <w:tr>
+        <w:tc>
+          <w:tcPr>
+            <w:tcW w:type="dxa" w:w="2909"/>
+          </w:tcPr>
+          <w:p>
+            <w:pPr>
+              <w:spacing w:after="40"/>
+            </w:pPr>
+            <w:r>
+              <w:rPr>
+                <w:sz w:val="18"/>
+              </w:rPr>
+            </w:r>
+            <w:r>
+              <w:rPr>
+                <w:b w:val="0"/>
+                <w:i w:val="0"/>
+                <w:sz w:val="18"/>
+              </w:rPr>
+              <w:t>Combination therapy</w:t>
+            </w:r>
+            <w:r>
+              <w:rPr>
+                <w:sz w:val="18"/>
+              </w:rPr>
+              <w:br/>
+            </w:r>
+            <w:r>
+              <w:rPr>
+                <w:b w:val="0"/>
+                <w:i w:val="0"/>
+                <w:sz w:val="18"/>
+              </w:rPr>
+              <w:t>beta blocker plus calcium channel blocker</w:t>
+            </w:r>
+          </w:p>
+        </w:tc>
+        <w:tc>
+          <w:tcPr>
+            <w:tcW w:type="dxa" w:w="2909"/>
+          </w:tcPr>
+          <w:p>
+            <w:pPr>
+              <w:spacing w:after="40"/>
+            </w:pPr>
+            <w:r>
+              <w:rPr>
+                <w:sz w:val="18"/>
+              </w:rPr>
+            </w:r>
+            <w:r>
+              <w:rPr>
+                <w:b w:val="0"/>
+                <w:i w:val="0"/>
+                <w:sz w:val="18"/>
+              </w:rPr>
+              <w:t>Indication</w:t>
+            </w:r>
+          </w:p>
+        </w:tc>
+        <w:tc>
+          <w:tcPr>
+            <w:tcW w:type="dxa" w:w="2909"/>
+          </w:tcPr>
+          <w:p>
+            <w:pPr>
+              <w:spacing w:after="40"/>
+            </w:pPr>
+            <w:r>
+              <w:rPr>
+                <w:sz w:val="18"/>
+              </w:rPr>
+            </w:r>
+            <w:r>
+              <w:rPr>
+                <w:b w:val="0"/>
+                <w:i w:val="0"/>
+                <w:sz w:val="18"/>
+              </w:rPr>
+              <w:t xml:space="preserve">Consider combining when angina persists on one drug. </w:t>
+            </w:r>
+            <w:r>
+              <w:rPr>
+                <w:b/>
+                <w:i w:val="0"/>
+                <w:sz w:val="18"/>
+              </w:rPr>
+              <w:t>A beta blocker and a dihydropyridine calcium channel blocker may be combined if tolerated</w:t>
+            </w:r>
+            <w:r>
+              <w:rPr>
+                <w:b w:val="0"/>
+                <w:i w:val="0"/>
+                <w:sz w:val="18"/>
+              </w:rPr>
+              <w:t xml:space="preserve"> (some evidence of longer exercise duration); a non-dihydropyridine with a beta blocker is a precaution (the concern is additive heart block and bradycardia, inferred from their heart rate and conduction effects). If a third agent seems needed, the patient probably needs further workup such as angiography.</w:t>
+            </w:r>
+          </w:p>
+        </w:tc>
+        <w:tc>
+          <w:tcPr>
+            <w:tcW w:type="dxa" w:w="2909"/>
+          </w:tcPr>
+          <w:p>
+            <w:pPr>
+              <w:spacing w:after="40"/>
+            </w:pPr>
+            <w:r>
+              <w:rPr>
+                <w:sz w:val="18"/>
+              </w:rPr>
+            </w:r>
+            <w:r>
+              <w:rPr>
+                <w:b w:val="0"/>
+                <w:i w:val="0"/>
+                <w:sz w:val="18"/>
+              </w:rPr>
+              <w:t>Persistent symptoms on two drugs usually call for further testing (for example angiography) before a third drug.</w:t>
+            </w:r>
+          </w:p>
+        </w:tc>
+        <w:tc>
+          <w:tcPr>
+            <w:tcW w:type="dxa" w:w="2909"/>
+          </w:tcPr>
+          <w:p>
+            <w:pPr>
+              <w:spacing w:after="40"/>
+            </w:pPr>
+            <w:r>
+              <w:rPr>
+                <w:sz w:val="18"/>
+              </w:rPr>
+            </w:r>
+            <w:r>
+              <w:rPr>
+                <w:b w:val="0"/>
+                <w:i w:val="0"/>
+                <w:sz w:val="18"/>
+              </w:rPr>
+              <w:t>L8</w:t>
+            </w:r>
+            <w:r>
+              <w:rPr>
+                <w:sz w:val="18"/>
+              </w:rPr>
+              <w:br/>
+            </w:r>
+            <w:r>
+              <w:rPr>
+                <w:b w:val="0"/>
+                <w:i w:val="0"/>
+                <w:sz w:val="18"/>
+              </w:rPr>
+              <w:t>slide 36</w:t>
+            </w:r>
+          </w:p>
+        </w:tc>
+      </w:tr>
+      <w:tr>
+        <w:tc>
+          <w:tcPr>
+            <w:tcW w:type="dxa" w:w="14545"/>
+            <w:gridSpan w:val="5"/>
+          </w:tcPr>
+          <w:p>
+            <w:pPr>
+              <w:spacing w:after="40"/>
+            </w:pPr>
+            <w:r/>
+          </w:p>
+        </w:tc>
+      </w:tr>
+      <w:tr>
+        <w:tc>
+          <w:tcPr>
+            <w:tcW w:type="dxa" w:w="2909"/>
+          </w:tcPr>
+          <w:p>
+            <w:pPr>
+              <w:spacing w:after="40"/>
+            </w:pPr>
+            <w:r>
+              <w:rPr>
+                <w:sz w:val="18"/>
+              </w:rPr>
+            </w:r>
+            <w:r>
+              <w:rPr>
+                <w:b w:val="0"/>
+                <w:i w:val="0"/>
+                <w:sz w:val="18"/>
+              </w:rPr>
+              <w:t>Acute coronary syndrome</w:t>
+            </w:r>
+            <w:r>
+              <w:rPr>
+                <w:sz w:val="18"/>
+              </w:rPr>
+              <w:br/>
+            </w:r>
+            <w:r>
+              <w:rPr>
+                <w:b w:val="0"/>
+                <w:i w:val="0"/>
+                <w:sz w:val="18"/>
+              </w:rPr>
+              <w:t>classification</w:t>
+            </w:r>
+          </w:p>
+        </w:tc>
+        <w:tc>
+          <w:tcPr>
+            <w:tcW w:type="dxa" w:w="2909"/>
+          </w:tcPr>
+          <w:p>
+            <w:pPr>
+              <w:spacing w:after="40"/>
+            </w:pPr>
+            <w:r>
+              <w:rPr>
+                <w:sz w:val="18"/>
+              </w:rPr>
+            </w:r>
+            <w:r>
+              <w:rPr>
+                <w:b w:val="0"/>
+                <w:i w:val="0"/>
+                <w:sz w:val="18"/>
+              </w:rPr>
+              <w:t>Indication</w:t>
+            </w:r>
+          </w:p>
+        </w:tc>
+        <w:tc>
+          <w:tcPr>
+            <w:tcW w:type="dxa" w:w="2909"/>
+          </w:tcPr>
+          <w:p>
+            <w:pPr>
+              <w:spacing w:after="40"/>
+            </w:pPr>
+            <w:r>
+              <w:rPr>
+                <w:sz w:val="18"/>
+              </w:rPr>
+            </w:r>
+            <w:r>
+              <w:rPr>
+                <w:b/>
+                <w:i w:val="0"/>
+                <w:sz w:val="18"/>
+              </w:rPr>
+              <w:t>ST-elevation myocardial infarction</w:t>
+            </w:r>
+            <w:r>
+              <w:rPr>
+                <w:b w:val="0"/>
+                <w:i w:val="0"/>
+                <w:sz w:val="18"/>
+              </w:rPr>
+              <w:t xml:space="preserve"> versus </w:t>
+            </w:r>
+            <w:r>
+              <w:rPr>
+                <w:b/>
+                <w:i w:val="0"/>
+                <w:sz w:val="18"/>
+              </w:rPr>
+              <w:t>non-ST-elevation acute coronary syndrome</w:t>
+            </w:r>
+            <w:r>
+              <w:rPr>
+                <w:b w:val="0"/>
+                <w:i w:val="0"/>
+                <w:sz w:val="18"/>
+              </w:rPr>
+              <w:t xml:space="preserve">, which includes </w:t>
+            </w:r>
+            <w:r>
+              <w:rPr>
+                <w:b/>
+                <w:i w:val="0"/>
+                <w:sz w:val="18"/>
+              </w:rPr>
+              <w:t>unstable angina</w:t>
+            </w:r>
+            <w:r>
+              <w:rPr>
+                <w:b w:val="0"/>
+                <w:i w:val="0"/>
+                <w:sz w:val="18"/>
+              </w:rPr>
+              <w:t xml:space="preserve"> and </w:t>
+            </w:r>
+            <w:r>
+              <w:rPr>
+                <w:b/>
+                <w:i w:val="0"/>
+                <w:sz w:val="18"/>
+              </w:rPr>
+              <w:t>non-ST-elevation myocardial infarction</w:t>
+            </w:r>
+            <w:r>
+              <w:rPr>
+                <w:b w:val="0"/>
+                <w:i w:val="0"/>
+                <w:sz w:val="18"/>
+              </w:rPr>
+              <w:t>. The electrocardiogram (ST elevation or not) sorts the two groups; a biochemical marker separates unstable angina from infarction.</w:t>
+            </w:r>
+          </w:p>
+        </w:tc>
+        <w:tc>
+          <w:tcPr>
+            <w:tcW w:type="dxa" w:w="2909"/>
+          </w:tcPr>
+          <w:p>
+            <w:pPr>
+              <w:spacing w:after="40"/>
+            </w:pPr>
+            <w:r>
+              <w:rPr>
+                <w:sz w:val="18"/>
+              </w:rPr>
+            </w:r>
+            <w:r>
+              <w:rPr>
+                <w:b w:val="0"/>
+                <w:i w:val="0"/>
+                <w:sz w:val="18"/>
+              </w:rPr>
+              <w:t>Electrocardiogram first (ST elevation or not), then the blood marker (unstable angina versus infarction).</w:t>
+            </w:r>
+          </w:p>
+        </w:tc>
+        <w:tc>
+          <w:tcPr>
+            <w:tcW w:type="dxa" w:w="2909"/>
+          </w:tcPr>
+          <w:p>
+            <w:pPr>
+              <w:spacing w:after="40"/>
+            </w:pPr>
+            <w:r>
+              <w:rPr>
+                <w:sz w:val="18"/>
+              </w:rPr>
+            </w:r>
+            <w:r>
+              <w:rPr>
+                <w:b w:val="0"/>
+                <w:i w:val="0"/>
+                <w:sz w:val="18"/>
+              </w:rPr>
+              <w:t>L8</w:t>
+            </w:r>
+            <w:r>
+              <w:rPr>
+                <w:sz w:val="18"/>
+              </w:rPr>
+              <w:br/>
+            </w:r>
+            <w:r>
+              <w:rPr>
+                <w:b w:val="0"/>
+                <w:i w:val="0"/>
+                <w:sz w:val="18"/>
+              </w:rPr>
+              <w:t>slide 41</w:t>
+            </w:r>
+          </w:p>
+        </w:tc>
+      </w:tr>
+      <w:tr>
+        <w:tc>
+          <w:tcPr>
+            <w:tcW w:type="dxa" w:w="2909"/>
+          </w:tcPr>
+          <w:p>
+            <w:pPr>
+              <w:spacing w:after="40"/>
+            </w:pPr>
+            <w:r>
+              <w:rPr>
+                <w:sz w:val="18"/>
+              </w:rPr>
+            </w:r>
+            <w:r>
+              <w:rPr>
+                <w:b w:val="0"/>
+                <w:i w:val="0"/>
+                <w:sz w:val="18"/>
+              </w:rPr>
+              <w:t>Goals of therapy</w:t>
+            </w:r>
+            <w:r>
+              <w:rPr>
+                <w:sz w:val="18"/>
+              </w:rPr>
+              <w:br/>
+            </w:r>
+            <w:r>
+              <w:rPr>
+                <w:b w:val="0"/>
+                <w:i w:val="0"/>
+                <w:sz w:val="18"/>
+              </w:rPr>
+              <w:t>acute coronary syndrome</w:t>
+            </w:r>
+          </w:p>
+        </w:tc>
+        <w:tc>
+          <w:tcPr>
+            <w:tcW w:type="dxa" w:w="2909"/>
+          </w:tcPr>
+          <w:p>
+            <w:pPr>
+              <w:spacing w:after="40"/>
+            </w:pPr>
+            <w:r>
+              <w:rPr>
+                <w:sz w:val="18"/>
+              </w:rPr>
+            </w:r>
+            <w:r>
+              <w:rPr>
+                <w:b w:val="0"/>
+                <w:i w:val="0"/>
+                <w:sz w:val="18"/>
+              </w:rPr>
+              <w:t>Indication</w:t>
+            </w:r>
+          </w:p>
+        </w:tc>
+        <w:tc>
+          <w:tcPr>
+            <w:tcW w:type="dxa" w:w="2909"/>
+          </w:tcPr>
+          <w:p>
+            <w:pPr>
+              <w:spacing w:after="40"/>
+            </w:pPr>
+            <w:r>
+              <w:rPr>
+                <w:sz w:val="18"/>
+              </w:rPr>
+            </w:r>
+            <w:r>
+              <w:rPr>
+                <w:b w:val="0"/>
+                <w:i w:val="0"/>
+                <w:sz w:val="18"/>
+              </w:rPr>
+              <w:t>Reestablish coronary blood flow, relieve chest pain, prevent progression to myocardial infarction, prevent heart failure and prevent death.</w:t>
+            </w:r>
+          </w:p>
+        </w:tc>
+        <w:tc>
+          <w:tcPr>
+            <w:tcW w:type="dxa" w:w="2909"/>
+          </w:tcPr>
+          <w:p>
+            <w:pPr>
+              <w:spacing w:after="40"/>
+            </w:pPr>
+            <w:r>
+              <w:rPr>
+                <w:sz w:val="18"/>
+              </w:rPr>
+            </w:r>
+            <w:r>
+              <w:rPr>
+                <w:b w:val="0"/>
+                <w:i w:val="0"/>
+                <w:sz w:val="18"/>
+              </w:rPr>
+              <w:t>Each acute drug maps to one goal: fibrinolytics reopen flow, nitrates and morphine relieve pain, aspirin and antithrombotics prevent progression.</w:t>
+            </w:r>
+          </w:p>
+        </w:tc>
+        <w:tc>
+          <w:tcPr>
+            <w:tcW w:type="dxa" w:w="2909"/>
+          </w:tcPr>
+          <w:p>
+            <w:pPr>
+              <w:spacing w:after="40"/>
+            </w:pPr>
+            <w:r>
+              <w:rPr>
+                <w:sz w:val="18"/>
+              </w:rPr>
+            </w:r>
+            <w:r>
+              <w:rPr>
+                <w:b w:val="0"/>
+                <w:i w:val="0"/>
+                <w:sz w:val="18"/>
+              </w:rPr>
+              <w:t>L8</w:t>
+            </w:r>
+            <w:r>
+              <w:rPr>
+                <w:sz w:val="18"/>
+              </w:rPr>
+              <w:br/>
+            </w:r>
+            <w:r>
+              <w:rPr>
+                <w:b w:val="0"/>
+                <w:i w:val="0"/>
+                <w:sz w:val="18"/>
+              </w:rPr>
+              <w:t>slide 51</w:t>
+            </w:r>
+          </w:p>
+        </w:tc>
+      </w:tr>
+      <w:tr>
+        <w:tc>
+          <w:tcPr>
+            <w:tcW w:type="dxa" w:w="2909"/>
+          </w:tcPr>
+          <w:p>
+            <w:pPr>
+              <w:spacing w:after="40"/>
+            </w:pPr>
+            <w:r>
+              <w:rPr>
+                <w:sz w:val="18"/>
+              </w:rPr>
+            </w:r>
+            <w:r>
+              <w:rPr>
+                <w:b w:val="0"/>
+                <w:i w:val="0"/>
+                <w:sz w:val="18"/>
+              </w:rPr>
+              <w:t>Aspirin</w:t>
+            </w:r>
+            <w:r>
+              <w:rPr>
+                <w:sz w:val="18"/>
+              </w:rPr>
+              <w:br/>
+            </w:r>
+            <w:r>
+              <w:rPr>
+                <w:b w:val="0"/>
+                <w:i w:val="0"/>
+                <w:sz w:val="18"/>
+              </w:rPr>
+              <w:t>antiplatelet</w:t>
+            </w:r>
+          </w:p>
+        </w:tc>
+        <w:tc>
+          <w:tcPr>
+            <w:tcW w:type="dxa" w:w="2909"/>
+          </w:tcPr>
+          <w:p>
+            <w:pPr>
+              <w:spacing w:after="40"/>
+            </w:pPr>
+            <w:r>
+              <w:rPr>
+                <w:sz w:val="18"/>
+              </w:rPr>
+            </w:r>
+            <w:r>
+              <w:rPr>
+                <w:b w:val="0"/>
+                <w:i w:val="0"/>
+                <w:sz w:val="18"/>
+              </w:rPr>
+              <w:t>Drug of choice</w:t>
+            </w:r>
+          </w:p>
+        </w:tc>
+        <w:tc>
+          <w:tcPr>
+            <w:tcW w:type="dxa" w:w="2909"/>
+          </w:tcPr>
+          <w:p>
+            <w:pPr>
+              <w:spacing w:after="40"/>
+            </w:pPr>
+            <w:r>
+              <w:rPr>
+                <w:sz w:val="18"/>
+              </w:rPr>
+            </w:r>
+            <w:r>
+              <w:rPr>
+                <w:b/>
+                <w:i w:val="0"/>
+                <w:sz w:val="18"/>
+              </w:rPr>
+              <w:t>Given at the first signs of chest pain: chew and swallow.</w:t>
+            </w:r>
+            <w:r>
+              <w:rPr>
+                <w:b w:val="0"/>
+                <w:i w:val="0"/>
+                <w:sz w:val="18"/>
+              </w:rPr>
+              <w:t xml:space="preserve"> Reduces mortality and reinfarction; also decreases recurrent ischemia, stroke and cardiac death. Common to both ST-elevation myocardial infarction and non-ST-elevation acute coronary syndrome.</w:t>
+            </w:r>
+          </w:p>
+        </w:tc>
+        <w:tc>
+          <w:tcPr>
+            <w:tcW w:type="dxa" w:w="2909"/>
+          </w:tcPr>
+          <w:p>
+            <w:pPr>
+              <w:spacing w:after="40"/>
+            </w:pPr>
+            <w:r>
+              <w:rPr>
+                <w:sz w:val="18"/>
+              </w:rPr>
+            </w:r>
+            <w:r>
+              <w:rPr>
+                <w:b w:val="0"/>
+                <w:i w:val="0"/>
+                <w:sz w:val="18"/>
+              </w:rPr>
+              <w:t>Tell the patient to chew and swallow the tablet rather than swallow it whole; it is given at the first sign of chest pain.</w:t>
+            </w:r>
+          </w:p>
+        </w:tc>
+        <w:tc>
+          <w:tcPr>
+            <w:tcW w:type="dxa" w:w="2909"/>
+          </w:tcPr>
+          <w:p>
+            <w:pPr>
+              <w:spacing w:after="40"/>
+            </w:pPr>
+            <w:r>
+              <w:rPr>
+                <w:sz w:val="18"/>
+              </w:rPr>
+            </w:r>
+            <w:r>
+              <w:rPr>
+                <w:b w:val="0"/>
+                <w:i w:val="0"/>
+                <w:sz w:val="18"/>
+              </w:rPr>
+              <w:t>L8</w:t>
+            </w:r>
+            <w:r>
+              <w:rPr>
+                <w:sz w:val="18"/>
+              </w:rPr>
+              <w:br/>
+            </w:r>
+            <w:r>
+              <w:rPr>
+                <w:b w:val="0"/>
+                <w:i w:val="0"/>
+                <w:sz w:val="18"/>
+              </w:rPr>
+              <w:t>slide 52</w:t>
+            </w:r>
+          </w:p>
+        </w:tc>
+      </w:tr>
+      <w:tr>
+        <w:tc>
+          <w:tcPr>
+            <w:tcW w:type="dxa" w:w="2909"/>
+          </w:tcPr>
+          <w:p>
+            <w:pPr>
+              <w:spacing w:after="40"/>
+            </w:pPr>
+            <w:r>
+              <w:rPr>
+                <w:sz w:val="18"/>
+              </w:rPr>
+            </w:r>
+            <w:r>
+              <w:rPr>
+                <w:b w:val="0"/>
+                <w:i w:val="0"/>
+                <w:sz w:val="18"/>
+              </w:rPr>
+              <w:t>Nitrates in acute coronary syndrome</w:t>
+            </w:r>
+            <w:r>
+              <w:rPr>
+                <w:sz w:val="18"/>
+              </w:rPr>
+              <w:br/>
+            </w:r>
+            <w:r>
+              <w:rPr>
+                <w:b w:val="0"/>
+                <w:i w:val="0"/>
+                <w:sz w:val="18"/>
+              </w:rPr>
+              <w:t>nitroglycerin</w:t>
+            </w:r>
+          </w:p>
+        </w:tc>
+        <w:tc>
+          <w:tcPr>
+            <w:tcW w:type="dxa" w:w="2909"/>
+          </w:tcPr>
+          <w:p>
+            <w:pPr>
+              <w:spacing w:after="40"/>
+            </w:pPr>
+            <w:r>
+              <w:rPr>
+                <w:sz w:val="18"/>
+              </w:rPr>
+            </w:r>
+            <w:r>
+              <w:rPr>
+                <w:b w:val="0"/>
+                <w:i w:val="0"/>
+                <w:sz w:val="18"/>
+              </w:rPr>
+              <w:t>Indication</w:t>
+            </w:r>
+          </w:p>
+        </w:tc>
+        <w:tc>
+          <w:tcPr>
+            <w:tcW w:type="dxa" w:w="2909"/>
+          </w:tcPr>
+          <w:p>
+            <w:pPr>
+              <w:spacing w:after="40"/>
+            </w:pPr>
+            <w:r>
+              <w:rPr>
+                <w:sz w:val="18"/>
+              </w:rPr>
+            </w:r>
+            <w:r>
+              <w:rPr>
+                <w:b/>
+                <w:i w:val="0"/>
+                <w:sz w:val="18"/>
+              </w:rPr>
+              <w:t>Sublingual therapy until the patient reaches the hospital, then an intravenous infusion.</w:t>
+            </w:r>
+            <w:r>
+              <w:rPr>
+                <w:b w:val="0"/>
+                <w:i w:val="0"/>
+                <w:sz w:val="18"/>
+              </w:rPr>
+              <w:t xml:space="preserve"> Benefit: </w:t>
+            </w:r>
+            <w:r>
+              <w:rPr>
+                <w:b/>
+                <w:i w:val="0"/>
+                <w:sz w:val="18"/>
+              </w:rPr>
+              <w:t>relief of chest pain only, with no mortality benefit</w:t>
+            </w:r>
+            <w:r>
+              <w:rPr>
+                <w:b w:val="0"/>
+                <w:i w:val="0"/>
+                <w:sz w:val="18"/>
+              </w:rPr>
+              <w:t>.</w:t>
+            </w:r>
+          </w:p>
+        </w:tc>
+        <w:tc>
+          <w:tcPr>
+            <w:tcW w:type="dxa" w:w="2909"/>
+          </w:tcPr>
+          <w:p>
+            <w:pPr>
+              <w:spacing w:after="40"/>
+            </w:pPr>
+            <w:r>
+              <w:rPr>
+                <w:sz w:val="18"/>
+              </w:rPr>
+            </w:r>
+            <w:r>
+              <w:rPr>
+                <w:b w:val="0"/>
+                <w:i w:val="0"/>
+                <w:sz w:val="18"/>
+              </w:rPr>
+              <w:t>Nitrates treat the pain, not the outcome; do not pick a nitrate as the drug that lowers mortality.</w:t>
+            </w:r>
+          </w:p>
+        </w:tc>
+        <w:tc>
+          <w:tcPr>
+            <w:tcW w:type="dxa" w:w="2909"/>
+          </w:tcPr>
+          <w:p>
+            <w:pPr>
+              <w:spacing w:after="40"/>
+            </w:pPr>
+            <w:r>
+              <w:rPr>
+                <w:sz w:val="18"/>
+              </w:rPr>
+            </w:r>
+            <w:r>
+              <w:rPr>
+                <w:b w:val="0"/>
+                <w:i w:val="0"/>
+                <w:sz w:val="18"/>
+              </w:rPr>
+              <w:t>L8</w:t>
+            </w:r>
+            <w:r>
+              <w:rPr>
+                <w:sz w:val="18"/>
+              </w:rPr>
+              <w:br/>
+            </w:r>
+            <w:r>
+              <w:rPr>
+                <w:b w:val="0"/>
+                <w:i w:val="0"/>
+                <w:sz w:val="18"/>
+              </w:rPr>
+              <w:t>slide 54</w:t>
+            </w:r>
+          </w:p>
+        </w:tc>
+      </w:tr>
+      <w:tr>
+        <w:tc>
+          <w:tcPr>
+            <w:tcW w:type="dxa" w:w="2909"/>
+          </w:tcPr>
+          <w:p>
+            <w:pPr>
+              <w:spacing w:after="40"/>
+            </w:pPr>
+            <w:r>
+              <w:rPr>
+                <w:sz w:val="18"/>
+              </w:rPr>
+            </w:r>
+            <w:r>
+              <w:rPr>
+                <w:b w:val="0"/>
+                <w:i w:val="0"/>
+                <w:sz w:val="18"/>
+              </w:rPr>
+              <w:t>Beta blockers in acute coronary syndrome</w:t>
+            </w:r>
+          </w:p>
+        </w:tc>
+        <w:tc>
+          <w:tcPr>
+            <w:tcW w:type="dxa" w:w="2909"/>
+          </w:tcPr>
+          <w:p>
+            <w:pPr>
+              <w:spacing w:after="40"/>
+            </w:pPr>
+            <w:r>
+              <w:rPr>
+                <w:sz w:val="18"/>
+              </w:rPr>
+            </w:r>
+            <w:r>
+              <w:rPr>
+                <w:b w:val="0"/>
+                <w:i w:val="0"/>
+                <w:sz w:val="18"/>
+              </w:rPr>
+              <w:t>Indication</w:t>
+            </w:r>
+          </w:p>
+        </w:tc>
+        <w:tc>
+          <w:tcPr>
+            <w:tcW w:type="dxa" w:w="2909"/>
+          </w:tcPr>
+          <w:p>
+            <w:pPr>
+              <w:spacing w:after="40"/>
+            </w:pPr>
+            <w:r>
+              <w:rPr>
+                <w:sz w:val="18"/>
+              </w:rPr>
+            </w:r>
+            <w:r>
+              <w:rPr>
+                <w:b/>
+                <w:i w:val="0"/>
+                <w:sz w:val="18"/>
+              </w:rPr>
+              <w:t>Started early.</w:t>
+            </w:r>
+            <w:r>
+              <w:rPr>
+                <w:b w:val="0"/>
+                <w:i w:val="0"/>
+                <w:sz w:val="18"/>
+              </w:rPr>
+              <w:t xml:space="preserve"> Older teaching is intravenous followed by oral therapy; current practice favors oral therapy within the first day and avoids the intravenous route when there is heart failure, low cardiac output or risk of shock. Benefits listed in older trials: smaller infarct size and less sudden cardiac death; the early mortality and heart failure benefits are not established today.</w:t>
+            </w:r>
+          </w:p>
+        </w:tc>
+        <w:tc>
+          <w:tcPr>
+            <w:tcW w:type="dxa" w:w="2909"/>
+          </w:tcPr>
+          <w:p>
+            <w:pPr>
+              <w:spacing w:after="40"/>
+            </w:pPr>
+            <w:r>
+              <w:rPr>
+                <w:sz w:val="18"/>
+              </w:rPr>
+            </w:r>
+            <w:r>
+              <w:rPr>
+                <w:b w:val="0"/>
+                <w:i w:val="0"/>
+                <w:sz w:val="18"/>
+              </w:rPr>
+              <w:t>Nitrates relieve pain without an outcome benefit; beta blockers have a long-term outcome benefit after infarction, but only when acute decompensated heart failure, shock risk, heart block and bradycardia are absent.</w:t>
+            </w:r>
+          </w:p>
+        </w:tc>
+        <w:tc>
+          <w:tcPr>
+            <w:tcW w:type="dxa" w:w="2909"/>
+          </w:tcPr>
+          <w:p>
+            <w:pPr>
+              <w:spacing w:after="40"/>
+            </w:pPr>
+            <w:r>
+              <w:rPr>
+                <w:sz w:val="18"/>
+              </w:rPr>
+            </w:r>
+            <w:r>
+              <w:rPr>
+                <w:b w:val="0"/>
+                <w:i w:val="0"/>
+                <w:sz w:val="18"/>
+              </w:rPr>
+              <w:t>L8</w:t>
+            </w:r>
+            <w:r>
+              <w:rPr>
+                <w:sz w:val="18"/>
+              </w:rPr>
+              <w:br/>
+            </w:r>
+            <w:r>
+              <w:rPr>
+                <w:b w:val="0"/>
+                <w:i w:val="0"/>
+                <w:sz w:val="18"/>
+              </w:rPr>
+              <w:t>slide 55</w:t>
+            </w:r>
+          </w:p>
+        </w:tc>
+      </w:tr>
+      <w:tr>
+        <w:tc>
+          <w:tcPr>
+            <w:tcW w:type="dxa" w:w="2909"/>
+          </w:tcPr>
+          <w:p>
+            <w:pPr>
+              <w:spacing w:after="40"/>
+            </w:pPr>
+            <w:r>
+              <w:rPr>
+                <w:sz w:val="18"/>
+              </w:rPr>
+            </w:r>
+            <w:r>
+              <w:rPr>
+                <w:b w:val="0"/>
+                <w:i w:val="0"/>
+                <w:sz w:val="18"/>
+              </w:rPr>
+              <w:t>Morphine</w:t>
+            </w:r>
+            <w:r>
+              <w:rPr>
+                <w:sz w:val="18"/>
+              </w:rPr>
+              <w:br/>
+            </w:r>
+            <w:r>
+              <w:rPr>
+                <w:b w:val="0"/>
+                <w:i w:val="0"/>
+                <w:sz w:val="18"/>
+              </w:rPr>
+              <w:t>opioid analgesic</w:t>
+            </w:r>
+          </w:p>
+        </w:tc>
+        <w:tc>
+          <w:tcPr>
+            <w:tcW w:type="dxa" w:w="2909"/>
+          </w:tcPr>
+          <w:p>
+            <w:pPr>
+              <w:spacing w:after="40"/>
+            </w:pPr>
+            <w:r>
+              <w:rPr>
+                <w:sz w:val="18"/>
+              </w:rPr>
+            </w:r>
+            <w:r>
+              <w:rPr>
+                <w:b w:val="0"/>
+                <w:i w:val="0"/>
+                <w:sz w:val="18"/>
+              </w:rPr>
+              <w:t>Indication</w:t>
+            </w:r>
+          </w:p>
+        </w:tc>
+        <w:tc>
+          <w:tcPr>
+            <w:tcW w:type="dxa" w:w="2909"/>
+          </w:tcPr>
+          <w:p>
+            <w:pPr>
+              <w:spacing w:after="40"/>
+            </w:pPr>
+            <w:r>
+              <w:rPr>
+                <w:sz w:val="18"/>
+              </w:rPr>
+            </w:r>
+            <w:r>
+              <w:rPr>
+                <w:b w:val="0"/>
+                <w:i w:val="0"/>
+                <w:sz w:val="18"/>
+              </w:rPr>
+              <w:t xml:space="preserve">For </w:t>
+            </w:r>
+            <w:r>
+              <w:rPr>
+                <w:b/>
+                <w:i w:val="0"/>
+                <w:sz w:val="18"/>
+              </w:rPr>
+              <w:t>chest pain unresponsive to nitrates</w:t>
+            </w:r>
+            <w:r>
+              <w:rPr>
+                <w:b w:val="0"/>
+                <w:i w:val="0"/>
+                <w:sz w:val="18"/>
+              </w:rPr>
+              <w:t xml:space="preserve">, used in ST-elevation myocardial infarction. It </w:t>
+            </w:r>
+            <w:r>
+              <w:rPr>
+                <w:b/>
+                <w:i w:val="0"/>
+                <w:sz w:val="18"/>
+              </w:rPr>
+              <w:t>may increase mortality in unstable angina and non-ST-elevation myocardial infarction</w:t>
+            </w:r>
+            <w:r>
+              <w:rPr>
+                <w:b w:val="0"/>
+                <w:i w:val="0"/>
+                <w:sz w:val="18"/>
+              </w:rPr>
+              <w:t>, and its use is controversial.</w:t>
+            </w:r>
+          </w:p>
+        </w:tc>
+        <w:tc>
+          <w:tcPr>
+            <w:tcW w:type="dxa" w:w="2909"/>
+          </w:tcPr>
+          <w:p>
+            <w:pPr>
+              <w:spacing w:after="40"/>
+            </w:pPr>
+            <w:r>
+              <w:rPr>
+                <w:sz w:val="18"/>
+              </w:rPr>
+            </w:r>
+            <w:r>
+              <w:rPr>
+                <w:b w:val="0"/>
+                <w:i w:val="0"/>
+                <w:sz w:val="18"/>
+              </w:rPr>
+              <w:t>It is a second-line pain drug for the ST-elevation group; do not generalize it to unstable angina.</w:t>
+            </w:r>
+          </w:p>
+        </w:tc>
+        <w:tc>
+          <w:tcPr>
+            <w:tcW w:type="dxa" w:w="2909"/>
+          </w:tcPr>
+          <w:p>
+            <w:pPr>
+              <w:spacing w:after="40"/>
+            </w:pPr>
+            <w:r>
+              <w:rPr>
+                <w:sz w:val="18"/>
+              </w:rPr>
+            </w:r>
+            <w:r>
+              <w:rPr>
+                <w:b w:val="0"/>
+                <w:i w:val="0"/>
+                <w:sz w:val="18"/>
+              </w:rPr>
+              <w:t>L8</w:t>
+            </w:r>
+            <w:r>
+              <w:rPr>
+                <w:sz w:val="18"/>
+              </w:rPr>
+              <w:br/>
+            </w:r>
+            <w:r>
+              <w:rPr>
+                <w:b w:val="0"/>
+                <w:i w:val="0"/>
+                <w:sz w:val="18"/>
+              </w:rPr>
+              <w:t>slide 56</w:t>
+            </w:r>
+          </w:p>
+        </w:tc>
+      </w:tr>
+      <w:tr>
+        <w:tc>
+          <w:tcPr>
+            <w:tcW w:type="dxa" w:w="2909"/>
+          </w:tcPr>
+          <w:p>
+            <w:pPr>
+              <w:spacing w:after="40"/>
+            </w:pPr>
+            <w:r>
+              <w:rPr>
+                <w:sz w:val="18"/>
+              </w:rPr>
+            </w:r>
+            <w:r>
+              <w:rPr>
+                <w:b w:val="0"/>
+                <w:i w:val="0"/>
+                <w:sz w:val="18"/>
+              </w:rPr>
+              <w:t>Fibrinolytics</w:t>
+            </w:r>
+            <w:r>
+              <w:rPr>
+                <w:sz w:val="18"/>
+              </w:rPr>
+              <w:br/>
+            </w:r>
+            <w:r>
+              <w:rPr>
+                <w:b w:val="0"/>
+                <w:i w:val="0"/>
+                <w:sz w:val="18"/>
+              </w:rPr>
+              <w:t>streptokinase; alteplase (Activase), reteplase (Retavase), tenecteplase (TNKase)</w:t>
+            </w:r>
+          </w:p>
+        </w:tc>
+        <w:tc>
+          <w:tcPr>
+            <w:tcW w:type="dxa" w:w="2909"/>
+          </w:tcPr>
+          <w:p>
+            <w:pPr>
+              <w:spacing w:after="40"/>
+            </w:pPr>
+            <w:r>
+              <w:rPr>
+                <w:sz w:val="18"/>
+              </w:rPr>
+            </w:r>
+            <w:r>
+              <w:rPr>
+                <w:b w:val="0"/>
+                <w:i w:val="0"/>
+                <w:sz w:val="18"/>
+              </w:rPr>
+              <w:t>Indication</w:t>
+            </w:r>
+          </w:p>
+        </w:tc>
+        <w:tc>
+          <w:tcPr>
+            <w:tcW w:type="dxa" w:w="2909"/>
+          </w:tcPr>
+          <w:p>
+            <w:pPr>
+              <w:spacing w:after="40"/>
+            </w:pPr>
+            <w:r>
+              <w:rPr>
+                <w:sz w:val="18"/>
+              </w:rPr>
+            </w:r>
+            <w:r>
+              <w:rPr>
+                <w:b w:val="0"/>
+                <w:i w:val="0"/>
+                <w:sz w:val="18"/>
+              </w:rPr>
+              <w:t xml:space="preserve">For </w:t>
+            </w:r>
+            <w:r>
+              <w:rPr>
+                <w:b/>
+                <w:i w:val="0"/>
+                <w:sz w:val="18"/>
+              </w:rPr>
+              <w:t>ST-elevation myocardial infarction presenting early</w:t>
+            </w:r>
+            <w:r>
+              <w:rPr>
+                <w:b w:val="0"/>
+                <w:i w:val="0"/>
+                <w:sz w:val="18"/>
+              </w:rPr>
+              <w:t xml:space="preserve"> (within 12 hours of symptom onset). </w:t>
+            </w:r>
+            <w:r>
+              <w:rPr>
+                <w:b/>
+                <w:i w:val="0"/>
+                <w:sz w:val="18"/>
+              </w:rPr>
+              <w:t>Less benefit</w:t>
+            </w:r>
+            <w:r>
+              <w:rPr>
+                <w:b w:val="0"/>
+                <w:i w:val="0"/>
+                <w:sz w:val="18"/>
+              </w:rPr>
+              <w:t xml:space="preserve"> with older age or late presentation; </w:t>
+            </w:r>
+            <w:r>
+              <w:rPr>
+                <w:b/>
+                <w:i w:val="0"/>
+                <w:sz w:val="18"/>
+              </w:rPr>
+              <w:t>not recommended in non-ST-elevation acute coronary syndrome</w:t>
+            </w:r>
+            <w:r>
+              <w:rPr>
+                <w:b w:val="0"/>
+                <w:i w:val="0"/>
+                <w:sz w:val="18"/>
+              </w:rPr>
+              <w:t xml:space="preserve"> (bleeding risk exceeds benefit). Relatively few patients receive them. </w:t>
+            </w:r>
+            <w:r>
+              <w:rPr>
+                <w:b/>
+                <w:i w:val="0"/>
+                <w:sz w:val="18"/>
+              </w:rPr>
+              <w:t>Bleeding, including intracranial hemorrhage,</w:t>
+            </w:r>
+            <w:r>
+              <w:rPr>
+                <w:b w:val="0"/>
+                <w:i w:val="0"/>
+                <w:sz w:val="18"/>
+              </w:rPr>
+              <w:t xml:space="preserve"> is the main risk.</w:t>
+            </w:r>
+          </w:p>
+        </w:tc>
+        <w:tc>
+          <w:tcPr>
+            <w:tcW w:type="dxa" w:w="2909"/>
+          </w:tcPr>
+          <w:p>
+            <w:pPr>
+              <w:spacing w:after="40"/>
+            </w:pPr>
+            <w:r>
+              <w:rPr>
+                <w:sz w:val="18"/>
+              </w:rPr>
+            </w:r>
+            <w:r>
+              <w:rPr>
+                <w:b w:val="0"/>
+                <w:i w:val="0"/>
+                <w:sz w:val="18"/>
+              </w:rPr>
+              <w:t>Fibrinolytics belong only to the ST-elevation group; in non-ST-elevation disease they are not used.</w:t>
+            </w:r>
+          </w:p>
+        </w:tc>
+        <w:tc>
+          <w:tcPr>
+            <w:tcW w:type="dxa" w:w="2909"/>
+          </w:tcPr>
+          <w:p>
+            <w:pPr>
+              <w:spacing w:after="40"/>
+            </w:pPr>
+            <w:r>
+              <w:rPr>
+                <w:sz w:val="18"/>
+              </w:rPr>
+            </w:r>
+            <w:r>
+              <w:rPr>
+                <w:b w:val="0"/>
+                <w:i w:val="0"/>
+                <w:sz w:val="18"/>
+              </w:rPr>
+              <w:t>L8</w:t>
+            </w:r>
+            <w:r>
+              <w:rPr>
+                <w:sz w:val="18"/>
+              </w:rPr>
+              <w:br/>
+            </w:r>
+            <w:r>
+              <w:rPr>
+                <w:b w:val="0"/>
+                <w:i w:val="0"/>
+                <w:sz w:val="18"/>
+              </w:rPr>
+              <w:t>slide 65</w:t>
+            </w:r>
+          </w:p>
+        </w:tc>
+      </w:tr>
+      <w:tr>
+        <w:tc>
+          <w:tcPr>
+            <w:tcW w:type="dxa" w:w="2909"/>
+          </w:tcPr>
+          <w:p>
+            <w:pPr>
+              <w:spacing w:after="40"/>
+            </w:pPr>
+            <w:r>
+              <w:rPr>
+                <w:sz w:val="18"/>
+              </w:rPr>
+            </w:r>
+            <w:r>
+              <w:rPr>
+                <w:b w:val="0"/>
+                <w:i w:val="0"/>
+                <w:sz w:val="18"/>
+              </w:rPr>
+              <w:t>Fibrinolytics</w:t>
+            </w:r>
+            <w:r>
+              <w:rPr>
+                <w:sz w:val="18"/>
+              </w:rPr>
+              <w:br/>
+            </w:r>
+            <w:r>
+              <w:rPr>
+                <w:b w:val="0"/>
+                <w:i w:val="0"/>
+                <w:sz w:val="18"/>
+              </w:rPr>
+              <w:t>streptokinase; alteplase (Activase), reteplase (Retavase), tenecteplase (TNKase)</w:t>
+            </w:r>
+          </w:p>
+        </w:tc>
+        <w:tc>
+          <w:tcPr>
+            <w:tcW w:type="dxa" w:w="2909"/>
+          </w:tcPr>
+          <w:p>
+            <w:pPr>
+              <w:spacing w:after="40"/>
+            </w:pPr>
+            <w:r>
+              <w:rPr>
+                <w:sz w:val="18"/>
+              </w:rPr>
+            </w:r>
+            <w:r>
+              <w:rPr>
+                <w:b w:val="0"/>
+                <w:i w:val="0"/>
+                <w:sz w:val="18"/>
+              </w:rPr>
+              <w:t>Indication</w:t>
+            </w:r>
+          </w:p>
+        </w:tc>
+        <w:tc>
+          <w:tcPr>
+            <w:tcW w:type="dxa" w:w="2909"/>
+          </w:tcPr>
+          <w:p>
+            <w:pPr>
+              <w:spacing w:after="40"/>
+            </w:pPr>
+            <w:r>
+              <w:rPr>
+                <w:sz w:val="18"/>
+              </w:rPr>
+            </w:r>
+            <w:r>
+              <w:rPr>
+                <w:b/>
+                <w:i w:val="0"/>
+                <w:sz w:val="18"/>
+              </w:rPr>
+              <w:t>Agents named:</w:t>
+            </w:r>
+            <w:r>
+              <w:rPr>
+                <w:b w:val="0"/>
+                <w:i w:val="0"/>
+                <w:sz w:val="18"/>
+              </w:rPr>
+              <w:t xml:space="preserve"> streptokinase (a bacterial protein, not recombinant); the recombinant tissue plasminogen activators alteplase (Activase), made by recombinant deoxyribonucleic acid (DNA) technology in Chinese hamster ovary cells and very expensive; reteplase (Retavase), made in Escherichia coli cells; tenecteplase (TNKase), recombinant with substituted amino acids. Reteplase and tenecteplase have a </w:t>
+            </w:r>
+            <w:r>
+              <w:rPr>
+                <w:b/>
+                <w:i w:val="0"/>
+                <w:sz w:val="18"/>
+              </w:rPr>
+              <w:t>longer half-life than alteplase</w:t>
+            </w:r>
+            <w:r>
+              <w:rPr>
+                <w:b w:val="0"/>
+                <w:i w:val="0"/>
+                <w:sz w:val="18"/>
+              </w:rPr>
+              <w:t>.</w:t>
+            </w:r>
+          </w:p>
+        </w:tc>
+        <w:tc>
+          <w:tcPr>
+            <w:tcW w:type="dxa" w:w="2909"/>
+          </w:tcPr>
+          <w:p>
+            <w:pPr>
+              <w:spacing w:after="40"/>
+            </w:pPr>
+            <w:r>
+              <w:rPr>
+                <w:sz w:val="18"/>
+              </w:rPr>
+            </w:r>
+            <w:r>
+              <w:rPr>
+                <w:b w:val="0"/>
+                <w:i w:val="0"/>
+                <w:sz w:val="18"/>
+              </w:rPr>
+              <w:t>Brand names to recognize: Activase, Retavase, TNKase.</w:t>
+            </w:r>
+          </w:p>
+        </w:tc>
+        <w:tc>
+          <w:tcPr>
+            <w:tcW w:type="dxa" w:w="2909"/>
+          </w:tcPr>
+          <w:p>
+            <w:pPr>
+              <w:spacing w:after="40"/>
+            </w:pPr>
+            <w:r>
+              <w:rPr>
+                <w:sz w:val="18"/>
+              </w:rPr>
+            </w:r>
+            <w:r>
+              <w:rPr>
+                <w:b w:val="0"/>
+                <w:i w:val="0"/>
+                <w:sz w:val="18"/>
+              </w:rPr>
+              <w:t>L8</w:t>
+            </w:r>
+            <w:r>
+              <w:rPr>
+                <w:sz w:val="18"/>
+              </w:rPr>
+              <w:br/>
+            </w:r>
+            <w:r>
+              <w:rPr>
+                <w:b w:val="0"/>
+                <w:i w:val="0"/>
+                <w:sz w:val="18"/>
+              </w:rPr>
+              <w:t>slide 64</w:t>
+            </w:r>
+          </w:p>
+        </w:tc>
+      </w:tr>
+      <w:tr>
+        <w:tc>
+          <w:tcPr>
+            <w:tcW w:type="dxa" w:w="2909"/>
+          </w:tcPr>
+          <w:p>
+            <w:pPr>
+              <w:spacing w:after="40"/>
+            </w:pPr>
+            <w:r>
+              <w:rPr>
+                <w:sz w:val="18"/>
+              </w:rPr>
+            </w:r>
+            <w:r>
+              <w:rPr>
+                <w:b w:val="0"/>
+                <w:i w:val="0"/>
+                <w:sz w:val="18"/>
+              </w:rPr>
+              <w:t>Other antithrombotic agents</w:t>
+            </w:r>
+            <w:r>
+              <w:rPr>
+                <w:sz w:val="18"/>
+              </w:rPr>
+              <w:br/>
+            </w:r>
+            <w:r>
+              <w:rPr>
+                <w:b w:val="0"/>
+                <w:i w:val="0"/>
+                <w:sz w:val="18"/>
+              </w:rPr>
+              <w:t>glycoprotein IIb/IIIa inhibitors, P2Y12 receptor antagonists, heparins</w:t>
+            </w:r>
+          </w:p>
+        </w:tc>
+        <w:tc>
+          <w:tcPr>
+            <w:tcW w:type="dxa" w:w="2909"/>
+          </w:tcPr>
+          <w:p>
+            <w:pPr>
+              <w:spacing w:after="40"/>
+            </w:pPr>
+            <w:r>
+              <w:rPr>
+                <w:sz w:val="18"/>
+              </w:rPr>
+            </w:r>
+            <w:r>
+              <w:rPr>
+                <w:b w:val="0"/>
+                <w:i w:val="0"/>
+                <w:sz w:val="18"/>
+              </w:rPr>
+              <w:t>Indication</w:t>
+            </w:r>
+          </w:p>
+        </w:tc>
+        <w:tc>
+          <w:tcPr>
+            <w:tcW w:type="dxa" w:w="2909"/>
+          </w:tcPr>
+          <w:p>
+            <w:pPr>
+              <w:spacing w:after="40"/>
+            </w:pPr>
+            <w:r>
+              <w:rPr>
+                <w:sz w:val="18"/>
+              </w:rPr>
+            </w:r>
+            <w:r>
+              <w:rPr>
+                <w:b/>
+                <w:i w:val="0"/>
+                <w:sz w:val="18"/>
+              </w:rPr>
+              <w:t>Glycoprotein IIb/IIIa inhibitors</w:t>
+            </w:r>
+            <w:r>
+              <w:rPr>
+                <w:b w:val="0"/>
+                <w:i w:val="0"/>
+                <w:sz w:val="18"/>
+              </w:rPr>
+              <w:t xml:space="preserve"> are not routinely recommended before percutaneous coronary intervention. </w:t>
+            </w:r>
+            <w:r>
+              <w:rPr>
+                <w:b/>
+                <w:i w:val="0"/>
+                <w:sz w:val="18"/>
+              </w:rPr>
+              <w:t>P2Y12 receptor antagonists</w:t>
+            </w:r>
+            <w:r>
+              <w:rPr>
+                <w:b w:val="0"/>
+                <w:i w:val="0"/>
+                <w:sz w:val="18"/>
+              </w:rPr>
+              <w:t xml:space="preserve"> are used before percutaneous coronary intervention and as clot prophylaxis when a stent is placed. </w:t>
+            </w:r>
+            <w:r>
+              <w:rPr>
+                <w:b/>
+                <w:i w:val="0"/>
+                <w:sz w:val="18"/>
+              </w:rPr>
+              <w:t>Heparins</w:t>
+            </w:r>
+            <w:r>
+              <w:rPr>
+                <w:b w:val="0"/>
+                <w:i w:val="0"/>
+                <w:sz w:val="18"/>
+              </w:rPr>
+              <w:t xml:space="preserve"> are used together with fibrinolysis or antiplatelet agents.</w:t>
+            </w:r>
+          </w:p>
+        </w:tc>
+        <w:tc>
+          <w:tcPr>
+            <w:tcW w:type="dxa" w:w="2909"/>
+          </w:tcPr>
+          <w:p>
+            <w:pPr>
+              <w:spacing w:after="40"/>
+            </w:pPr>
+            <w:r>
+              <w:rPr>
+                <w:sz w:val="18"/>
+              </w:rPr>
+            </w:r>
+            <w:r>
+              <w:rPr>
+                <w:b w:val="0"/>
+                <w:i w:val="0"/>
+                <w:sz w:val="18"/>
+              </w:rPr>
+              <w:t>Stent placement brings a P2Y12 receptor antagonist; fibrinolysis or antiplatelet therapy brings a heparin.</w:t>
+            </w:r>
+          </w:p>
+        </w:tc>
+        <w:tc>
+          <w:tcPr>
+            <w:tcW w:type="dxa" w:w="2909"/>
+          </w:tcPr>
+          <w:p>
+            <w:pPr>
+              <w:spacing w:after="40"/>
+            </w:pPr>
+            <w:r>
+              <w:rPr>
+                <w:sz w:val="18"/>
+              </w:rPr>
+            </w:r>
+            <w:r>
+              <w:rPr>
+                <w:b w:val="0"/>
+                <w:i w:val="0"/>
+                <w:sz w:val="18"/>
+              </w:rPr>
+              <w:t>L8</w:t>
+            </w:r>
+            <w:r>
+              <w:rPr>
+                <w:sz w:val="18"/>
+              </w:rPr>
+              <w:br/>
+            </w:r>
+            <w:r>
+              <w:rPr>
+                <w:b w:val="0"/>
+                <w:i w:val="0"/>
+                <w:sz w:val="18"/>
+              </w:rPr>
+              <w:t>slide 66</w:t>
+            </w:r>
+          </w:p>
+        </w:tc>
+      </w:tr>
+      <w:tr>
+        <w:tc>
+          <w:tcPr>
+            <w:tcW w:type="dxa" w:w="2909"/>
+          </w:tcPr>
+          <w:p>
+            <w:pPr>
+              <w:spacing w:after="40"/>
+            </w:pPr>
+            <w:r>
+              <w:rPr>
+                <w:sz w:val="18"/>
+              </w:rPr>
+            </w:r>
+            <w:r>
+              <w:rPr>
+                <w:b w:val="0"/>
+                <w:i w:val="0"/>
+                <w:sz w:val="18"/>
+              </w:rPr>
+              <w:t>Non-ST-elevation acute coronary syndrome</w:t>
+            </w:r>
+            <w:r>
+              <w:rPr>
+                <w:sz w:val="18"/>
+              </w:rPr>
+              <w:br/>
+            </w:r>
+            <w:r>
+              <w:rPr>
+                <w:b w:val="0"/>
+                <w:i w:val="0"/>
+                <w:sz w:val="18"/>
+              </w:rPr>
+              <w:t>unstable angina and non-ST-elevation myocardial infarction</w:t>
+            </w:r>
+          </w:p>
+        </w:tc>
+        <w:tc>
+          <w:tcPr>
+            <w:tcW w:type="dxa" w:w="2909"/>
+          </w:tcPr>
+          <w:p>
+            <w:pPr>
+              <w:spacing w:after="40"/>
+            </w:pPr>
+            <w:r>
+              <w:rPr>
+                <w:sz w:val="18"/>
+              </w:rPr>
+            </w:r>
+            <w:r>
+              <w:rPr>
+                <w:b w:val="0"/>
+                <w:i w:val="0"/>
+                <w:sz w:val="18"/>
+              </w:rPr>
+              <w:t>Drug of choice</w:t>
+            </w:r>
+          </w:p>
+        </w:tc>
+        <w:tc>
+          <w:tcPr>
+            <w:tcW w:type="dxa" w:w="2909"/>
+          </w:tcPr>
+          <w:p>
+            <w:pPr>
+              <w:spacing w:after="40"/>
+            </w:pPr>
+            <w:r>
+              <w:rPr>
+                <w:sz w:val="18"/>
+              </w:rPr>
+            </w:r>
+            <w:r>
+              <w:rPr>
+                <w:b w:val="0"/>
+                <w:i w:val="0"/>
+                <w:sz w:val="18"/>
+              </w:rPr>
+              <w:t xml:space="preserve">Early treatment is similar to ST-elevation myocardial infarction, </w:t>
+            </w:r>
+            <w:r>
+              <w:rPr>
+                <w:b/>
+                <w:i w:val="0"/>
+                <w:sz w:val="18"/>
+              </w:rPr>
+              <w:t>but fibrinolytics are not recommended (bleeding risk exceeds benefit)</w:t>
+            </w:r>
+            <w:r>
+              <w:rPr>
+                <w:b w:val="0"/>
+                <w:i w:val="0"/>
+                <w:sz w:val="18"/>
+              </w:rPr>
+              <w:t xml:space="preserve">. </w:t>
+            </w:r>
+            <w:r>
+              <w:rPr>
+                <w:b/>
+                <w:i w:val="0"/>
+                <w:sz w:val="18"/>
+              </w:rPr>
+              <w:t>Enoxaparin is preferred over unfractionated heparin</w:t>
+            </w:r>
+            <w:r>
+              <w:rPr>
+                <w:b w:val="0"/>
+                <w:i w:val="0"/>
+                <w:sz w:val="18"/>
+              </w:rPr>
+              <w:t xml:space="preserve"> (older studies; current guidelines accept either), and glycoprotein IIb/IIIa inhibitors are used more commonly.</w:t>
+            </w:r>
+          </w:p>
+        </w:tc>
+        <w:tc>
+          <w:tcPr>
+            <w:tcW w:type="dxa" w:w="2909"/>
+          </w:tcPr>
+          <w:p>
+            <w:pPr>
+              <w:spacing w:after="40"/>
+            </w:pPr>
+            <w:r>
+              <w:rPr>
+                <w:sz w:val="18"/>
+              </w:rPr>
+            </w:r>
+            <w:r>
+              <w:rPr>
+                <w:b w:val="0"/>
+                <w:i w:val="0"/>
+                <w:sz w:val="18"/>
+              </w:rPr>
+              <w:t>Three differences to remember: no fibrinolytics, enoxaparin over heparin, more glycoprotein IIb/IIIa inhibitors.</w:t>
+            </w:r>
+          </w:p>
+        </w:tc>
+        <w:tc>
+          <w:tcPr>
+            <w:tcW w:type="dxa" w:w="2909"/>
+          </w:tcPr>
+          <w:p>
+            <w:pPr>
+              <w:spacing w:after="40"/>
+            </w:pPr>
+            <w:r>
+              <w:rPr>
+                <w:sz w:val="18"/>
+              </w:rPr>
+            </w:r>
+            <w:r>
+              <w:rPr>
+                <w:b w:val="0"/>
+                <w:i w:val="0"/>
+                <w:sz w:val="18"/>
+              </w:rPr>
+              <w:t>L8</w:t>
+            </w:r>
+            <w:r>
+              <w:rPr>
+                <w:sz w:val="18"/>
+              </w:rPr>
+              <w:br/>
+            </w:r>
+            <w:r>
+              <w:rPr>
+                <w:b w:val="0"/>
+                <w:i w:val="0"/>
+                <w:sz w:val="18"/>
+              </w:rPr>
+              <w:t>slide 68</w:t>
             </w:r>
           </w:p>
         </w:tc>
